--- a/Documentacion/01_Configuración Router Mikrotik - Multicast.docx
+++ b/Documentacion/01_Configuración Router Mikrotik - Multicast.docx
@@ -4,15 +4,7 @@
   <w:body>
     <w:p>
       <w:r>
-        <w:t xml:space="preserve">En mismo diagrama que el anterior (el de </w:t>
-      </w:r>
-      <w:proofErr w:type="spellStart"/>
-      <w:r>
-        <w:t>Proxmox</w:t>
-      </w:r>
-      <w:proofErr w:type="spellEnd"/>
-      <w:r>
-        <w:t>)</w:t>
+        <w:t>En mismo diagrama que el anterior (el de Proxmox)</w:t>
       </w:r>
     </w:p>
     <w:p>
@@ -115,43 +107,14 @@
       </w:pPr>
     </w:p>
     <w:p>
-      <w:proofErr w:type="spellStart"/>
       <w:r>
         <w:lastRenderedPageBreak/>
-        <w:t>Multicast</w:t>
-      </w:r>
-      <w:proofErr w:type="spellEnd"/>
-      <w:r>
-        <w:t>:</w:t>
-      </w:r>
-    </w:p>
-    <w:p>
-      <w:r>
-        <w:t xml:space="preserve">Hablar brevemente de las diferentes tecnologías de </w:t>
-      </w:r>
-      <w:proofErr w:type="spellStart"/>
-      <w:r>
-        <w:t>routing</w:t>
-      </w:r>
-      <w:proofErr w:type="spellEnd"/>
-      <w:r>
-        <w:t xml:space="preserve"> </w:t>
-      </w:r>
-      <w:proofErr w:type="spellStart"/>
-      <w:r>
-        <w:t>multicast</w:t>
-      </w:r>
-      <w:proofErr w:type="spellEnd"/>
-      <w:r>
-        <w:t xml:space="preserve"> de </w:t>
-      </w:r>
-      <w:proofErr w:type="spellStart"/>
-      <w:r>
-        <w:t>Mikrotik</w:t>
-      </w:r>
-      <w:proofErr w:type="spellEnd"/>
-      <w:r>
-        <w:t>:</w:t>
+        <w:t>Multicast:</w:t>
+      </w:r>
+    </w:p>
+    <w:p>
+      <w:r>
+        <w:t>Hablar brevemente de las diferentes tecnologías de routing multicast de Mikrotik:</w:t>
       </w:r>
     </w:p>
     <w:p>
@@ -171,196 +134,59 @@
     </w:p>
     <w:p>
       <w:r>
-        <w:t xml:space="preserve">Configuración actual del </w:t>
-      </w:r>
-      <w:proofErr w:type="spellStart"/>
-      <w:r>
-        <w:t>Mikrotik</w:t>
-      </w:r>
-      <w:proofErr w:type="spellEnd"/>
-      <w:r>
-        <w:t>:</w:t>
-      </w:r>
-    </w:p>
-    <w:p>
-      <w:proofErr w:type="spellStart"/>
-      <w:r>
-        <w:t>Columns</w:t>
-      </w:r>
-      <w:proofErr w:type="spellEnd"/>
-      <w:r>
-        <w:t>: NAME, TYPE, ACTUAL-MTU, MAC-ADDRESS</w:t>
-      </w:r>
-    </w:p>
-    <w:p>
-      <w:r>
-        <w:t>#   NAME    TYPE      ACTUAL-</w:t>
-      </w:r>
-      <w:proofErr w:type="gramStart"/>
-      <w:r>
-        <w:t>MTU  MAC</w:t>
-      </w:r>
-      <w:proofErr w:type="gramEnd"/>
-      <w:r>
-        <w:t>-ADDRESS</w:t>
-      </w:r>
-    </w:p>
-    <w:p>
-      <w:r>
-        <w:t>0 R ether</w:t>
-      </w:r>
-      <w:proofErr w:type="gramStart"/>
-      <w:r>
-        <w:t xml:space="preserve">5  </w:t>
-      </w:r>
-      <w:proofErr w:type="spellStart"/>
-      <w:r>
-        <w:t>ether</w:t>
-      </w:r>
-      <w:proofErr w:type="spellEnd"/>
-      <w:proofErr w:type="gramEnd"/>
-      <w:r>
-        <w:t xml:space="preserve">           </w:t>
-      </w:r>
-      <w:proofErr w:type="gramStart"/>
-      <w:r>
-        <w:t>1500  BC</w:t>
-      </w:r>
-      <w:proofErr w:type="gramEnd"/>
-      <w:r>
-        <w:t>:</w:t>
-      </w:r>
-      <w:proofErr w:type="gramStart"/>
-      <w:r>
-        <w:t>24:11:81:D</w:t>
-      </w:r>
-      <w:proofErr w:type="gramEnd"/>
-      <w:r>
-        <w:t>5:DD</w:t>
-      </w:r>
-    </w:p>
-    <w:p>
-      <w:r>
-        <w:t>1 R ether</w:t>
-      </w:r>
-      <w:proofErr w:type="gramStart"/>
-      <w:r>
-        <w:t xml:space="preserve">6  </w:t>
-      </w:r>
-      <w:proofErr w:type="spellStart"/>
-      <w:r>
-        <w:t>ether</w:t>
-      </w:r>
-      <w:proofErr w:type="spellEnd"/>
-      <w:proofErr w:type="gramEnd"/>
-      <w:r>
-        <w:t xml:space="preserve">           </w:t>
-      </w:r>
-      <w:proofErr w:type="gramStart"/>
-      <w:r>
-        <w:t>1500  BC</w:t>
-      </w:r>
-      <w:proofErr w:type="gramEnd"/>
-      <w:r>
-        <w:t>:24:11:39:</w:t>
-      </w:r>
-      <w:proofErr w:type="gramStart"/>
-      <w:r>
-        <w:t>11:F</w:t>
-      </w:r>
-      <w:proofErr w:type="gramEnd"/>
-      <w:r>
-        <w:t>2</w:t>
-      </w:r>
-    </w:p>
-    <w:p>
-      <w:r>
-        <w:t>2 R ether</w:t>
-      </w:r>
-      <w:proofErr w:type="gramStart"/>
-      <w:r>
-        <w:t xml:space="preserve">7  </w:t>
-      </w:r>
-      <w:proofErr w:type="spellStart"/>
-      <w:r>
-        <w:t>ether</w:t>
-      </w:r>
-      <w:proofErr w:type="spellEnd"/>
-      <w:proofErr w:type="gramEnd"/>
-      <w:r>
-        <w:t xml:space="preserve">           </w:t>
-      </w:r>
-      <w:proofErr w:type="gramStart"/>
-      <w:r>
-        <w:t>1500  BC</w:t>
-      </w:r>
-      <w:proofErr w:type="gramEnd"/>
-      <w:r>
-        <w:t>:24:11:5F:98:DF</w:t>
-      </w:r>
-    </w:p>
-    <w:p>
-      <w:r>
-        <w:t>3 R ether</w:t>
-      </w:r>
-      <w:proofErr w:type="gramStart"/>
-      <w:r>
-        <w:t xml:space="preserve">8  </w:t>
-      </w:r>
-      <w:proofErr w:type="spellStart"/>
-      <w:r>
-        <w:t>ether</w:t>
-      </w:r>
-      <w:proofErr w:type="spellEnd"/>
-      <w:proofErr w:type="gramEnd"/>
-      <w:r>
-        <w:t xml:space="preserve">           </w:t>
-      </w:r>
-      <w:proofErr w:type="gramStart"/>
-      <w:r>
-        <w:t>1500  BC</w:t>
-      </w:r>
-      <w:proofErr w:type="gramEnd"/>
-      <w:r>
-        <w:t>:</w:t>
-      </w:r>
-      <w:proofErr w:type="gramStart"/>
-      <w:r>
-        <w:t>24:11:22:35:6</w:t>
-      </w:r>
-      <w:proofErr w:type="gramEnd"/>
-      <w:r>
-        <w:t>C</w:t>
-      </w:r>
-    </w:p>
-    <w:p>
-      <w:r>
-        <w:t xml:space="preserve">4 R lo      </w:t>
-      </w:r>
-      <w:proofErr w:type="spellStart"/>
-      <w:r>
-        <w:t>loopback</w:t>
-      </w:r>
-      <w:proofErr w:type="spellEnd"/>
-      <w:r>
-        <w:t xml:space="preserve">       </w:t>
-      </w:r>
-      <w:proofErr w:type="gramStart"/>
-      <w:r>
-        <w:t>65536  00:00:00</w:t>
-      </w:r>
-      <w:proofErr w:type="gramEnd"/>
-      <w:r>
-        <w:t>:00:00:00</w:t>
-      </w:r>
-    </w:p>
-    <w:p>
+        <w:t>Configuración actual del Mikrotik:</w:t>
+      </w:r>
+    </w:p>
+    <w:p>
+      <w:r>
+        <w:t>[admin@MikroTik] &gt; /interface/print</w:t>
+      </w:r>
+    </w:p>
+    <w:p>
+      <w:r>
+        <w:t>Flags: R - RUNNING</w:t>
+      </w:r>
+    </w:p>
+    <w:p>
+      <w:r>
+        <w:t>Columns: NAME, TYPE, ACTUAL-MTU, MAC-ADDRESS</w:t>
+      </w:r>
+    </w:p>
+    <w:p>
+      <w:r>
+        <w:t>#   NAME    TYPE      ACTUAL-MTU  MAC-ADDRESS</w:t>
+      </w:r>
+    </w:p>
+    <w:p>
+      <w:r>
+        <w:t>0 R ether0  ether           1500  BC:24:11:81:D5:DD</w:t>
+      </w:r>
+    </w:p>
+    <w:p>
+      <w:r>
+        <w:t>1 R ether1  ether           1500  BC:24:11:39:11:F2</w:t>
+      </w:r>
+    </w:p>
+    <w:p>
+      <w:r>
+        <w:t>2 R ether2  ether           1500  BC:24:11:5F:98:DF</w:t>
+      </w:r>
+    </w:p>
+    <w:p>
+      <w:r>
+        <w:t>3 R ether3  ether           1500  BC:24:11:22:35:6C</w:t>
+      </w:r>
+    </w:p>
+    <w:p>
+      <w:r>
+        <w:t>4 R lo      loopback       65536  00:00:00:00:00:00</w:t>
+      </w:r>
       <w:r>
         <w:drawing>
-          <wp:inline distT="0" distB="0" distL="0" distR="0" wp14:anchorId="6FC81DFA" wp14:editId="6B330231">
-            <wp:extent cx="4563112" cy="1467055"/>
+          <wp:inline distT="0" distB="0" distL="0" distR="0" wp14:anchorId="5A5987E1" wp14:editId="37BEB84D">
+            <wp:extent cx="4753638" cy="1981477"/>
             <wp:effectExtent l="0" t="0" r="0" b="0"/>
-            <wp:docPr id="2114553680" name="Imagen 1"/>
+            <wp:docPr id="309767511" name="Imagen 1"/>
             <wp:cNvGraphicFramePr>
               <a:graphicFrameLocks xmlns:a="http://schemas.openxmlformats.org/drawingml/2006/main" noChangeAspect="1"/>
             </wp:cNvGraphicFramePr>
@@ -368,7 +194,7 @@
               <a:graphicData uri="http://schemas.openxmlformats.org/drawingml/2006/picture">
                 <pic:pic xmlns:pic="http://schemas.openxmlformats.org/drawingml/2006/picture">
                   <pic:nvPicPr>
-                    <pic:cNvPr id="2114553680" name=""/>
+                    <pic:cNvPr id="309767511" name=""/>
                     <pic:cNvPicPr/>
                   </pic:nvPicPr>
                   <pic:blipFill>
@@ -380,7 +206,7 @@
                   <pic:spPr>
                     <a:xfrm>
                       <a:off x="0" y="0"/>
-                      <a:ext cx="4563112" cy="1467055"/>
+                      <a:ext cx="4753638" cy="1981477"/>
                     </a:xfrm>
                     <a:prstGeom prst="rect">
                       <a:avLst/>
@@ -406,161 +232,70 @@
     <w:p>
       <w:r>
         <w:lastRenderedPageBreak/>
-        <w:t>[</w:t>
-      </w:r>
-      <w:proofErr w:type="spellStart"/>
-      <w:r>
-        <w:t>admin@MikroTik</w:t>
-      </w:r>
-      <w:proofErr w:type="spellEnd"/>
-      <w:r>
-        <w:t>] /</w:t>
-      </w:r>
-      <w:proofErr w:type="spellStart"/>
-      <w:r>
-        <w:t>routing</w:t>
-      </w:r>
-      <w:proofErr w:type="spellEnd"/>
-      <w:r>
-        <w:t>/</w:t>
-      </w:r>
-      <w:proofErr w:type="spellStart"/>
-      <w:r>
-        <w:t>igmp</w:t>
-      </w:r>
-      <w:proofErr w:type="spellEnd"/>
-      <w:r>
-        <w:t>-proxy/</w:t>
-      </w:r>
-      <w:proofErr w:type="gramStart"/>
-      <w:r>
-        <w:t>interface</w:t>
-      </w:r>
-      <w:proofErr w:type="gramEnd"/>
-      <w:r>
-        <w:t>&gt; /</w:t>
-      </w:r>
-      <w:proofErr w:type="spellStart"/>
-      <w:r>
-        <w:t>ip</w:t>
-      </w:r>
-      <w:proofErr w:type="spellEnd"/>
-      <w:r>
-        <w:t xml:space="preserve"> </w:t>
-      </w:r>
-      <w:proofErr w:type="spellStart"/>
-      <w:r>
-        <w:t>address</w:t>
-      </w:r>
-      <w:proofErr w:type="spellEnd"/>
-      <w:r>
-        <w:t>/</w:t>
-      </w:r>
-      <w:proofErr w:type="spellStart"/>
-      <w:r>
-        <w:t>print</w:t>
-      </w:r>
-      <w:proofErr w:type="spellEnd"/>
-    </w:p>
-    <w:p>
-      <w:proofErr w:type="spellStart"/>
-      <w:r>
-        <w:t>Columns</w:t>
-      </w:r>
-      <w:proofErr w:type="spellEnd"/>
-      <w:r>
-        <w:t xml:space="preserve">: ADDRESS, NETWORK, </w:t>
-      </w:r>
-      <w:proofErr w:type="gramStart"/>
-      <w:r>
-        <w:t>INTERFACE</w:t>
-      </w:r>
-      <w:proofErr w:type="gramEnd"/>
-      <w:r>
-        <w:t>, VRF</w:t>
-      </w:r>
-    </w:p>
-    <w:p>
-      <w:r>
-        <w:t xml:space="preserve"># ADDRESS         NETWORK      </w:t>
-      </w:r>
-      <w:proofErr w:type="gramStart"/>
-      <w:r>
-        <w:t>INTERFACE  VRF</w:t>
-      </w:r>
-      <w:proofErr w:type="gramEnd"/>
-    </w:p>
-    <w:p>
-      <w:r>
-        <w:t xml:space="preserve">0 10.2.7.3/24     10.2.7.0     ether5     </w:t>
-      </w:r>
-      <w:proofErr w:type="spellStart"/>
-      <w:r>
-        <w:t>main</w:t>
-      </w:r>
-      <w:proofErr w:type="spellEnd"/>
-    </w:p>
-    <w:p>
-      <w:r>
-        <w:t>1 172.18.10.1/</w:t>
-      </w:r>
-      <w:proofErr w:type="gramStart"/>
-      <w:r>
-        <w:t>24  172.18.10.0</w:t>
-      </w:r>
-      <w:proofErr w:type="gramEnd"/>
-      <w:r>
-        <w:t xml:space="preserve">  ether6     </w:t>
-      </w:r>
-      <w:proofErr w:type="spellStart"/>
-      <w:r>
-        <w:t>main</w:t>
-      </w:r>
-      <w:proofErr w:type="spellEnd"/>
-    </w:p>
-    <w:p>
-      <w:r>
-        <w:t>2 172.18.20.1/</w:t>
-      </w:r>
-      <w:proofErr w:type="gramStart"/>
-      <w:r>
-        <w:t>24  172.18.20.0</w:t>
-      </w:r>
-      <w:proofErr w:type="gramEnd"/>
-      <w:r>
-        <w:t xml:space="preserve">  ether7     </w:t>
-      </w:r>
-      <w:proofErr w:type="spellStart"/>
-      <w:r>
-        <w:t>main</w:t>
-      </w:r>
-      <w:proofErr w:type="spellEnd"/>
-    </w:p>
-    <w:p>
-      <w:r>
-        <w:t>3 172.18.30.1/</w:t>
-      </w:r>
-      <w:proofErr w:type="gramStart"/>
-      <w:r>
-        <w:t>24  172.18.30.0</w:t>
-      </w:r>
-      <w:proofErr w:type="gramEnd"/>
-      <w:r>
-        <w:t xml:space="preserve">  ether8     </w:t>
-      </w:r>
-      <w:proofErr w:type="spellStart"/>
-      <w:r>
-        <w:t>main</w:t>
-      </w:r>
-      <w:proofErr w:type="spellEnd"/>
+        <w:t>[admin@MikroTik] /routing/igmp-proxy/interface&gt; /ip address/print</w:t>
+      </w:r>
+    </w:p>
+    <w:p>
+      <w:r>
+        <w:t>Columns: ADDRESS, NETWORK, INTERFACE, VRF</w:t>
+      </w:r>
+    </w:p>
+    <w:p>
+      <w:r>
+        <w:t># ADDRESS         NETWORK      INTERFACE  VRF</w:t>
+      </w:r>
+    </w:p>
+    <w:p>
+      <w:r>
+        <w:t xml:space="preserve">0 10.2.7.3/24     10.2.7.0     </w:t>
+      </w:r>
+      <w:r>
+        <w:t>ether0</w:t>
+      </w:r>
+      <w:r>
+        <w:t xml:space="preserve">     main</w:t>
+      </w:r>
+    </w:p>
+    <w:p>
+      <w:r>
+        <w:t xml:space="preserve">1 172.18.10.1/24  172.18.10.0  </w:t>
+      </w:r>
+      <w:r>
+        <w:t>ether1</w:t>
+      </w:r>
+      <w:r>
+        <w:t xml:space="preserve">     main</w:t>
+      </w:r>
+    </w:p>
+    <w:p>
+      <w:r>
+        <w:t xml:space="preserve">2 172.18.20.1/24  172.18.20.0  </w:t>
+      </w:r>
+      <w:r>
+        <w:t>ether2</w:t>
+      </w:r>
+      <w:r>
+        <w:t xml:space="preserve">     main</w:t>
+      </w:r>
+    </w:p>
+    <w:p>
+      <w:r>
+        <w:t xml:space="preserve">3 172.18.30.1/24  172.18.30.0  </w:t>
+      </w:r>
+      <w:r>
+        <w:t>ether3</w:t>
+      </w:r>
+      <w:r>
+        <w:t xml:space="preserve">     main</w:t>
+      </w:r>
     </w:p>
     <w:p>
       <w:r>
         <w:drawing>
-          <wp:inline distT="0" distB="0" distL="0" distR="0" wp14:anchorId="6B762BF4" wp14:editId="2F811B77">
-            <wp:extent cx="5849166" cy="1371791"/>
-            <wp:effectExtent l="0" t="0" r="0" b="0"/>
-            <wp:docPr id="645578615" name="Imagen 1"/>
+          <wp:inline distT="0" distB="0" distL="0" distR="0" wp14:anchorId="30A74086" wp14:editId="1B631558">
+            <wp:extent cx="5839640" cy="1438476"/>
+            <wp:effectExtent l="0" t="0" r="0" b="9525"/>
+            <wp:docPr id="1761340601" name="Imagen 1"/>
             <wp:cNvGraphicFramePr>
               <a:graphicFrameLocks xmlns:a="http://schemas.openxmlformats.org/drawingml/2006/main" noChangeAspect="1"/>
             </wp:cNvGraphicFramePr>
@@ -568,7 +303,7 @@
               <a:graphicData uri="http://schemas.openxmlformats.org/drawingml/2006/picture">
                 <pic:pic xmlns:pic="http://schemas.openxmlformats.org/drawingml/2006/picture">
                   <pic:nvPicPr>
-                    <pic:cNvPr id="645578615" name=""/>
+                    <pic:cNvPr id="1761340601" name=""/>
                     <pic:cNvPicPr/>
                   </pic:nvPicPr>
                   <pic:blipFill>
@@ -580,7 +315,7 @@
                   <pic:spPr>
                     <a:xfrm>
                       <a:off x="0" y="0"/>
-                      <a:ext cx="5849166" cy="1371791"/>
+                      <a:ext cx="5839640" cy="1438476"/>
                     </a:xfrm>
                     <a:prstGeom prst="rect">
                       <a:avLst/>
@@ -640,17 +375,8 @@
           <w:b/>
           <w:bCs/>
         </w:rPr>
-        <w:t xml:space="preserve">Configuración IGMP Proxy en </w:t>
-      </w:r>
-      <w:proofErr w:type="spellStart"/>
-      <w:r>
-        <w:rPr>
-          <w:b/>
-          <w:bCs/>
-        </w:rPr>
-        <w:t>MikroTik</w:t>
-      </w:r>
-      <w:proofErr w:type="spellEnd"/>
+        <w:t>Configuración IGMP Proxy en MikroTik</w:t>
+      </w:r>
     </w:p>
     <w:p>
       <w:pPr>
@@ -669,31 +395,7 @@
     </w:p>
     <w:p>
       <w:r>
-        <w:t>/</w:t>
-      </w:r>
-      <w:proofErr w:type="spellStart"/>
-      <w:r>
-        <w:t>routing</w:t>
-      </w:r>
-      <w:proofErr w:type="spellEnd"/>
-      <w:r>
-        <w:t xml:space="preserve"> </w:t>
-      </w:r>
-      <w:proofErr w:type="spellStart"/>
-      <w:r>
-        <w:t>igmp</w:t>
-      </w:r>
-      <w:proofErr w:type="spellEnd"/>
-      <w:r>
-        <w:t xml:space="preserve">-proxy set </w:t>
-      </w:r>
-      <w:proofErr w:type="spellStart"/>
-      <w:r>
-        <w:t>quick-leave</w:t>
-      </w:r>
-      <w:proofErr w:type="spellEnd"/>
-      <w:r>
-        <w:t>=yes</w:t>
+        <w:t>/routing igmp-proxy set quick-leave=yes</w:t>
       </w:r>
     </w:p>
     <w:p>
@@ -731,666 +433,168 @@
           <w:b/>
           <w:bCs/>
         </w:rPr>
-        <w:t xml:space="preserve"> </w:t>
-      </w:r>
-      <w:proofErr w:type="spellStart"/>
-      <w:r>
-        <w:rPr>
-          <w:b/>
-          <w:bCs/>
-        </w:rPr>
-        <w:t>Upstream</w:t>
-      </w:r>
-      <w:proofErr w:type="spellEnd"/>
-      <w:r>
-        <w:rPr>
-          <w:b/>
-          <w:bCs/>
-        </w:rPr>
-        <w:t xml:space="preserve"> (donde está FOG)</w:t>
-      </w:r>
-    </w:p>
-    <w:p>
-      <w:r>
-        <w:t>/</w:t>
-      </w:r>
-      <w:proofErr w:type="spellStart"/>
-      <w:r>
-        <w:t>routing</w:t>
-      </w:r>
-      <w:proofErr w:type="spellEnd"/>
-      <w:r>
-        <w:t xml:space="preserve"> </w:t>
-      </w:r>
-      <w:proofErr w:type="spellStart"/>
-      <w:r>
-        <w:t>igmp</w:t>
-      </w:r>
-      <w:proofErr w:type="spellEnd"/>
-      <w:r>
-        <w:t xml:space="preserve">-proxy </w:t>
-      </w:r>
-      <w:proofErr w:type="gramStart"/>
-      <w:r>
-        <w:t>interface</w:t>
-      </w:r>
-      <w:proofErr w:type="gramEnd"/>
-      <w:r>
-        <w:t xml:space="preserve"> </w:t>
-      </w:r>
-      <w:proofErr w:type="spellStart"/>
-      <w:r>
-        <w:t>add</w:t>
-      </w:r>
-      <w:proofErr w:type="spellEnd"/>
+        <w:t xml:space="preserve"> Upstream (donde está FOG)</w:t>
+      </w:r>
+    </w:p>
+    <w:p>
+      <w:r>
+        <w:t>/routing igmp-proxy interface add \</w:t>
+      </w:r>
+      <w:r>
+        <w:br/>
+        <w:t>interface=</w:t>
+      </w:r>
+      <w:r>
+        <w:t>ether0</w:t>
+      </w:r>
       <w:r>
         <w:t xml:space="preserve"> \</w:t>
       </w:r>
       <w:r>
         <w:br/>
-      </w:r>
-      <w:proofErr w:type="gramStart"/>
-      <w:r>
-        <w:t>interface</w:t>
-      </w:r>
-      <w:proofErr w:type="gramEnd"/>
-      <w:r>
-        <w:t>=ether5 \</w:t>
+        <w:t>upstream=yes \</w:t>
       </w:r>
       <w:r>
         <w:br/>
-      </w:r>
-      <w:proofErr w:type="spellStart"/>
-      <w:r>
-        <w:t>upstream</w:t>
-      </w:r>
-      <w:proofErr w:type="spellEnd"/>
-      <w:r>
-        <w:t>=yes \</w:t>
+        <w:t>alternative-subnets=10.2.7.0/24</w:t>
+      </w:r>
+    </w:p>
+    <w:p>
+      <w:r>
+        <w:rPr>
+          <w:rFonts w:ascii="Segoe UI Emoji" w:hAnsi="Segoe UI Emoji" w:cs="Segoe UI Emoji"/>
+        </w:rPr>
+        <w:t>💡</w:t>
+      </w:r>
+      <w:r>
+        <w:t xml:space="preserve"> alternative-subnets es clave → permite aceptar tráfico multicast desde FOG</w:t>
+      </w:r>
+    </w:p>
+    <w:p>
+      <w:r>
+        <w:pict w14:anchorId="5EFE2F2A">
+          <v:rect id="_x0000_i1025" style="width:0;height:1.5pt" o:hralign="center" o:hrstd="t" o:hr="t" fillcolor="#a0a0a0" stroked="f"/>
+        </w:pict>
+      </w:r>
+    </w:p>
+    <w:p>
+      <w:pPr>
+        <w:rPr>
+          <w:b/>
+          <w:bCs/>
+        </w:rPr>
+      </w:pPr>
+      <w:r>
+        <w:rPr>
+          <w:rFonts w:ascii="Segoe UI Emoji" w:hAnsi="Segoe UI Emoji" w:cs="Segoe UI Emoji"/>
+          <w:b/>
+          <w:bCs/>
+        </w:rPr>
+        <w:t>🔽</w:t>
+      </w:r>
+      <w:r>
+        <w:rPr>
+          <w:b/>
+          <w:bCs/>
+        </w:rPr>
+        <w:t xml:space="preserve"> Downstreams (las otras redes)</w:t>
+      </w:r>
+    </w:p>
+    <w:p>
+      <w:r>
+        <w:t>/routing igmp-proxy interface add interface=</w:t>
+      </w:r>
+      <w:r>
+        <w:t>ether1</w:t>
       </w:r>
       <w:r>
         <w:br/>
-        <w:t>alternative-</w:t>
-      </w:r>
-      <w:proofErr w:type="spellStart"/>
-      <w:r>
-        <w:t>subnets</w:t>
-      </w:r>
-      <w:proofErr w:type="spellEnd"/>
-      <w:r>
-        <w:t>=10.2.7.0/24</w:t>
-      </w:r>
-    </w:p>
-    <w:p>
-      <w:r>
-        <w:rPr>
-          <w:rFonts w:ascii="Segoe UI Emoji" w:hAnsi="Segoe UI Emoji" w:cs="Segoe UI Emoji"/>
-        </w:rPr>
-        <w:t>💡</w:t>
-      </w:r>
-      <w:r>
-        <w:t xml:space="preserve"> alternative-</w:t>
-      </w:r>
-      <w:proofErr w:type="spellStart"/>
-      <w:r>
-        <w:t>subnets</w:t>
-      </w:r>
-      <w:proofErr w:type="spellEnd"/>
-      <w:r>
-        <w:t xml:space="preserve"> es clave → permite aceptar tráfico </w:t>
-      </w:r>
-      <w:proofErr w:type="spellStart"/>
-      <w:r>
-        <w:t>multicast</w:t>
-      </w:r>
-      <w:proofErr w:type="spellEnd"/>
-      <w:r>
-        <w:t xml:space="preserve"> desde FOG</w:t>
-      </w:r>
-    </w:p>
-    <w:p>
-      <w:r>
-        <w:pict w14:anchorId="5EFE2F2A">
-          <v:rect id="_x0000_i1031" style="width:0;height:1.5pt" o:hralign="center" o:hrstd="t" o:hr="t" fillcolor="#a0a0a0" stroked="f"/>
-        </w:pict>
-      </w:r>
-    </w:p>
-    <w:p>
-      <w:pPr>
-        <w:rPr>
-          <w:b/>
-          <w:bCs/>
-        </w:rPr>
-      </w:pPr>
-      <w:r>
-        <w:rPr>
-          <w:rFonts w:ascii="Segoe UI Emoji" w:hAnsi="Segoe UI Emoji" w:cs="Segoe UI Emoji"/>
-          <w:b/>
-          <w:bCs/>
-        </w:rPr>
-        <w:t>🔽</w:t>
-      </w:r>
-      <w:r>
-        <w:rPr>
-          <w:b/>
-          <w:bCs/>
-        </w:rPr>
-        <w:t xml:space="preserve"> </w:t>
-      </w:r>
-      <w:proofErr w:type="spellStart"/>
-      <w:r>
-        <w:rPr>
-          <w:b/>
-          <w:bCs/>
-        </w:rPr>
-        <w:t>Downstreams</w:t>
-      </w:r>
-      <w:proofErr w:type="spellEnd"/>
-      <w:r>
-        <w:rPr>
-          <w:b/>
-          <w:bCs/>
-        </w:rPr>
-        <w:t xml:space="preserve"> (las otras redes)</w:t>
-      </w:r>
-    </w:p>
-    <w:p>
-      <w:r>
-        <w:t>/</w:t>
-      </w:r>
-      <w:proofErr w:type="spellStart"/>
-      <w:r>
-        <w:t>routing</w:t>
-      </w:r>
-      <w:proofErr w:type="spellEnd"/>
-      <w:r>
-        <w:t xml:space="preserve"> </w:t>
-      </w:r>
-      <w:proofErr w:type="spellStart"/>
-      <w:r>
-        <w:t>igmp</w:t>
-      </w:r>
-      <w:proofErr w:type="spellEnd"/>
-      <w:r>
-        <w:t xml:space="preserve">-proxy </w:t>
-      </w:r>
-      <w:proofErr w:type="gramStart"/>
-      <w:r>
-        <w:t>interface</w:t>
-      </w:r>
-      <w:proofErr w:type="gramEnd"/>
-      <w:r>
-        <w:t xml:space="preserve"> </w:t>
-      </w:r>
-      <w:proofErr w:type="spellStart"/>
-      <w:r>
-        <w:t>add</w:t>
-      </w:r>
-      <w:proofErr w:type="spellEnd"/>
-      <w:r>
-        <w:t xml:space="preserve"> </w:t>
-      </w:r>
-      <w:proofErr w:type="gramStart"/>
-      <w:r>
-        <w:t>interface</w:t>
-      </w:r>
-      <w:proofErr w:type="gramEnd"/>
-      <w:r>
-        <w:t>=ether6</w:t>
+        <w:t>/routing igmp-proxy interface add interface=</w:t>
+      </w:r>
+      <w:r>
+        <w:t>ether2</w:t>
       </w:r>
       <w:r>
         <w:br/>
-        <w:t>/</w:t>
-      </w:r>
-      <w:proofErr w:type="spellStart"/>
-      <w:r>
-        <w:t>routing</w:t>
-      </w:r>
-      <w:proofErr w:type="spellEnd"/>
-      <w:r>
-        <w:t xml:space="preserve"> </w:t>
-      </w:r>
-      <w:proofErr w:type="spellStart"/>
-      <w:r>
-        <w:t>igmp</w:t>
-      </w:r>
-      <w:proofErr w:type="spellEnd"/>
-      <w:r>
-        <w:t xml:space="preserve">-proxy </w:t>
-      </w:r>
-      <w:proofErr w:type="gramStart"/>
-      <w:r>
-        <w:t>interface</w:t>
-      </w:r>
-      <w:proofErr w:type="gramEnd"/>
-      <w:r>
-        <w:t xml:space="preserve"> </w:t>
-      </w:r>
-      <w:proofErr w:type="spellStart"/>
-      <w:r>
-        <w:t>add</w:t>
-      </w:r>
-      <w:proofErr w:type="spellEnd"/>
-      <w:r>
-        <w:t xml:space="preserve"> </w:t>
-      </w:r>
-      <w:proofErr w:type="gramStart"/>
-      <w:r>
-        <w:t>interface</w:t>
-      </w:r>
-      <w:proofErr w:type="gramEnd"/>
-      <w:r>
-        <w:t>=ether7</w:t>
+        <w:t>/routing igmp-proxy interface add interface=</w:t>
+      </w:r>
+      <w:r>
+        <w:t>ether3</w:t>
+      </w:r>
+    </w:p>
+    <w:p>
+      <w:pPr>
+        <w:rPr>
+          <w:b/>
+          <w:bCs/>
+        </w:rPr>
+      </w:pPr>
+      <w:r>
+        <w:rPr>
+          <w:b/>
+          <w:bCs/>
+        </w:rPr>
+        <w:t>3. Firewall (MUY IMPORTANTE)</w:t>
+      </w:r>
+    </w:p>
+    <w:p>
+      <w:pPr>
+        <w:rPr>
+          <w:b/>
+          <w:bCs/>
+        </w:rPr>
+      </w:pPr>
+      <w:r>
+        <w:rPr>
+          <w:b/>
+          <w:bCs/>
+        </w:rPr>
+        <w:t>Check if firewall is enabled: /ip firewall filter print</w:t>
+      </w:r>
+    </w:p>
+    <w:p>
+      <w:pPr>
+        <w:rPr>
+          <w:b/>
+          <w:bCs/>
+        </w:rPr>
+      </w:pPr>
+      <w:r>
+        <w:rPr>
+          <w:b/>
+          <w:bCs/>
+        </w:rPr>
+        <w:t>Agrega stats para ver si las reglas están procesando paquetes actualmente:</w:t>
+      </w:r>
+    </w:p>
+    <w:p>
+      <w:pPr>
+        <w:rPr>
+          <w:b/>
+          <w:bCs/>
+        </w:rPr>
+      </w:pPr>
+      <w:r>
+        <w:rPr>
+          <w:b/>
+          <w:bCs/>
+        </w:rPr>
+        <w:t>/ip firewall filter print stats</w:t>
+      </w:r>
+    </w:p>
+    <w:p>
+      <w:r>
+        <w:t>Si tienes firewall activo, permite multicast:</w:t>
+      </w:r>
+    </w:p>
+    <w:p>
+      <w:r>
+        <w:t>/ip firewall filter add chain=forward protocol=igmp action=accept</w:t>
       </w:r>
       <w:r>
         <w:br/>
-        <w:t>/</w:t>
-      </w:r>
-      <w:proofErr w:type="spellStart"/>
-      <w:r>
-        <w:t>routing</w:t>
-      </w:r>
-      <w:proofErr w:type="spellEnd"/>
-      <w:r>
-        <w:t xml:space="preserve"> </w:t>
-      </w:r>
-      <w:proofErr w:type="spellStart"/>
-      <w:r>
-        <w:t>igmp</w:t>
-      </w:r>
-      <w:proofErr w:type="spellEnd"/>
-      <w:r>
-        <w:t xml:space="preserve">-proxy </w:t>
-      </w:r>
-      <w:proofErr w:type="gramStart"/>
-      <w:r>
-        <w:t>interface</w:t>
-      </w:r>
-      <w:proofErr w:type="gramEnd"/>
-      <w:r>
-        <w:t xml:space="preserve"> </w:t>
-      </w:r>
-      <w:proofErr w:type="spellStart"/>
-      <w:r>
-        <w:t>add</w:t>
-      </w:r>
-      <w:proofErr w:type="spellEnd"/>
-      <w:r>
-        <w:t xml:space="preserve"> </w:t>
-      </w:r>
-      <w:proofErr w:type="gramStart"/>
-      <w:r>
-        <w:t>interface</w:t>
-      </w:r>
-      <w:proofErr w:type="gramEnd"/>
-      <w:r>
-        <w:t>=ether8</w:t>
-      </w:r>
-    </w:p>
-    <w:p>
-      <w:pPr>
-        <w:rPr>
-          <w:b/>
-          <w:bCs/>
-        </w:rPr>
-      </w:pPr>
-      <w:r>
-        <w:rPr>
-          <w:b/>
-          <w:bCs/>
-        </w:rPr>
-        <w:t>3. Firewall (MUY IMPORTANTE)</w:t>
-      </w:r>
-    </w:p>
-    <w:p>
-      <w:pPr>
-        <w:rPr>
-          <w:b/>
-          <w:bCs/>
-        </w:rPr>
-      </w:pPr>
-      <w:r>
-        <w:rPr>
-          <w:b/>
-          <w:bCs/>
-        </w:rPr>
-        <w:t xml:space="preserve">Check </w:t>
-      </w:r>
-      <w:proofErr w:type="spellStart"/>
-      <w:r>
-        <w:rPr>
-          <w:b/>
-          <w:bCs/>
-        </w:rPr>
-        <w:t>if</w:t>
-      </w:r>
-      <w:proofErr w:type="spellEnd"/>
-      <w:r>
-        <w:rPr>
-          <w:b/>
-          <w:bCs/>
-        </w:rPr>
-        <w:t xml:space="preserve"> firewall </w:t>
-      </w:r>
-      <w:proofErr w:type="spellStart"/>
-      <w:r>
-        <w:rPr>
-          <w:b/>
-          <w:bCs/>
-        </w:rPr>
-        <w:t>is</w:t>
-      </w:r>
-      <w:proofErr w:type="spellEnd"/>
-      <w:r>
-        <w:rPr>
-          <w:b/>
-          <w:bCs/>
-        </w:rPr>
-        <w:t xml:space="preserve"> </w:t>
-      </w:r>
-      <w:proofErr w:type="spellStart"/>
-      <w:r>
-        <w:rPr>
-          <w:b/>
-          <w:bCs/>
-        </w:rPr>
-        <w:t>enabled</w:t>
-      </w:r>
-      <w:proofErr w:type="spellEnd"/>
-      <w:r>
-        <w:rPr>
-          <w:b/>
-          <w:bCs/>
-        </w:rPr>
-        <w:t xml:space="preserve">: </w:t>
-      </w:r>
-      <w:r>
-        <w:rPr>
-          <w:b/>
-          <w:bCs/>
-        </w:rPr>
-        <w:t>/</w:t>
-      </w:r>
-      <w:proofErr w:type="spellStart"/>
-      <w:r>
-        <w:rPr>
-          <w:b/>
-          <w:bCs/>
-        </w:rPr>
-        <w:t>ip</w:t>
-      </w:r>
-      <w:proofErr w:type="spellEnd"/>
-      <w:r>
-        <w:rPr>
-          <w:b/>
-          <w:bCs/>
-        </w:rPr>
-        <w:t xml:space="preserve"> firewall </w:t>
-      </w:r>
-      <w:proofErr w:type="spellStart"/>
-      <w:r>
-        <w:rPr>
-          <w:b/>
-          <w:bCs/>
-        </w:rPr>
-        <w:t>filter</w:t>
-      </w:r>
-      <w:proofErr w:type="spellEnd"/>
-      <w:r>
-        <w:rPr>
-          <w:b/>
-          <w:bCs/>
-        </w:rPr>
-        <w:t xml:space="preserve"> </w:t>
-      </w:r>
-      <w:proofErr w:type="spellStart"/>
-      <w:r>
-        <w:rPr>
-          <w:b/>
-          <w:bCs/>
-        </w:rPr>
-        <w:t>print</w:t>
-      </w:r>
-      <w:proofErr w:type="spellEnd"/>
-    </w:p>
-    <w:p>
-      <w:pPr>
-        <w:rPr>
-          <w:b/>
-          <w:bCs/>
-        </w:rPr>
-      </w:pPr>
-      <w:r>
-        <w:rPr>
-          <w:b/>
-          <w:bCs/>
-        </w:rPr>
-        <w:t xml:space="preserve">Agrega </w:t>
-      </w:r>
-      <w:proofErr w:type="spellStart"/>
-      <w:r>
-        <w:rPr>
-          <w:b/>
-          <w:bCs/>
-        </w:rPr>
-        <w:t>stats</w:t>
-      </w:r>
-      <w:proofErr w:type="spellEnd"/>
-      <w:r>
-        <w:rPr>
-          <w:b/>
-          <w:bCs/>
-        </w:rPr>
-        <w:t xml:space="preserve"> para ver si las reglas están procesando paquetes actualmente:</w:t>
-      </w:r>
-    </w:p>
-    <w:p>
-      <w:pPr>
-        <w:rPr>
-          <w:b/>
-          <w:bCs/>
-        </w:rPr>
-      </w:pPr>
-      <w:r>
-        <w:rPr>
-          <w:b/>
-          <w:bCs/>
-        </w:rPr>
-        <w:t>/</w:t>
-      </w:r>
-      <w:proofErr w:type="spellStart"/>
-      <w:r>
-        <w:rPr>
-          <w:b/>
-          <w:bCs/>
-        </w:rPr>
-        <w:t>ip</w:t>
-      </w:r>
-      <w:proofErr w:type="spellEnd"/>
-      <w:r>
-        <w:rPr>
-          <w:b/>
-          <w:bCs/>
-        </w:rPr>
-        <w:t xml:space="preserve"> firewall </w:t>
-      </w:r>
-      <w:proofErr w:type="spellStart"/>
-      <w:r>
-        <w:rPr>
-          <w:b/>
-          <w:bCs/>
-        </w:rPr>
-        <w:t>filter</w:t>
-      </w:r>
-      <w:proofErr w:type="spellEnd"/>
-      <w:r>
-        <w:rPr>
-          <w:b/>
-          <w:bCs/>
-        </w:rPr>
-        <w:t xml:space="preserve"> </w:t>
-      </w:r>
-      <w:proofErr w:type="spellStart"/>
-      <w:r>
-        <w:rPr>
-          <w:b/>
-          <w:bCs/>
-        </w:rPr>
-        <w:t>print</w:t>
-      </w:r>
-      <w:proofErr w:type="spellEnd"/>
-      <w:r>
-        <w:rPr>
-          <w:b/>
-          <w:bCs/>
-        </w:rPr>
-        <w:t xml:space="preserve"> </w:t>
-      </w:r>
-      <w:proofErr w:type="spellStart"/>
-      <w:r>
-        <w:rPr>
-          <w:b/>
-          <w:bCs/>
-        </w:rPr>
-        <w:t>stats</w:t>
-      </w:r>
-      <w:proofErr w:type="spellEnd"/>
-    </w:p>
-    <w:p>
-      <w:r>
-        <w:t xml:space="preserve">Si tienes firewall activo, permite </w:t>
-      </w:r>
-      <w:proofErr w:type="spellStart"/>
-      <w:r>
-        <w:t>multicast</w:t>
-      </w:r>
-      <w:proofErr w:type="spellEnd"/>
-      <w:r>
-        <w:t>:</w:t>
-      </w:r>
-    </w:p>
-    <w:p>
-      <w:r>
-        <w:t>/</w:t>
-      </w:r>
-      <w:proofErr w:type="spellStart"/>
-      <w:r>
-        <w:t>ip</w:t>
-      </w:r>
-      <w:proofErr w:type="spellEnd"/>
-      <w:r>
-        <w:t xml:space="preserve"> firewall </w:t>
-      </w:r>
-      <w:proofErr w:type="spellStart"/>
-      <w:r>
-        <w:t>filter</w:t>
-      </w:r>
-      <w:proofErr w:type="spellEnd"/>
-      <w:r>
-        <w:t xml:space="preserve"> </w:t>
-      </w:r>
-      <w:proofErr w:type="spellStart"/>
-      <w:r>
-        <w:t>add</w:t>
-      </w:r>
-      <w:proofErr w:type="spellEnd"/>
-      <w:r>
-        <w:t xml:space="preserve"> </w:t>
-      </w:r>
-      <w:proofErr w:type="spellStart"/>
-      <w:r>
-        <w:t>chain</w:t>
-      </w:r>
-      <w:proofErr w:type="spellEnd"/>
-      <w:r>
-        <w:t xml:space="preserve">=forward </w:t>
-      </w:r>
-      <w:proofErr w:type="spellStart"/>
-      <w:r>
-        <w:t>protocol</w:t>
-      </w:r>
-      <w:proofErr w:type="spellEnd"/>
-      <w:r>
-        <w:t>=</w:t>
-      </w:r>
-      <w:proofErr w:type="spellStart"/>
-      <w:r>
-        <w:t>igmp</w:t>
-      </w:r>
-      <w:proofErr w:type="spellEnd"/>
-      <w:r>
-        <w:t xml:space="preserve"> </w:t>
-      </w:r>
-      <w:proofErr w:type="spellStart"/>
-      <w:r>
-        <w:t>action</w:t>
-      </w:r>
-      <w:proofErr w:type="spellEnd"/>
-      <w:r>
-        <w:t>=</w:t>
-      </w:r>
-      <w:proofErr w:type="spellStart"/>
-      <w:r>
-        <w:t>accept</w:t>
-      </w:r>
-      <w:proofErr w:type="spellEnd"/>
-      <w:r>
-        <w:br/>
-        <w:t>/</w:t>
-      </w:r>
-      <w:proofErr w:type="spellStart"/>
-      <w:r>
-        <w:t>ip</w:t>
-      </w:r>
-      <w:proofErr w:type="spellEnd"/>
-      <w:r>
-        <w:t xml:space="preserve"> firewall </w:t>
-      </w:r>
-      <w:proofErr w:type="spellStart"/>
-      <w:r>
-        <w:t>filter</w:t>
-      </w:r>
-      <w:proofErr w:type="spellEnd"/>
-      <w:r>
-        <w:t xml:space="preserve"> </w:t>
-      </w:r>
-      <w:proofErr w:type="spellStart"/>
-      <w:r>
-        <w:t>add</w:t>
-      </w:r>
-      <w:proofErr w:type="spellEnd"/>
-      <w:r>
-        <w:t xml:space="preserve"> </w:t>
-      </w:r>
-      <w:proofErr w:type="spellStart"/>
-      <w:r>
-        <w:t>chain</w:t>
-      </w:r>
-      <w:proofErr w:type="spellEnd"/>
-      <w:r>
-        <w:t xml:space="preserve">=forward </w:t>
-      </w:r>
-      <w:proofErr w:type="spellStart"/>
-      <w:r>
-        <w:t>dst-address</w:t>
-      </w:r>
-      <w:proofErr w:type="spellEnd"/>
-      <w:r>
-        <w:t xml:space="preserve">=224.0.0.0/4 </w:t>
-      </w:r>
-      <w:proofErr w:type="spellStart"/>
-      <w:r>
-        <w:t>action</w:t>
-      </w:r>
-      <w:proofErr w:type="spellEnd"/>
-      <w:r>
-        <w:t>=</w:t>
-      </w:r>
-      <w:proofErr w:type="spellStart"/>
-      <w:r>
-        <w:t>accept</w:t>
-      </w:r>
-      <w:proofErr w:type="spellEnd"/>
+        <w:t>/ip firewall filter add chain=forward dst-address=224.0.0.0/4 action=accept</w:t>
+      </w:r>
     </w:p>
     <w:p>
       <w:r>
@@ -1399,69 +603,8 @@
     </w:p>
     <w:p>
       <w:r>
-        <w:t>/</w:t>
-      </w:r>
-      <w:proofErr w:type="spellStart"/>
-      <w:r>
-        <w:t>ip</w:t>
-      </w:r>
-      <w:proofErr w:type="spellEnd"/>
-      <w:r>
-        <w:t xml:space="preserve"> firewall </w:t>
-      </w:r>
-      <w:proofErr w:type="spellStart"/>
-      <w:r>
-        <w:t>filter</w:t>
-      </w:r>
-      <w:proofErr w:type="spellEnd"/>
-      <w:r>
-        <w:t xml:space="preserve"> </w:t>
-      </w:r>
-      <w:proofErr w:type="spellStart"/>
-      <w:r>
-        <w:t>add</w:t>
-      </w:r>
-      <w:proofErr w:type="spellEnd"/>
-      <w:r>
-        <w:t xml:space="preserve"> </w:t>
-      </w:r>
-      <w:proofErr w:type="spellStart"/>
-      <w:r>
-        <w:t>chain</w:t>
-      </w:r>
-      <w:proofErr w:type="spellEnd"/>
-      <w:r>
-        <w:t xml:space="preserve">=input </w:t>
-      </w:r>
-      <w:proofErr w:type="spellStart"/>
-      <w:r>
-        <w:t>protocol</w:t>
-      </w:r>
-      <w:proofErr w:type="spellEnd"/>
-      <w:r>
-        <w:t>=</w:t>
-      </w:r>
-      <w:proofErr w:type="spellStart"/>
-      <w:r>
-        <w:t>igmp</w:t>
-      </w:r>
-      <w:proofErr w:type="spellEnd"/>
-      <w:r>
-        <w:t xml:space="preserve"> </w:t>
-      </w:r>
-      <w:proofErr w:type="spellStart"/>
-      <w:r>
-        <w:t>action</w:t>
-      </w:r>
-      <w:proofErr w:type="spellEnd"/>
-      <w:r>
-        <w:t>=</w:t>
-      </w:r>
-      <w:proofErr w:type="spellStart"/>
-      <w:r>
-        <w:t>accept</w:t>
-      </w:r>
-      <w:proofErr w:type="spellEnd"/>
+        <w:t>/ip firewall filter add chain=input protocol=igmp action=accept</w:t>
+      </w:r>
     </w:p>
     <w:p>
       <w:pPr>
@@ -1495,208 +638,17 @@
     </w:p>
     <w:p>
       <w:r>
-        <w:t>/</w:t>
-      </w:r>
-      <w:proofErr w:type="spellStart"/>
-      <w:r>
-        <w:t>routing</w:t>
-      </w:r>
-      <w:proofErr w:type="spellEnd"/>
-      <w:r>
-        <w:t xml:space="preserve"> </w:t>
-      </w:r>
-      <w:proofErr w:type="spellStart"/>
-      <w:r>
-        <w:t>igmp</w:t>
-      </w:r>
-      <w:proofErr w:type="spellEnd"/>
-      <w:r>
-        <w:t xml:space="preserve">-proxy </w:t>
-      </w:r>
-      <w:proofErr w:type="spellStart"/>
-      <w:r>
-        <w:t>mfc</w:t>
-      </w:r>
-      <w:proofErr w:type="spellEnd"/>
-      <w:r>
-        <w:t xml:space="preserve"> </w:t>
-      </w:r>
-      <w:proofErr w:type="spellStart"/>
-      <w:r>
-        <w:t>print</w:t>
-      </w:r>
-      <w:proofErr w:type="spellEnd"/>
+        <w:t>/routing igmp-proxy mfc print</w:t>
+      </w:r>
     </w:p>
     <w:p>
       <w:r>
         <w:lastRenderedPageBreak/>
-        <w:t>o:</w:t>
-      </w:r>
-    </w:p>
-    <w:p>
-      <w:r>
-        <w:t>/</w:t>
-      </w:r>
-      <w:proofErr w:type="spellStart"/>
-      <w:r>
-        <w:t>routing</w:t>
-      </w:r>
-      <w:proofErr w:type="spellEnd"/>
-      <w:r>
-        <w:t xml:space="preserve"> </w:t>
-      </w:r>
-      <w:proofErr w:type="spellStart"/>
-      <w:r>
-        <w:t>igmp</w:t>
-      </w:r>
-      <w:proofErr w:type="spellEnd"/>
-      <w:r>
-        <w:t xml:space="preserve">-proxy </w:t>
-      </w:r>
-      <w:proofErr w:type="gramStart"/>
-      <w:r>
-        <w:t>interface</w:t>
-      </w:r>
-      <w:proofErr w:type="gramEnd"/>
-      <w:r>
-        <w:t xml:space="preserve"> </w:t>
-      </w:r>
-      <w:proofErr w:type="spellStart"/>
-      <w:r>
-        <w:t>print</w:t>
-      </w:r>
-      <w:proofErr w:type="spellEnd"/>
-    </w:p>
-    <w:p/>
-    <w:p>
-      <w:r>
-        <w:t>ESTE ES EL QUE MÁS MUESTRA:</w:t>
-      </w:r>
-    </w:p>
-    <w:p>
-      <w:pPr>
-        <w:rPr>
-          <w:b/>
-          <w:bCs/>
-        </w:rPr>
-      </w:pPr>
-      <w:proofErr w:type="spellStart"/>
-      <w:r>
-        <w:rPr>
-          <w:b/>
-          <w:bCs/>
-        </w:rPr>
-        <w:t>Sniffer</w:t>
-      </w:r>
-      <w:proofErr w:type="spellEnd"/>
-      <w:r>
-        <w:rPr>
-          <w:b/>
-          <w:bCs/>
-        </w:rPr>
-        <w:t xml:space="preserve"> (clave para </w:t>
-      </w:r>
-      <w:proofErr w:type="spellStart"/>
-      <w:r>
-        <w:rPr>
-          <w:b/>
-          <w:bCs/>
-        </w:rPr>
-        <w:t>debug</w:t>
-      </w:r>
-      <w:proofErr w:type="spellEnd"/>
-      <w:r>
-        <w:rPr>
-          <w:b/>
-          <w:bCs/>
-        </w:rPr>
-        <w:t>)</w:t>
-      </w:r>
-    </w:p>
-    <w:p>
-      <w:r>
-        <w:t>En interfaz FOG:</w:t>
-      </w:r>
-    </w:p>
-    <w:p>
-      <w:r>
-        <w:t>/</w:t>
-      </w:r>
-      <w:proofErr w:type="spellStart"/>
-      <w:r>
-        <w:t>tool</w:t>
-      </w:r>
-      <w:proofErr w:type="spellEnd"/>
-      <w:r>
-        <w:t xml:space="preserve"> </w:t>
-      </w:r>
-      <w:proofErr w:type="spellStart"/>
-      <w:r>
-        <w:t>sniffer</w:t>
-      </w:r>
-      <w:proofErr w:type="spellEnd"/>
-      <w:r>
-        <w:t xml:space="preserve"> </w:t>
-      </w:r>
-      <w:proofErr w:type="spellStart"/>
-      <w:r>
-        <w:t>quick</w:t>
-      </w:r>
-      <w:proofErr w:type="spellEnd"/>
-      <w:r>
-        <w:t xml:space="preserve"> </w:t>
-      </w:r>
-      <w:proofErr w:type="gramStart"/>
-      <w:r>
-        <w:t>interface</w:t>
-      </w:r>
-      <w:proofErr w:type="gramEnd"/>
-      <w:r>
-        <w:t xml:space="preserve">=ether5 </w:t>
-      </w:r>
-      <w:proofErr w:type="spellStart"/>
-      <w:r>
-        <w:t>ip-protocol</w:t>
-      </w:r>
-      <w:proofErr w:type="spellEnd"/>
-      <w:r>
-        <w:t>=</w:t>
-      </w:r>
-      <w:proofErr w:type="spellStart"/>
-      <w:r>
-        <w:t>udp</w:t>
-      </w:r>
-      <w:proofErr w:type="spellEnd"/>
-    </w:p>
-    <w:p>
-      <w:r>
-        <w:rPr>
-          <w:rFonts w:ascii="Segoe UI Emoji" w:hAnsi="Segoe UI Emoji" w:cs="Segoe UI Emoji"/>
-        </w:rPr>
-        <w:t>👉</w:t>
-      </w:r>
-      <w:r>
-        <w:t xml:space="preserve"> deberías ver tráfico tipo:</w:t>
-      </w:r>
-    </w:p>
-    <w:p>
-      <w:pPr>
-        <w:numPr>
-          <w:ilvl w:val="0"/>
-          <w:numId w:val="9"/>
-        </w:numPr>
-      </w:pPr>
-      <w:r>
-        <w:t>destino 239.x.x.x</w:t>
-      </w:r>
-    </w:p>
-    <w:p>
-      <w:r>
         <w:drawing>
-          <wp:inline distT="0" distB="0" distL="0" distR="0" wp14:anchorId="5BFA2942" wp14:editId="15D4A512">
-            <wp:extent cx="5943600" cy="1991360"/>
-            <wp:effectExtent l="0" t="0" r="0" b="8890"/>
-            <wp:docPr id="1061906141" name="Imagen 1"/>
+          <wp:inline distT="0" distB="0" distL="0" distR="0" wp14:anchorId="72241192" wp14:editId="2BF19ECF">
+            <wp:extent cx="5943600" cy="1201420"/>
+            <wp:effectExtent l="0" t="0" r="0" b="0"/>
+            <wp:docPr id="820181472" name="Imagen 1"/>
             <wp:cNvGraphicFramePr>
               <a:graphicFrameLocks xmlns:a="http://schemas.openxmlformats.org/drawingml/2006/main" noChangeAspect="1"/>
             </wp:cNvGraphicFramePr>
@@ -1704,7 +656,7 @@
               <a:graphicData uri="http://schemas.openxmlformats.org/drawingml/2006/picture">
                 <pic:pic xmlns:pic="http://schemas.openxmlformats.org/drawingml/2006/picture">
                   <pic:nvPicPr>
-                    <pic:cNvPr id="1061906141" name=""/>
+                    <pic:cNvPr id="820181472" name=""/>
                     <pic:cNvPicPr/>
                   </pic:nvPicPr>
                   <pic:blipFill>
@@ -1716,7 +668,7 @@
                   <pic:spPr>
                     <a:xfrm>
                       <a:off x="0" y="0"/>
-                      <a:ext cx="5943600" cy="1991360"/>
+                      <a:ext cx="5943600" cy="1201420"/>
                     </a:xfrm>
                     <a:prstGeom prst="rect">
                       <a:avLst/>
@@ -1730,3492 +682,22 @@
       </w:r>
     </w:p>
     <w:p>
-      <w:proofErr w:type="spellStart"/>
-      <w:r>
-        <w:t>Columns</w:t>
-      </w:r>
-      <w:proofErr w:type="spellEnd"/>
-      <w:r>
-        <w:t xml:space="preserve">: </w:t>
-      </w:r>
-      <w:proofErr w:type="gramStart"/>
-      <w:r>
-        <w:t>INTERFACE</w:t>
-      </w:r>
-      <w:proofErr w:type="gramEnd"/>
-      <w:r>
-        <w:t>, TIME, NUM, DIR, SRC-MAC, DST-MAC, SRC-ADDRESS, DST-ADDRESS</w:t>
-      </w:r>
-    </w:p>
-    <w:p>
-      <w:proofErr w:type="gramStart"/>
-      <w:r>
-        <w:t>INTERF  TIME</w:t>
-      </w:r>
-      <w:proofErr w:type="gramEnd"/>
-      <w:r>
-        <w:t xml:space="preserve">       </w:t>
-      </w:r>
-      <w:proofErr w:type="gramStart"/>
-      <w:r>
-        <w:t>NUM  DIR</w:t>
-      </w:r>
-      <w:proofErr w:type="gramEnd"/>
-      <w:r>
-        <w:t xml:space="preserve">  SRC-MAC            DST-MAC            SRC-ADDRESS                                 DST-ADDRESS</w:t>
-      </w:r>
-    </w:p>
-    <w:p>
-      <w:r>
-        <w:t>ether</w:t>
-      </w:r>
-      <w:proofErr w:type="gramStart"/>
-      <w:r>
-        <w:t>5  912.294</w:t>
-      </w:r>
-      <w:proofErr w:type="gramEnd"/>
-      <w:r>
-        <w:t xml:space="preserve">  </w:t>
-      </w:r>
-      <w:proofErr w:type="gramStart"/>
-      <w:r>
-        <w:t>51458  -</w:t>
-      </w:r>
-      <w:proofErr w:type="gramEnd"/>
-      <w:r>
-        <w:t>&gt;   BC:24:11:</w:t>
-      </w:r>
-      <w:proofErr w:type="gramStart"/>
-      <w:r>
-        <w:t>81:D</w:t>
-      </w:r>
-      <w:proofErr w:type="gramEnd"/>
-      <w:r>
-        <w:t>5:DD  33:33:00:00:00:</w:t>
-      </w:r>
-      <w:proofErr w:type="gramStart"/>
-      <w:r>
-        <w:t>01  fe80::</w:t>
-      </w:r>
-      <w:proofErr w:type="gramEnd"/>
-      <w:r>
-        <w:t>be24:11</w:t>
-      </w:r>
-      <w:proofErr w:type="gramStart"/>
-      <w:r>
-        <w:t>ff:fe81:d</w:t>
-      </w:r>
-      <w:proofErr w:type="gramEnd"/>
-      <w:r>
-        <w:t>5dd:5678 (</w:t>
-      </w:r>
-      <w:proofErr w:type="spellStart"/>
-      <w:proofErr w:type="gramStart"/>
-      <w:r>
-        <w:t>discovery</w:t>
-      </w:r>
-      <w:proofErr w:type="spellEnd"/>
-      <w:r>
-        <w:t>)  ff</w:t>
-      </w:r>
-      <w:proofErr w:type="gramEnd"/>
-      <w:r>
-        <w:t>02::1:5678 (</w:t>
-      </w:r>
-      <w:proofErr w:type="spellStart"/>
-      <w:r>
-        <w:t>discovery</w:t>
-      </w:r>
-      <w:proofErr w:type="spellEnd"/>
-      <w:r>
-        <w:t>)</w:t>
-      </w:r>
-    </w:p>
-    <w:p>
-      <w:r>
-        <w:t>ether</w:t>
-      </w:r>
-      <w:proofErr w:type="gramStart"/>
-      <w:r>
-        <w:t>5  912.294</w:t>
-      </w:r>
-      <w:proofErr w:type="gramEnd"/>
-      <w:r>
-        <w:t xml:space="preserve">  </w:t>
-      </w:r>
-      <w:proofErr w:type="gramStart"/>
-      <w:r>
-        <w:t>51459  -</w:t>
-      </w:r>
-      <w:proofErr w:type="gramEnd"/>
-      <w:r>
-        <w:t>&gt;   BC:24:11:</w:t>
-      </w:r>
-      <w:proofErr w:type="gramStart"/>
-      <w:r>
-        <w:t>81:D</w:t>
-      </w:r>
-      <w:proofErr w:type="gramEnd"/>
-      <w:r>
-        <w:t>5:</w:t>
-      </w:r>
-      <w:proofErr w:type="gramStart"/>
-      <w:r>
-        <w:t>DD  FF</w:t>
-      </w:r>
-      <w:proofErr w:type="gramEnd"/>
-      <w:r>
-        <w:t>:</w:t>
-      </w:r>
-      <w:proofErr w:type="gramStart"/>
-      <w:r>
-        <w:t>FF:FF</w:t>
-      </w:r>
-      <w:proofErr w:type="gramEnd"/>
-      <w:r>
-        <w:t>:</w:t>
-      </w:r>
-      <w:proofErr w:type="gramStart"/>
-      <w:r>
-        <w:t>FF:FF</w:t>
-      </w:r>
-      <w:proofErr w:type="gramEnd"/>
-      <w:r>
-        <w:t>:</w:t>
-      </w:r>
-      <w:proofErr w:type="gramStart"/>
-      <w:r>
-        <w:t>FF  10.2.7.3</w:t>
-      </w:r>
-      <w:proofErr w:type="gramEnd"/>
-      <w:r>
-        <w:t>:5678 (</w:t>
-      </w:r>
-      <w:proofErr w:type="spellStart"/>
-      <w:proofErr w:type="gramStart"/>
-      <w:r>
-        <w:t>discovery</w:t>
-      </w:r>
-      <w:proofErr w:type="spellEnd"/>
-      <w:r>
-        <w:t xml:space="preserve">)   </w:t>
-      </w:r>
-      <w:proofErr w:type="gramEnd"/>
-      <w:r>
-        <w:t xml:space="preserve">                255.255.255.255:5678 (</w:t>
-      </w:r>
-      <w:proofErr w:type="spellStart"/>
-      <w:r>
-        <w:t>discovery</w:t>
-      </w:r>
-      <w:proofErr w:type="spellEnd"/>
-      <w:r>
-        <w:t>)</w:t>
-      </w:r>
-    </w:p>
-    <w:p>
-      <w:r>
-        <w:t>ether</w:t>
-      </w:r>
-      <w:proofErr w:type="gramStart"/>
-      <w:r>
-        <w:t>5  912.587</w:t>
-      </w:r>
-      <w:proofErr w:type="gramEnd"/>
-      <w:r>
-        <w:t xml:space="preserve">  </w:t>
-      </w:r>
-      <w:proofErr w:type="gramStart"/>
-      <w:r>
-        <w:t>51460  &lt;</w:t>
-      </w:r>
-      <w:proofErr w:type="gramEnd"/>
-      <w:r>
-        <w:t>-   BC:24:11:84:61:</w:t>
-      </w:r>
-      <w:proofErr w:type="gramStart"/>
-      <w:r>
-        <w:t>32  01</w:t>
-      </w:r>
-      <w:proofErr w:type="gramEnd"/>
-      <w:r>
-        <w:t>:</w:t>
-      </w:r>
-      <w:proofErr w:type="gramStart"/>
-      <w:r>
-        <w:t>00:5E:7E</w:t>
-      </w:r>
-      <w:proofErr w:type="gramEnd"/>
-      <w:r>
-        <w:t>:07:</w:t>
-      </w:r>
-      <w:proofErr w:type="gramStart"/>
-      <w:r>
-        <w:t>05  10.2.7.5</w:t>
-      </w:r>
-      <w:proofErr w:type="gramEnd"/>
-      <w:r>
-        <w:t>:49773                              233.254.7.5:49772</w:t>
-      </w:r>
-    </w:p>
-    <w:p>
-      <w:r>
-        <w:t>ether</w:t>
-      </w:r>
-      <w:proofErr w:type="gramStart"/>
-      <w:r>
-        <w:t>5  913.598</w:t>
-      </w:r>
-      <w:proofErr w:type="gramEnd"/>
-      <w:r>
-        <w:t xml:space="preserve">  </w:t>
-      </w:r>
-      <w:proofErr w:type="gramStart"/>
-      <w:r>
-        <w:t>51461  &lt;</w:t>
-      </w:r>
-      <w:proofErr w:type="gramEnd"/>
-      <w:r>
-        <w:t>-   BC:24:11:84:61:</w:t>
-      </w:r>
-      <w:proofErr w:type="gramStart"/>
-      <w:r>
-        <w:t>32  01</w:t>
-      </w:r>
-      <w:proofErr w:type="gramEnd"/>
-      <w:r>
-        <w:t>:</w:t>
-      </w:r>
-      <w:proofErr w:type="gramStart"/>
-      <w:r>
-        <w:t>00:5E:7E</w:t>
-      </w:r>
-      <w:proofErr w:type="gramEnd"/>
-      <w:r>
-        <w:t>:07:</w:t>
-      </w:r>
-      <w:proofErr w:type="gramStart"/>
-      <w:r>
-        <w:t>05  10.2.7.5</w:t>
-      </w:r>
-      <w:proofErr w:type="gramEnd"/>
-      <w:r>
-        <w:t>:49773                              233.254.7.5:49772</w:t>
-      </w:r>
-    </w:p>
-    <w:p>
-      <w:r>
-        <w:lastRenderedPageBreak/>
-        <w:t>ether</w:t>
-      </w:r>
-      <w:proofErr w:type="gramStart"/>
-      <w:r>
-        <w:t>5  914.609</w:t>
-      </w:r>
-      <w:proofErr w:type="gramEnd"/>
-      <w:r>
-        <w:t xml:space="preserve">  </w:t>
-      </w:r>
-      <w:proofErr w:type="gramStart"/>
-      <w:r>
-        <w:t>51462  &lt;</w:t>
-      </w:r>
-      <w:proofErr w:type="gramEnd"/>
-      <w:r>
-        <w:t>-   BC:24:11:84:61:</w:t>
-      </w:r>
-      <w:proofErr w:type="gramStart"/>
-      <w:r>
-        <w:t>32  01</w:t>
-      </w:r>
-      <w:proofErr w:type="gramEnd"/>
-      <w:r>
-        <w:t>:</w:t>
-      </w:r>
-      <w:proofErr w:type="gramStart"/>
-      <w:r>
-        <w:t>00:5E:7E</w:t>
-      </w:r>
-      <w:proofErr w:type="gramEnd"/>
-      <w:r>
-        <w:t>:07:</w:t>
-      </w:r>
-      <w:proofErr w:type="gramStart"/>
-      <w:r>
-        <w:t>05  10.2.7.5</w:t>
-      </w:r>
-      <w:proofErr w:type="gramEnd"/>
-      <w:r>
-        <w:t>:49773                              233.254.7.5:49772</w:t>
-      </w:r>
-    </w:p>
-    <w:p>
-      <w:r>
-        <w:t>ether</w:t>
-      </w:r>
-      <w:proofErr w:type="gramStart"/>
-      <w:r>
-        <w:t>5  915.621</w:t>
-      </w:r>
-      <w:proofErr w:type="gramEnd"/>
-      <w:r>
-        <w:t xml:space="preserve">  </w:t>
-      </w:r>
-      <w:proofErr w:type="gramStart"/>
-      <w:r>
-        <w:t>51463  &lt;</w:t>
-      </w:r>
-      <w:proofErr w:type="gramEnd"/>
-      <w:r>
-        <w:t>-   BC:24:11:84:61:</w:t>
-      </w:r>
-      <w:proofErr w:type="gramStart"/>
-      <w:r>
-        <w:t>32  01</w:t>
-      </w:r>
-      <w:proofErr w:type="gramEnd"/>
-      <w:r>
-        <w:t>:</w:t>
-      </w:r>
-      <w:proofErr w:type="gramStart"/>
-      <w:r>
-        <w:t>00:5E:7E</w:t>
-      </w:r>
-      <w:proofErr w:type="gramEnd"/>
-      <w:r>
-        <w:t>:07:</w:t>
-      </w:r>
-      <w:proofErr w:type="gramStart"/>
-      <w:r>
-        <w:t>05  10.2.7.5</w:t>
-      </w:r>
-      <w:proofErr w:type="gramEnd"/>
-      <w:r>
-        <w:t>:49773                              233.254.7.5:49772</w:t>
-      </w:r>
-    </w:p>
-    <w:p>
-      <w:r>
-        <w:t>ether</w:t>
-      </w:r>
-      <w:proofErr w:type="gramStart"/>
-      <w:r>
-        <w:t>5  916.632</w:t>
-      </w:r>
-      <w:proofErr w:type="gramEnd"/>
-      <w:r>
-        <w:t xml:space="preserve">  </w:t>
-      </w:r>
-      <w:proofErr w:type="gramStart"/>
-      <w:r>
-        <w:t>51464  &lt;</w:t>
-      </w:r>
-      <w:proofErr w:type="gramEnd"/>
-      <w:r>
-        <w:t>-   BC:24:11:84:61:</w:t>
-      </w:r>
-      <w:proofErr w:type="gramStart"/>
-      <w:r>
-        <w:t>32  01</w:t>
-      </w:r>
-      <w:proofErr w:type="gramEnd"/>
-      <w:r>
-        <w:t>:</w:t>
-      </w:r>
-      <w:proofErr w:type="gramStart"/>
-      <w:r>
-        <w:t>00:5E:7E</w:t>
-      </w:r>
-      <w:proofErr w:type="gramEnd"/>
-      <w:r>
-        <w:t>:07:</w:t>
-      </w:r>
-      <w:proofErr w:type="gramStart"/>
-      <w:r>
-        <w:t>05  10.2.7.5</w:t>
-      </w:r>
-      <w:proofErr w:type="gramEnd"/>
-      <w:r>
-        <w:t>:49773                              233.254.7.5:49772</w:t>
-      </w:r>
-    </w:p>
-    <w:p>
-      <w:r>
-        <w:t>ether</w:t>
-      </w:r>
-      <w:proofErr w:type="gramStart"/>
-      <w:r>
-        <w:t>5  917.643</w:t>
-      </w:r>
-      <w:proofErr w:type="gramEnd"/>
-      <w:r>
-        <w:t xml:space="preserve">  </w:t>
-      </w:r>
-      <w:proofErr w:type="gramStart"/>
-      <w:r>
-        <w:t>51465  &lt;</w:t>
-      </w:r>
-      <w:proofErr w:type="gramEnd"/>
-      <w:r>
-        <w:t>-   BC:24:11:84:61:</w:t>
-      </w:r>
-      <w:proofErr w:type="gramStart"/>
-      <w:r>
-        <w:t>32  01</w:t>
-      </w:r>
-      <w:proofErr w:type="gramEnd"/>
-      <w:r>
-        <w:t>:</w:t>
-      </w:r>
-      <w:proofErr w:type="gramStart"/>
-      <w:r>
-        <w:t>00:5E:7E</w:t>
-      </w:r>
-      <w:proofErr w:type="gramEnd"/>
-      <w:r>
-        <w:t>:07:</w:t>
-      </w:r>
-      <w:proofErr w:type="gramStart"/>
-      <w:r>
-        <w:t>05  10.2.7.5</w:t>
-      </w:r>
-      <w:proofErr w:type="gramEnd"/>
-      <w:r>
-        <w:t>:49773                              233.254.7.5:49772</w:t>
-      </w:r>
-    </w:p>
-    <w:p>
-      <w:r>
-        <w:t>ether</w:t>
-      </w:r>
-      <w:proofErr w:type="gramStart"/>
-      <w:r>
-        <w:t>5  918.654</w:t>
-      </w:r>
-      <w:proofErr w:type="gramEnd"/>
-      <w:r>
-        <w:t xml:space="preserve">  </w:t>
-      </w:r>
-      <w:proofErr w:type="gramStart"/>
-      <w:r>
-        <w:t>51466  &lt;</w:t>
-      </w:r>
-      <w:proofErr w:type="gramEnd"/>
-      <w:r>
-        <w:t>-   BC:24:11:84:61:</w:t>
-      </w:r>
-      <w:proofErr w:type="gramStart"/>
-      <w:r>
-        <w:t>32  01</w:t>
-      </w:r>
-      <w:proofErr w:type="gramEnd"/>
-      <w:r>
-        <w:t>:</w:t>
-      </w:r>
-      <w:proofErr w:type="gramStart"/>
-      <w:r>
-        <w:t>00:5E:7E</w:t>
-      </w:r>
-      <w:proofErr w:type="gramEnd"/>
-      <w:r>
-        <w:t>:07:</w:t>
-      </w:r>
-      <w:proofErr w:type="gramStart"/>
-      <w:r>
-        <w:t>05  10.2.7.5</w:t>
-      </w:r>
-      <w:proofErr w:type="gramEnd"/>
-      <w:r>
-        <w:t>:49773                              233.254.7.5:49772</w:t>
-      </w:r>
-    </w:p>
-    <w:p>
-      <w:r>
-        <w:t>ether</w:t>
-      </w:r>
-      <w:proofErr w:type="gramStart"/>
-      <w:r>
-        <w:t>5  919.666</w:t>
-      </w:r>
-      <w:proofErr w:type="gramEnd"/>
-      <w:r>
-        <w:t xml:space="preserve">  </w:t>
-      </w:r>
-      <w:proofErr w:type="gramStart"/>
-      <w:r>
-        <w:t>51467  &lt;</w:t>
-      </w:r>
-      <w:proofErr w:type="gramEnd"/>
-      <w:r>
-        <w:t>-   BC:24:11:84:61:</w:t>
-      </w:r>
-      <w:proofErr w:type="gramStart"/>
-      <w:r>
-        <w:t>32  01</w:t>
-      </w:r>
-      <w:proofErr w:type="gramEnd"/>
-      <w:r>
-        <w:t>:</w:t>
-      </w:r>
-      <w:proofErr w:type="gramStart"/>
-      <w:r>
-        <w:t>00:5E:7E</w:t>
-      </w:r>
-      <w:proofErr w:type="gramEnd"/>
-      <w:r>
-        <w:t>:07:</w:t>
-      </w:r>
-      <w:proofErr w:type="gramStart"/>
-      <w:r>
-        <w:t>05  10.2.7.5</w:t>
-      </w:r>
-      <w:proofErr w:type="gramEnd"/>
-      <w:r>
-        <w:t>:49773                              233.254.7.5:49772</w:t>
-      </w:r>
-    </w:p>
-    <w:p>
-      <w:r>
-        <w:t>ether</w:t>
-      </w:r>
-      <w:proofErr w:type="gramStart"/>
-      <w:r>
-        <w:t>5  920.677</w:t>
-      </w:r>
-      <w:proofErr w:type="gramEnd"/>
-      <w:r>
-        <w:t xml:space="preserve">  </w:t>
-      </w:r>
-      <w:proofErr w:type="gramStart"/>
-      <w:r>
-        <w:t>51468  &lt;</w:t>
-      </w:r>
-      <w:proofErr w:type="gramEnd"/>
-      <w:r>
-        <w:t>-   BC:24:11:84:61:</w:t>
-      </w:r>
-      <w:proofErr w:type="gramStart"/>
-      <w:r>
-        <w:t>32  01</w:t>
-      </w:r>
-      <w:proofErr w:type="gramEnd"/>
-      <w:r>
-        <w:t>:</w:t>
-      </w:r>
-      <w:proofErr w:type="gramStart"/>
-      <w:r>
-        <w:t>00:5E:7E</w:t>
-      </w:r>
-      <w:proofErr w:type="gramEnd"/>
-      <w:r>
-        <w:t>:07:</w:t>
-      </w:r>
-      <w:proofErr w:type="gramStart"/>
-      <w:r>
-        <w:t>05  10.2.7.5</w:t>
-      </w:r>
-      <w:proofErr w:type="gramEnd"/>
-      <w:r>
-        <w:t>:49773                              233.254.7.5:49772</w:t>
-      </w:r>
-    </w:p>
-    <w:p>
-      <w:r>
-        <w:t>ether</w:t>
-      </w:r>
-      <w:proofErr w:type="gramStart"/>
-      <w:r>
-        <w:t>5  921.688</w:t>
-      </w:r>
-      <w:proofErr w:type="gramEnd"/>
-      <w:r>
-        <w:t xml:space="preserve">  </w:t>
-      </w:r>
-      <w:proofErr w:type="gramStart"/>
-      <w:r>
-        <w:t>51469  &lt;</w:t>
-      </w:r>
-      <w:proofErr w:type="gramEnd"/>
-      <w:r>
-        <w:t>-   BC:24:11:84:61:</w:t>
-      </w:r>
-      <w:proofErr w:type="gramStart"/>
-      <w:r>
-        <w:t>32  01</w:t>
-      </w:r>
-      <w:proofErr w:type="gramEnd"/>
-      <w:r>
-        <w:t>:</w:t>
-      </w:r>
-      <w:proofErr w:type="gramStart"/>
-      <w:r>
-        <w:t>00:5E:7E</w:t>
-      </w:r>
-      <w:proofErr w:type="gramEnd"/>
-      <w:r>
-        <w:t>:07:</w:t>
-      </w:r>
-      <w:proofErr w:type="gramStart"/>
-      <w:r>
-        <w:t>05  10.2.7.5</w:t>
-      </w:r>
-      <w:proofErr w:type="gramEnd"/>
-      <w:r>
-        <w:t>:49773                              233.254.7.5:49772</w:t>
-      </w:r>
-    </w:p>
-    <w:p>
-      <w:r>
-        <w:t>ether</w:t>
-      </w:r>
-      <w:proofErr w:type="gramStart"/>
-      <w:r>
-        <w:t>5  922.699</w:t>
-      </w:r>
-      <w:proofErr w:type="gramEnd"/>
-      <w:r>
-        <w:t xml:space="preserve">  </w:t>
-      </w:r>
-      <w:proofErr w:type="gramStart"/>
-      <w:r>
-        <w:t>51470  &lt;</w:t>
-      </w:r>
-      <w:proofErr w:type="gramEnd"/>
-      <w:r>
-        <w:t>-   BC:24:11:84:61:</w:t>
-      </w:r>
-      <w:proofErr w:type="gramStart"/>
-      <w:r>
-        <w:t>32  01</w:t>
-      </w:r>
-      <w:proofErr w:type="gramEnd"/>
-      <w:r>
-        <w:t>:</w:t>
-      </w:r>
-      <w:proofErr w:type="gramStart"/>
-      <w:r>
-        <w:t>00:5E:7E</w:t>
-      </w:r>
-      <w:proofErr w:type="gramEnd"/>
-      <w:r>
-        <w:t>:07:</w:t>
-      </w:r>
-      <w:proofErr w:type="gramStart"/>
-      <w:r>
-        <w:t>05  10.2.7.5</w:t>
-      </w:r>
-      <w:proofErr w:type="gramEnd"/>
-      <w:r>
-        <w:t>:49773                              233.254.7.5:49772</w:t>
-      </w:r>
-    </w:p>
-    <w:p>
-      <w:r>
-        <w:t>ether</w:t>
-      </w:r>
-      <w:proofErr w:type="gramStart"/>
-      <w:r>
-        <w:t>5  923.711</w:t>
-      </w:r>
-      <w:proofErr w:type="gramEnd"/>
-      <w:r>
-        <w:t xml:space="preserve">  </w:t>
-      </w:r>
-      <w:proofErr w:type="gramStart"/>
-      <w:r>
-        <w:t>51471  &lt;</w:t>
-      </w:r>
-      <w:proofErr w:type="gramEnd"/>
-      <w:r>
-        <w:t>-   BC:24:11:84:61:</w:t>
-      </w:r>
-      <w:proofErr w:type="gramStart"/>
-      <w:r>
-        <w:t>32  01</w:t>
-      </w:r>
-      <w:proofErr w:type="gramEnd"/>
-      <w:r>
-        <w:t>:</w:t>
-      </w:r>
-      <w:proofErr w:type="gramStart"/>
-      <w:r>
-        <w:t>00:5E:7E</w:t>
-      </w:r>
-      <w:proofErr w:type="gramEnd"/>
-      <w:r>
-        <w:t>:07:</w:t>
-      </w:r>
-      <w:proofErr w:type="gramStart"/>
-      <w:r>
-        <w:t>05  10.2.7.5</w:t>
-      </w:r>
-      <w:proofErr w:type="gramEnd"/>
-      <w:r>
-        <w:t>:49773                              233.254.7.5:49772</w:t>
-      </w:r>
-    </w:p>
-    <w:p>
-      <w:r>
-        <w:t>ether</w:t>
-      </w:r>
-      <w:proofErr w:type="gramStart"/>
-      <w:r>
-        <w:t>5  924.722</w:t>
-      </w:r>
-      <w:proofErr w:type="gramEnd"/>
-      <w:r>
-        <w:t xml:space="preserve">  </w:t>
-      </w:r>
-      <w:proofErr w:type="gramStart"/>
-      <w:r>
-        <w:t>51472  &lt;</w:t>
-      </w:r>
-      <w:proofErr w:type="gramEnd"/>
-      <w:r>
-        <w:t>-   BC:24:11:84:61:</w:t>
-      </w:r>
-      <w:proofErr w:type="gramStart"/>
-      <w:r>
-        <w:t>32  01</w:t>
-      </w:r>
-      <w:proofErr w:type="gramEnd"/>
-      <w:r>
-        <w:t>:</w:t>
-      </w:r>
-      <w:proofErr w:type="gramStart"/>
-      <w:r>
-        <w:t>00:5E:7E</w:t>
-      </w:r>
-      <w:proofErr w:type="gramEnd"/>
-      <w:r>
-        <w:t>:07:</w:t>
-      </w:r>
-      <w:proofErr w:type="gramStart"/>
-      <w:r>
-        <w:t>05  10.2.7.5</w:t>
-      </w:r>
-      <w:proofErr w:type="gramEnd"/>
-      <w:r>
-        <w:t>:49773                              233.254.7.5:49772</w:t>
-      </w:r>
-    </w:p>
-    <w:p>
-      <w:r>
-        <w:t>ether</w:t>
-      </w:r>
-      <w:proofErr w:type="gramStart"/>
-      <w:r>
-        <w:t>5  925.733</w:t>
-      </w:r>
-      <w:proofErr w:type="gramEnd"/>
-      <w:r>
-        <w:t xml:space="preserve">  </w:t>
-      </w:r>
-      <w:proofErr w:type="gramStart"/>
-      <w:r>
-        <w:t>51473  &lt;</w:t>
-      </w:r>
-      <w:proofErr w:type="gramEnd"/>
-      <w:r>
-        <w:t>-   BC:24:11:84:61:</w:t>
-      </w:r>
-      <w:proofErr w:type="gramStart"/>
-      <w:r>
-        <w:t>32  01</w:t>
-      </w:r>
-      <w:proofErr w:type="gramEnd"/>
-      <w:r>
-        <w:t>:</w:t>
-      </w:r>
-      <w:proofErr w:type="gramStart"/>
-      <w:r>
-        <w:t>00:5E:7E</w:t>
-      </w:r>
-      <w:proofErr w:type="gramEnd"/>
-      <w:r>
-        <w:t>:07:</w:t>
-      </w:r>
-      <w:proofErr w:type="gramStart"/>
-      <w:r>
-        <w:t>05  10.2.7.5</w:t>
-      </w:r>
-      <w:proofErr w:type="gramEnd"/>
-      <w:r>
-        <w:t>:49773                              233.254.7.5:49772</w:t>
-      </w:r>
-    </w:p>
-    <w:p>
-      <w:r>
-        <w:t>ether</w:t>
-      </w:r>
-      <w:proofErr w:type="gramStart"/>
-      <w:r>
-        <w:t>5  926.744</w:t>
-      </w:r>
-      <w:proofErr w:type="gramEnd"/>
-      <w:r>
-        <w:t xml:space="preserve">  </w:t>
-      </w:r>
-      <w:proofErr w:type="gramStart"/>
-      <w:r>
-        <w:t>51474  &lt;</w:t>
-      </w:r>
-      <w:proofErr w:type="gramEnd"/>
-      <w:r>
-        <w:t>-   BC:24:11:84:61:</w:t>
-      </w:r>
-      <w:proofErr w:type="gramStart"/>
-      <w:r>
-        <w:t>32  01</w:t>
-      </w:r>
-      <w:proofErr w:type="gramEnd"/>
-      <w:r>
-        <w:t>:</w:t>
-      </w:r>
-      <w:proofErr w:type="gramStart"/>
-      <w:r>
-        <w:t>00:5E:7E</w:t>
-      </w:r>
-      <w:proofErr w:type="gramEnd"/>
-      <w:r>
-        <w:t>:07:</w:t>
-      </w:r>
-      <w:proofErr w:type="gramStart"/>
-      <w:r>
-        <w:t>05  10.2.7.5</w:t>
-      </w:r>
-      <w:proofErr w:type="gramEnd"/>
-      <w:r>
-        <w:t>:49773                              233.254.7.5:49772</w:t>
-      </w:r>
-    </w:p>
-    <w:p>
-      <w:r>
-        <w:t>ether</w:t>
-      </w:r>
-      <w:proofErr w:type="gramStart"/>
-      <w:r>
-        <w:t>5  927.755</w:t>
-      </w:r>
-      <w:proofErr w:type="gramEnd"/>
-      <w:r>
-        <w:t xml:space="preserve">  </w:t>
-      </w:r>
-      <w:proofErr w:type="gramStart"/>
-      <w:r>
-        <w:t>51475  &lt;</w:t>
-      </w:r>
-      <w:proofErr w:type="gramEnd"/>
-      <w:r>
-        <w:t>-   BC:24:11:84:61:</w:t>
-      </w:r>
-      <w:proofErr w:type="gramStart"/>
-      <w:r>
-        <w:t>32  01</w:t>
-      </w:r>
-      <w:proofErr w:type="gramEnd"/>
-      <w:r>
-        <w:t>:</w:t>
-      </w:r>
-      <w:proofErr w:type="gramStart"/>
-      <w:r>
-        <w:t>00:5E:7E</w:t>
-      </w:r>
-      <w:proofErr w:type="gramEnd"/>
-      <w:r>
-        <w:t>:07:</w:t>
-      </w:r>
-      <w:proofErr w:type="gramStart"/>
-      <w:r>
-        <w:t>05  10.2.7.5</w:t>
-      </w:r>
-      <w:proofErr w:type="gramEnd"/>
-      <w:r>
-        <w:t>:49773                              233.254.7.5:49772</w:t>
-      </w:r>
-    </w:p>
-    <w:p>
-      <w:r>
-        <w:t>ether</w:t>
-      </w:r>
-      <w:proofErr w:type="gramStart"/>
-      <w:r>
-        <w:t>5  928.767</w:t>
-      </w:r>
-      <w:proofErr w:type="gramEnd"/>
-      <w:r>
-        <w:t xml:space="preserve">  </w:t>
-      </w:r>
-      <w:proofErr w:type="gramStart"/>
-      <w:r>
-        <w:t>51476  &lt;</w:t>
-      </w:r>
-      <w:proofErr w:type="gramEnd"/>
-      <w:r>
-        <w:t>-   BC:24:11:84:61:</w:t>
-      </w:r>
-      <w:proofErr w:type="gramStart"/>
-      <w:r>
-        <w:t>32  01</w:t>
-      </w:r>
-      <w:proofErr w:type="gramEnd"/>
-      <w:r>
-        <w:t>:</w:t>
-      </w:r>
-      <w:proofErr w:type="gramStart"/>
-      <w:r>
-        <w:t>00:5E:7E</w:t>
-      </w:r>
-      <w:proofErr w:type="gramEnd"/>
-      <w:r>
-        <w:t>:07:</w:t>
-      </w:r>
-      <w:proofErr w:type="gramStart"/>
-      <w:r>
-        <w:t>05  10.2.7.5</w:t>
-      </w:r>
-      <w:proofErr w:type="gramEnd"/>
-      <w:r>
-        <w:t>:49773                              233.254.7.5:49772</w:t>
-      </w:r>
-    </w:p>
-    <w:p>
-      <w:r>
-        <w:lastRenderedPageBreak/>
-        <w:t>ether</w:t>
-      </w:r>
-      <w:proofErr w:type="gramStart"/>
-      <w:r>
-        <w:t>5  929.778</w:t>
-      </w:r>
-      <w:proofErr w:type="gramEnd"/>
-      <w:r>
-        <w:t xml:space="preserve">  </w:t>
-      </w:r>
-      <w:proofErr w:type="gramStart"/>
-      <w:r>
-        <w:t>51477  &lt;</w:t>
-      </w:r>
-      <w:proofErr w:type="gramEnd"/>
-      <w:r>
-        <w:t>-   BC:24:11:84:61:</w:t>
-      </w:r>
-      <w:proofErr w:type="gramStart"/>
-      <w:r>
-        <w:t>32  01</w:t>
-      </w:r>
-      <w:proofErr w:type="gramEnd"/>
-      <w:r>
-        <w:t>:</w:t>
-      </w:r>
-      <w:proofErr w:type="gramStart"/>
-      <w:r>
-        <w:t>00:5E:7E</w:t>
-      </w:r>
-      <w:proofErr w:type="gramEnd"/>
-      <w:r>
-        <w:t>:07:</w:t>
-      </w:r>
-      <w:proofErr w:type="gramStart"/>
-      <w:r>
-        <w:t>05  10.2.7.5</w:t>
-      </w:r>
-      <w:proofErr w:type="gramEnd"/>
-      <w:r>
-        <w:t>:49773                              233.254.7.5:49772</w:t>
-      </w:r>
-    </w:p>
-    <w:p/>
-    <w:p/>
-    <w:p>
-      <w:r>
-        <w:t>Algún cliente encendido:</w:t>
-      </w:r>
-    </w:p>
-    <w:p>
-      <w:proofErr w:type="gramStart"/>
-      <w:r>
-        <w:t>INTERF  TIME</w:t>
-      </w:r>
-      <w:proofErr w:type="gramEnd"/>
-      <w:r>
-        <w:t xml:space="preserve">      </w:t>
-      </w:r>
-      <w:proofErr w:type="gramStart"/>
-      <w:r>
-        <w:t>NUM  DIR</w:t>
-      </w:r>
-      <w:proofErr w:type="gramEnd"/>
-      <w:r>
-        <w:t xml:space="preserve">  SRC-MAC            DST-MAC            SRC-ADDRESS                                 DST-ADDRESS</w:t>
-      </w:r>
-    </w:p>
-    <w:p>
-      <w:r>
-        <w:t>ether</w:t>
-      </w:r>
-      <w:proofErr w:type="gramStart"/>
-      <w:r>
-        <w:t>5  111.868</w:t>
-      </w:r>
-      <w:proofErr w:type="gramEnd"/>
-      <w:r>
-        <w:t xml:space="preserve">  </w:t>
-      </w:r>
-      <w:proofErr w:type="gramStart"/>
-      <w:r>
-        <w:t>1291  -</w:t>
-      </w:r>
-      <w:proofErr w:type="gramEnd"/>
-      <w:r>
-        <w:t>&gt;   BC:24:11:</w:t>
-      </w:r>
-      <w:proofErr w:type="gramStart"/>
-      <w:r>
-        <w:t>81:D</w:t>
-      </w:r>
-      <w:proofErr w:type="gramEnd"/>
-      <w:r>
-        <w:t>5:</w:t>
-      </w:r>
-      <w:proofErr w:type="gramStart"/>
-      <w:r>
-        <w:t>DD  BC</w:t>
-      </w:r>
-      <w:proofErr w:type="gramEnd"/>
-      <w:r>
-        <w:t>:24:11:84:61:</w:t>
-      </w:r>
-      <w:proofErr w:type="gramStart"/>
-      <w:r>
-        <w:t>32  172.18.20.100</w:t>
-      </w:r>
-      <w:proofErr w:type="gramEnd"/>
-      <w:r>
-        <w:t>:6521                          10.2.7.5:43489</w:t>
-      </w:r>
-    </w:p>
-    <w:p>
-      <w:r>
-        <w:t>ether</w:t>
-      </w:r>
-      <w:proofErr w:type="gramStart"/>
-      <w:r>
-        <w:t>5  111.868</w:t>
-      </w:r>
-      <w:proofErr w:type="gramEnd"/>
-      <w:r>
-        <w:t xml:space="preserve">  </w:t>
-      </w:r>
-      <w:proofErr w:type="gramStart"/>
-      <w:r>
-        <w:t>1292  &lt;</w:t>
-      </w:r>
-      <w:proofErr w:type="gramEnd"/>
-      <w:r>
-        <w:t>-   BC:24:11:84:61:</w:t>
-      </w:r>
-      <w:proofErr w:type="gramStart"/>
-      <w:r>
-        <w:t>32  BC</w:t>
-      </w:r>
-      <w:proofErr w:type="gramEnd"/>
-      <w:r>
-        <w:t>:24:11:</w:t>
-      </w:r>
-      <w:proofErr w:type="gramStart"/>
-      <w:r>
-        <w:t>81:D</w:t>
-      </w:r>
-      <w:proofErr w:type="gramEnd"/>
-      <w:r>
-        <w:t>5:</w:t>
-      </w:r>
-      <w:proofErr w:type="gramStart"/>
-      <w:r>
-        <w:t>DD  10.2.7.5</w:t>
-      </w:r>
-      <w:proofErr w:type="gramEnd"/>
-      <w:r>
-        <w:t>:43489                              172.18.20.100:6521</w:t>
-      </w:r>
-    </w:p>
-    <w:p>
-      <w:r>
-        <w:t>ether</w:t>
-      </w:r>
-      <w:proofErr w:type="gramStart"/>
-      <w:r>
-        <w:t>5  111.869</w:t>
-      </w:r>
-      <w:proofErr w:type="gramEnd"/>
-      <w:r>
-        <w:t xml:space="preserve">  </w:t>
-      </w:r>
-      <w:proofErr w:type="gramStart"/>
-      <w:r>
-        <w:t>1293  -</w:t>
-      </w:r>
-      <w:proofErr w:type="gramEnd"/>
-      <w:r>
-        <w:t>&gt;   BC:24:11:</w:t>
-      </w:r>
-      <w:proofErr w:type="gramStart"/>
-      <w:r>
-        <w:t>81:D</w:t>
-      </w:r>
-      <w:proofErr w:type="gramEnd"/>
-      <w:r>
-        <w:t>5:</w:t>
-      </w:r>
-      <w:proofErr w:type="gramStart"/>
-      <w:r>
-        <w:t>DD  BC</w:t>
-      </w:r>
-      <w:proofErr w:type="gramEnd"/>
-      <w:r>
-        <w:t>:24:11:84:61:</w:t>
-      </w:r>
-      <w:proofErr w:type="gramStart"/>
-      <w:r>
-        <w:t>32  172.18.20.100</w:t>
-      </w:r>
-      <w:proofErr w:type="gramEnd"/>
-      <w:r>
-        <w:t>:6521                          10.2.7.5:43489</w:t>
-      </w:r>
-    </w:p>
-    <w:p>
-      <w:r>
-        <w:t>ether</w:t>
-      </w:r>
-      <w:proofErr w:type="gramStart"/>
-      <w:r>
-        <w:t>5  112.922</w:t>
-      </w:r>
-      <w:proofErr w:type="gramEnd"/>
-      <w:r>
-        <w:t xml:space="preserve">  </w:t>
-      </w:r>
-      <w:proofErr w:type="gramStart"/>
-      <w:r>
-        <w:t>1294  -</w:t>
-      </w:r>
-      <w:proofErr w:type="gramEnd"/>
-      <w:r>
-        <w:t>&gt;   BC:24:11:</w:t>
-      </w:r>
-      <w:proofErr w:type="gramStart"/>
-      <w:r>
-        <w:t>81:D</w:t>
-      </w:r>
-      <w:proofErr w:type="gramEnd"/>
-      <w:r>
-        <w:t>5:</w:t>
-      </w:r>
-      <w:proofErr w:type="gramStart"/>
-      <w:r>
-        <w:t>DD  BC</w:t>
-      </w:r>
-      <w:proofErr w:type="gramEnd"/>
-      <w:r>
-        <w:t>:24:11:84:61:</w:t>
-      </w:r>
-      <w:proofErr w:type="gramStart"/>
-      <w:r>
-        <w:t>32  10.2.7.3</w:t>
-      </w:r>
-      <w:proofErr w:type="gramEnd"/>
-      <w:r>
-        <w:t>:67 (</w:t>
-      </w:r>
-      <w:proofErr w:type="spellStart"/>
-      <w:proofErr w:type="gramStart"/>
-      <w:r>
-        <w:t>bootps</w:t>
-      </w:r>
-      <w:proofErr w:type="spellEnd"/>
-      <w:r>
-        <w:t xml:space="preserve">)   </w:t>
-      </w:r>
-      <w:proofErr w:type="gramEnd"/>
-      <w:r>
-        <w:t xml:space="preserve">                     10.2.7.5:67 (</w:t>
-      </w:r>
-      <w:proofErr w:type="spellStart"/>
-      <w:r>
-        <w:t>bootps</w:t>
-      </w:r>
-      <w:proofErr w:type="spellEnd"/>
-      <w:r>
-        <w:t>)</w:t>
-      </w:r>
-    </w:p>
-    <w:p>
-      <w:r>
-        <w:t>ether</w:t>
-      </w:r>
-      <w:proofErr w:type="gramStart"/>
-      <w:r>
-        <w:t>5  112.923</w:t>
-      </w:r>
-      <w:proofErr w:type="gramEnd"/>
-      <w:r>
-        <w:t xml:space="preserve">  </w:t>
-      </w:r>
-      <w:proofErr w:type="gramStart"/>
-      <w:r>
-        <w:t>1295  &lt;</w:t>
-      </w:r>
-      <w:proofErr w:type="gramEnd"/>
-      <w:r>
-        <w:t>-   BC:24:11:84:61:</w:t>
-      </w:r>
-      <w:proofErr w:type="gramStart"/>
-      <w:r>
-        <w:t>32  BC</w:t>
-      </w:r>
-      <w:proofErr w:type="gramEnd"/>
-      <w:r>
-        <w:t>:24:11:</w:t>
-      </w:r>
-      <w:proofErr w:type="gramStart"/>
-      <w:r>
-        <w:t>81:D</w:t>
-      </w:r>
-      <w:proofErr w:type="gramEnd"/>
-      <w:r>
-        <w:t>5:</w:t>
-      </w:r>
-      <w:proofErr w:type="gramStart"/>
-      <w:r>
-        <w:t>DD  10.2.7.5</w:t>
-      </w:r>
-      <w:proofErr w:type="gramEnd"/>
-      <w:r>
-        <w:t>:67 (</w:t>
-      </w:r>
-      <w:proofErr w:type="spellStart"/>
-      <w:proofErr w:type="gramStart"/>
-      <w:r>
-        <w:t>bootps</w:t>
-      </w:r>
-      <w:proofErr w:type="spellEnd"/>
-      <w:r>
-        <w:t xml:space="preserve">)   </w:t>
-      </w:r>
-      <w:proofErr w:type="gramEnd"/>
-      <w:r>
-        <w:t xml:space="preserve">                     172.18.30.1:67 (</w:t>
-      </w:r>
-      <w:proofErr w:type="spellStart"/>
-      <w:r>
-        <w:t>bootps</w:t>
-      </w:r>
-      <w:proofErr w:type="spellEnd"/>
-      <w:r>
-        <w:t>)</w:t>
-      </w:r>
-    </w:p>
-    <w:p>
-      <w:r>
-        <w:t>ether</w:t>
-      </w:r>
-      <w:proofErr w:type="gramStart"/>
-      <w:r>
-        <w:t>5  113.824</w:t>
-      </w:r>
-      <w:proofErr w:type="gramEnd"/>
-      <w:r>
-        <w:t xml:space="preserve">  </w:t>
-      </w:r>
-      <w:proofErr w:type="gramStart"/>
-      <w:r>
-        <w:t>1296  -</w:t>
-      </w:r>
-      <w:proofErr w:type="gramEnd"/>
-      <w:r>
-        <w:t>&gt;   BC:24:11:</w:t>
-      </w:r>
-      <w:proofErr w:type="gramStart"/>
-      <w:r>
-        <w:t>81:D</w:t>
-      </w:r>
-      <w:proofErr w:type="gramEnd"/>
-      <w:r>
-        <w:t>5:</w:t>
-      </w:r>
-      <w:proofErr w:type="gramStart"/>
-      <w:r>
-        <w:t>DD  BC</w:t>
-      </w:r>
-      <w:proofErr w:type="gramEnd"/>
-      <w:r>
-        <w:t>:24:11:84:61:</w:t>
-      </w:r>
-      <w:proofErr w:type="gramStart"/>
-      <w:r>
-        <w:t>32  172.18.30.102</w:t>
-      </w:r>
-      <w:proofErr w:type="gramEnd"/>
-      <w:r>
-        <w:t>:18779                         10.2.7.5:69 (</w:t>
-      </w:r>
-      <w:proofErr w:type="spellStart"/>
-      <w:r>
-        <w:t>tftp</w:t>
-      </w:r>
-      <w:proofErr w:type="spellEnd"/>
-      <w:r>
-        <w:t>)</w:t>
-      </w:r>
-    </w:p>
-    <w:p>
-      <w:r>
-        <w:t>ether</w:t>
-      </w:r>
-      <w:proofErr w:type="gramStart"/>
-      <w:r>
-        <w:t>5  113.827</w:t>
-      </w:r>
-      <w:proofErr w:type="gramEnd"/>
-      <w:r>
-        <w:t xml:space="preserve">  </w:t>
-      </w:r>
-      <w:proofErr w:type="gramStart"/>
-      <w:r>
-        <w:t>1297  &lt;</w:t>
-      </w:r>
-      <w:proofErr w:type="gramEnd"/>
-      <w:r>
-        <w:t>-   BC:24:11:84:61:</w:t>
-      </w:r>
-      <w:proofErr w:type="gramStart"/>
-      <w:r>
-        <w:t>32  BC</w:t>
-      </w:r>
-      <w:proofErr w:type="gramEnd"/>
-      <w:r>
-        <w:t>:24:11:</w:t>
-      </w:r>
-      <w:proofErr w:type="gramStart"/>
-      <w:r>
-        <w:t>81:D</w:t>
-      </w:r>
-      <w:proofErr w:type="gramEnd"/>
-      <w:r>
-        <w:t>5:</w:t>
-      </w:r>
-      <w:proofErr w:type="gramStart"/>
-      <w:r>
-        <w:t>DD  10.2.7.5</w:t>
-      </w:r>
-      <w:proofErr w:type="gramEnd"/>
-      <w:r>
-        <w:t>:45270                              172.18.30.102:18779</w:t>
-      </w:r>
-    </w:p>
-    <w:p>
-      <w:r>
-        <w:t>ether</w:t>
-      </w:r>
-      <w:proofErr w:type="gramStart"/>
-      <w:r>
-        <w:t>5  113.827</w:t>
-      </w:r>
-      <w:proofErr w:type="gramEnd"/>
-      <w:r>
-        <w:t xml:space="preserve">  </w:t>
-      </w:r>
-      <w:proofErr w:type="gramStart"/>
-      <w:r>
-        <w:t>1298  -</w:t>
-      </w:r>
-      <w:proofErr w:type="gramEnd"/>
-      <w:r>
-        <w:t>&gt;   BC:24:11:</w:t>
-      </w:r>
-      <w:proofErr w:type="gramStart"/>
-      <w:r>
-        <w:t>81:D</w:t>
-      </w:r>
-      <w:proofErr w:type="gramEnd"/>
-      <w:r>
-        <w:t>5:</w:t>
-      </w:r>
-      <w:proofErr w:type="gramStart"/>
-      <w:r>
-        <w:t>DD  BC</w:t>
-      </w:r>
-      <w:proofErr w:type="gramEnd"/>
-      <w:r>
-        <w:t>:24:11:84:61:</w:t>
-      </w:r>
-      <w:proofErr w:type="gramStart"/>
-      <w:r>
-        <w:t>32  172.18.30.102</w:t>
-      </w:r>
-      <w:proofErr w:type="gramEnd"/>
-      <w:r>
-        <w:t>:18779                         10.2.7.5:45270</w:t>
-      </w:r>
-    </w:p>
-    <w:p>
-      <w:r>
-        <w:t>ether</w:t>
-      </w:r>
-      <w:proofErr w:type="gramStart"/>
-      <w:r>
-        <w:t>5  113.828</w:t>
-      </w:r>
-      <w:proofErr w:type="gramEnd"/>
-      <w:r>
-        <w:t xml:space="preserve">  </w:t>
-      </w:r>
-      <w:proofErr w:type="gramStart"/>
-      <w:r>
-        <w:t>1299  &lt;</w:t>
-      </w:r>
-      <w:proofErr w:type="gramEnd"/>
-      <w:r>
-        <w:t>-   BC:24:11:84:61:</w:t>
-      </w:r>
-      <w:proofErr w:type="gramStart"/>
-      <w:r>
-        <w:t>32  BC</w:t>
-      </w:r>
-      <w:proofErr w:type="gramEnd"/>
-      <w:r>
-        <w:t>:24:11:</w:t>
-      </w:r>
-      <w:proofErr w:type="gramStart"/>
-      <w:r>
-        <w:t>81:D</w:t>
-      </w:r>
-      <w:proofErr w:type="gramEnd"/>
-      <w:r>
-        <w:t>5:</w:t>
-      </w:r>
-      <w:proofErr w:type="gramStart"/>
-      <w:r>
-        <w:t>DD  10.2.7.5</w:t>
-      </w:r>
-      <w:proofErr w:type="gramEnd"/>
-      <w:r>
-        <w:t>:45270                              172.18.30.102:18779</w:t>
-      </w:r>
-    </w:p>
-    <w:p>
-      <w:r>
-        <w:t>ether</w:t>
-      </w:r>
-      <w:proofErr w:type="gramStart"/>
-      <w:r>
-        <w:t>5  113.828</w:t>
-      </w:r>
-      <w:proofErr w:type="gramEnd"/>
-      <w:r>
-        <w:t xml:space="preserve">  </w:t>
-      </w:r>
-      <w:proofErr w:type="gramStart"/>
-      <w:r>
-        <w:t>1300  -</w:t>
-      </w:r>
-      <w:proofErr w:type="gramEnd"/>
-      <w:r>
-        <w:t>&gt;   BC:24:11:</w:t>
-      </w:r>
-      <w:proofErr w:type="gramStart"/>
-      <w:r>
-        <w:t>81:D</w:t>
-      </w:r>
-      <w:proofErr w:type="gramEnd"/>
-      <w:r>
-        <w:t>5:</w:t>
-      </w:r>
-      <w:proofErr w:type="gramStart"/>
-      <w:r>
-        <w:t>DD  BC</w:t>
-      </w:r>
-      <w:proofErr w:type="gramEnd"/>
-      <w:r>
-        <w:t>:24:11:84:61:</w:t>
-      </w:r>
-      <w:proofErr w:type="gramStart"/>
-      <w:r>
-        <w:t>32  172.18.30.102</w:t>
-      </w:r>
-      <w:proofErr w:type="gramEnd"/>
-      <w:r>
-        <w:t>:18779                         10.2.7.5:45270</w:t>
-      </w:r>
-    </w:p>
-    <w:p>
-      <w:r>
-        <w:t>ether</w:t>
-      </w:r>
-      <w:proofErr w:type="gramStart"/>
-      <w:r>
-        <w:t>5  132.47</w:t>
-      </w:r>
-      <w:proofErr w:type="gramEnd"/>
-      <w:r>
-        <w:t xml:space="preserve">   </w:t>
-      </w:r>
-      <w:proofErr w:type="gramStart"/>
-      <w:r>
-        <w:t>1301  -</w:t>
-      </w:r>
-      <w:proofErr w:type="gramEnd"/>
-      <w:r>
-        <w:t>&gt;   BC:24:11:</w:t>
-      </w:r>
-      <w:proofErr w:type="gramStart"/>
-      <w:r>
-        <w:t>81:D</w:t>
-      </w:r>
-      <w:proofErr w:type="gramEnd"/>
-      <w:r>
-        <w:t>5:DD  33:33:00:00:00:</w:t>
-      </w:r>
-      <w:proofErr w:type="gramStart"/>
-      <w:r>
-        <w:t>01  fe80::</w:t>
-      </w:r>
-      <w:proofErr w:type="gramEnd"/>
-      <w:r>
-        <w:t>be24:11</w:t>
-      </w:r>
-      <w:proofErr w:type="gramStart"/>
-      <w:r>
-        <w:t>ff:fe81:d</w:t>
-      </w:r>
-      <w:proofErr w:type="gramEnd"/>
-      <w:r>
-        <w:t>5dd:5678 (</w:t>
-      </w:r>
-      <w:proofErr w:type="spellStart"/>
-      <w:proofErr w:type="gramStart"/>
-      <w:r>
-        <w:t>discovery</w:t>
-      </w:r>
-      <w:proofErr w:type="spellEnd"/>
-      <w:r>
-        <w:t>)  ff</w:t>
-      </w:r>
-      <w:proofErr w:type="gramEnd"/>
-      <w:r>
-        <w:t>02::1:5678 (</w:t>
-      </w:r>
-      <w:proofErr w:type="spellStart"/>
-      <w:r>
-        <w:t>discovery</w:t>
-      </w:r>
-      <w:proofErr w:type="spellEnd"/>
-      <w:r>
-        <w:t>)</w:t>
-      </w:r>
-    </w:p>
-    <w:p>
-      <w:r>
-        <w:lastRenderedPageBreak/>
-        <w:t>ether</w:t>
-      </w:r>
-      <w:proofErr w:type="gramStart"/>
-      <w:r>
-        <w:t>5  132.47</w:t>
-      </w:r>
-      <w:proofErr w:type="gramEnd"/>
-      <w:r>
-        <w:t xml:space="preserve">   </w:t>
-      </w:r>
-      <w:proofErr w:type="gramStart"/>
-      <w:r>
-        <w:t>1302  -</w:t>
-      </w:r>
-      <w:proofErr w:type="gramEnd"/>
-      <w:r>
-        <w:t>&gt;   BC:24:11:</w:t>
-      </w:r>
-      <w:proofErr w:type="gramStart"/>
-      <w:r>
-        <w:t>81:D</w:t>
-      </w:r>
-      <w:proofErr w:type="gramEnd"/>
-      <w:r>
-        <w:t>5:</w:t>
-      </w:r>
-      <w:proofErr w:type="gramStart"/>
-      <w:r>
-        <w:t>DD  FF</w:t>
-      </w:r>
-      <w:proofErr w:type="gramEnd"/>
-      <w:r>
-        <w:t>:</w:t>
-      </w:r>
-      <w:proofErr w:type="gramStart"/>
-      <w:r>
-        <w:t>FF:FF</w:t>
-      </w:r>
-      <w:proofErr w:type="gramEnd"/>
-      <w:r>
-        <w:t>:</w:t>
-      </w:r>
-      <w:proofErr w:type="gramStart"/>
-      <w:r>
-        <w:t>FF:FF</w:t>
-      </w:r>
-      <w:proofErr w:type="gramEnd"/>
-      <w:r>
-        <w:t>:</w:t>
-      </w:r>
-      <w:proofErr w:type="gramStart"/>
-      <w:r>
-        <w:t>FF  10.2.7.3</w:t>
-      </w:r>
-      <w:proofErr w:type="gramEnd"/>
-      <w:r>
-        <w:t>:5678 (</w:t>
-      </w:r>
-      <w:proofErr w:type="spellStart"/>
-      <w:proofErr w:type="gramStart"/>
-      <w:r>
-        <w:t>discovery</w:t>
-      </w:r>
-      <w:proofErr w:type="spellEnd"/>
-      <w:r>
-        <w:t xml:space="preserve">)   </w:t>
-      </w:r>
-      <w:proofErr w:type="gramEnd"/>
-      <w:r>
-        <w:t xml:space="preserve">                255.255.255.255:5678 (</w:t>
-      </w:r>
-      <w:proofErr w:type="spellStart"/>
-      <w:r>
-        <w:t>discovery</w:t>
-      </w:r>
-      <w:proofErr w:type="spellEnd"/>
-      <w:r>
-        <w:t>)</w:t>
-      </w:r>
-    </w:p>
-    <w:p>
-      <w:r>
-        <w:t>ether</w:t>
-      </w:r>
-      <w:proofErr w:type="gramStart"/>
-      <w:r>
-        <w:t>5  142.499</w:t>
-      </w:r>
-      <w:proofErr w:type="gramEnd"/>
-      <w:r>
-        <w:t xml:space="preserve">  </w:t>
-      </w:r>
-      <w:proofErr w:type="gramStart"/>
-      <w:r>
-        <w:t>1303  &lt;</w:t>
-      </w:r>
-      <w:proofErr w:type="gramEnd"/>
-      <w:r>
-        <w:t>-   BC:24:11:84:61:</w:t>
-      </w:r>
-      <w:proofErr w:type="gramStart"/>
-      <w:r>
-        <w:t>32  FF</w:t>
-      </w:r>
-      <w:proofErr w:type="gramEnd"/>
-      <w:r>
-        <w:t>:</w:t>
-      </w:r>
-      <w:proofErr w:type="gramStart"/>
-      <w:r>
-        <w:t>FF:FF</w:t>
-      </w:r>
-      <w:proofErr w:type="gramEnd"/>
-      <w:r>
-        <w:t>:</w:t>
-      </w:r>
-      <w:proofErr w:type="gramStart"/>
-      <w:r>
-        <w:t>FF:FF</w:t>
-      </w:r>
-      <w:proofErr w:type="gramEnd"/>
-      <w:r>
-        <w:t>:</w:t>
-      </w:r>
-      <w:proofErr w:type="gramStart"/>
-      <w:r>
-        <w:t>FF  10.2.7.5</w:t>
-      </w:r>
-      <w:proofErr w:type="gramEnd"/>
-      <w:r>
-        <w:t>:35732                              255.255.255.255:9 (</w:t>
-      </w:r>
-      <w:proofErr w:type="spellStart"/>
-      <w:r>
-        <w:t>discard</w:t>
-      </w:r>
-      <w:proofErr w:type="spellEnd"/>
-      <w:r>
-        <w:t>)</w:t>
-      </w:r>
-    </w:p>
-    <w:p>
-      <w:r>
-        <w:t>ether</w:t>
-      </w:r>
-      <w:proofErr w:type="gramStart"/>
-      <w:r>
-        <w:t>5  142.499</w:t>
-      </w:r>
-      <w:proofErr w:type="gramEnd"/>
-      <w:r>
-        <w:t xml:space="preserve">  </w:t>
-      </w:r>
-      <w:proofErr w:type="gramStart"/>
-      <w:r>
-        <w:t>1304  &lt;</w:t>
-      </w:r>
-      <w:proofErr w:type="gramEnd"/>
-      <w:r>
-        <w:t>-   BC:24:11:84:61:</w:t>
-      </w:r>
-      <w:proofErr w:type="gramStart"/>
-      <w:r>
-        <w:t>32  FF</w:t>
-      </w:r>
-      <w:proofErr w:type="gramEnd"/>
-      <w:r>
-        <w:t>:</w:t>
-      </w:r>
-      <w:proofErr w:type="gramStart"/>
-      <w:r>
-        <w:t>FF:FF</w:t>
-      </w:r>
-      <w:proofErr w:type="gramEnd"/>
-      <w:r>
-        <w:t>:</w:t>
-      </w:r>
-      <w:proofErr w:type="gramStart"/>
-      <w:r>
-        <w:t>FF:FF</w:t>
-      </w:r>
-      <w:proofErr w:type="gramEnd"/>
-      <w:r>
-        <w:t>:</w:t>
-      </w:r>
-      <w:proofErr w:type="gramStart"/>
-      <w:r>
-        <w:t>FF  10.2.7.5</w:t>
-      </w:r>
-      <w:proofErr w:type="gramEnd"/>
-      <w:r>
-        <w:t>:47264                              10.2.7.255:9 (</w:t>
-      </w:r>
-      <w:proofErr w:type="spellStart"/>
-      <w:r>
-        <w:t>discard</w:t>
-      </w:r>
-      <w:proofErr w:type="spellEnd"/>
-      <w:r>
-        <w:t>)</w:t>
-      </w:r>
-    </w:p>
-    <w:p>
-      <w:r>
-        <w:t>ether</w:t>
-      </w:r>
-      <w:proofErr w:type="gramStart"/>
-      <w:r>
-        <w:t>5  142.499</w:t>
-      </w:r>
-      <w:proofErr w:type="gramEnd"/>
-      <w:r>
-        <w:t xml:space="preserve">  </w:t>
-      </w:r>
-      <w:proofErr w:type="gramStart"/>
-      <w:r>
-        <w:t>1305  &lt;</w:t>
-      </w:r>
-      <w:proofErr w:type="gramEnd"/>
-      <w:r>
-        <w:t>-   BC:24:11:84:61:</w:t>
-      </w:r>
-      <w:proofErr w:type="gramStart"/>
-      <w:r>
-        <w:t>32  FF</w:t>
-      </w:r>
-      <w:proofErr w:type="gramEnd"/>
-      <w:r>
-        <w:t>:</w:t>
-      </w:r>
-      <w:proofErr w:type="gramStart"/>
-      <w:r>
-        <w:t>FF:FF</w:t>
-      </w:r>
-      <w:proofErr w:type="gramEnd"/>
-      <w:r>
-        <w:t>:</w:t>
-      </w:r>
-      <w:proofErr w:type="gramStart"/>
-      <w:r>
-        <w:t>FF:FF</w:t>
-      </w:r>
-      <w:proofErr w:type="gramEnd"/>
-      <w:r>
-        <w:t>:</w:t>
-      </w:r>
-      <w:proofErr w:type="gramStart"/>
-      <w:r>
-        <w:t>FF  10.2.7.5</w:t>
-      </w:r>
-      <w:proofErr w:type="gramEnd"/>
-      <w:r>
-        <w:t>:49197                              10.2.7.255:9 (</w:t>
-      </w:r>
-      <w:proofErr w:type="spellStart"/>
-      <w:r>
-        <w:t>discard</w:t>
-      </w:r>
-      <w:proofErr w:type="spellEnd"/>
-      <w:r>
-        <w:t>)</w:t>
-      </w:r>
-    </w:p>
-    <w:p>
-      <w:r>
-        <w:t>ether</w:t>
-      </w:r>
-      <w:proofErr w:type="gramStart"/>
-      <w:r>
-        <w:t>5  142.499</w:t>
-      </w:r>
-      <w:proofErr w:type="gramEnd"/>
-      <w:r>
-        <w:t xml:space="preserve">  </w:t>
-      </w:r>
-      <w:proofErr w:type="gramStart"/>
-      <w:r>
-        <w:t>1306  &lt;</w:t>
-      </w:r>
-      <w:proofErr w:type="gramEnd"/>
-      <w:r>
-        <w:t>-   BC:24:11:84:61:</w:t>
-      </w:r>
-      <w:proofErr w:type="gramStart"/>
-      <w:r>
-        <w:t>32  FF</w:t>
-      </w:r>
-      <w:proofErr w:type="gramEnd"/>
-      <w:r>
-        <w:t>:</w:t>
-      </w:r>
-      <w:proofErr w:type="gramStart"/>
-      <w:r>
-        <w:t>FF:FF</w:t>
-      </w:r>
-      <w:proofErr w:type="gramEnd"/>
-      <w:r>
-        <w:t>:</w:t>
-      </w:r>
-      <w:proofErr w:type="gramStart"/>
-      <w:r>
-        <w:t>FF:FF</w:t>
-      </w:r>
-      <w:proofErr w:type="gramEnd"/>
-      <w:r>
-        <w:t>:</w:t>
-      </w:r>
-      <w:proofErr w:type="gramStart"/>
-      <w:r>
-        <w:t>FF  10.2.7.5</w:t>
-      </w:r>
-      <w:proofErr w:type="gramEnd"/>
-      <w:r>
-        <w:t>:33446                              255.255.255.255:9 (</w:t>
-      </w:r>
-      <w:proofErr w:type="spellStart"/>
-      <w:r>
-        <w:t>discard</w:t>
-      </w:r>
-      <w:proofErr w:type="spellEnd"/>
-      <w:r>
-        <w:t>)</w:t>
-      </w:r>
-    </w:p>
-    <w:p>
-      <w:r>
-        <w:t>ether</w:t>
-      </w:r>
-      <w:proofErr w:type="gramStart"/>
-      <w:r>
-        <w:t>5  142.499</w:t>
-      </w:r>
-      <w:proofErr w:type="gramEnd"/>
-      <w:r>
-        <w:t xml:space="preserve">  </w:t>
-      </w:r>
-      <w:proofErr w:type="gramStart"/>
-      <w:r>
-        <w:t>1307  &lt;</w:t>
-      </w:r>
-      <w:proofErr w:type="gramEnd"/>
-      <w:r>
-        <w:t>-   BC:24:11:84:61:</w:t>
-      </w:r>
-      <w:proofErr w:type="gramStart"/>
-      <w:r>
-        <w:t>32  FF</w:t>
-      </w:r>
-      <w:proofErr w:type="gramEnd"/>
-      <w:r>
-        <w:t>:</w:t>
-      </w:r>
-      <w:proofErr w:type="gramStart"/>
-      <w:r>
-        <w:t>FF:FF</w:t>
-      </w:r>
-      <w:proofErr w:type="gramEnd"/>
-      <w:r>
-        <w:t>:</w:t>
-      </w:r>
-      <w:proofErr w:type="gramStart"/>
-      <w:r>
-        <w:t>FF:FF</w:t>
-      </w:r>
-      <w:proofErr w:type="gramEnd"/>
-      <w:r>
-        <w:t>:</w:t>
-      </w:r>
-      <w:proofErr w:type="gramStart"/>
-      <w:r>
-        <w:t>FF  10.2.7.5</w:t>
-      </w:r>
-      <w:proofErr w:type="gramEnd"/>
-      <w:r>
-        <w:t>:55200                              255.255.255.255:9 (</w:t>
-      </w:r>
-      <w:proofErr w:type="spellStart"/>
-      <w:r>
-        <w:t>discard</w:t>
-      </w:r>
-      <w:proofErr w:type="spellEnd"/>
-      <w:r>
-        <w:t>)</w:t>
-      </w:r>
-    </w:p>
-    <w:p>
-      <w:r>
-        <w:t>ether</w:t>
-      </w:r>
-      <w:proofErr w:type="gramStart"/>
-      <w:r>
-        <w:t>5  142.499</w:t>
-      </w:r>
-      <w:proofErr w:type="gramEnd"/>
-      <w:r>
-        <w:t xml:space="preserve">  </w:t>
-      </w:r>
-      <w:proofErr w:type="gramStart"/>
-      <w:r>
-        <w:t>1308  &lt;</w:t>
-      </w:r>
-      <w:proofErr w:type="gramEnd"/>
-      <w:r>
-        <w:t>-   BC:24:11:84:61:</w:t>
-      </w:r>
-      <w:proofErr w:type="gramStart"/>
-      <w:r>
-        <w:t>32  FF</w:t>
-      </w:r>
-      <w:proofErr w:type="gramEnd"/>
-      <w:r>
-        <w:t>:</w:t>
-      </w:r>
-      <w:proofErr w:type="gramStart"/>
-      <w:r>
-        <w:t>FF:FF</w:t>
-      </w:r>
-      <w:proofErr w:type="gramEnd"/>
-      <w:r>
-        <w:t>:</w:t>
-      </w:r>
-      <w:proofErr w:type="gramStart"/>
-      <w:r>
-        <w:t>FF:FF</w:t>
-      </w:r>
-      <w:proofErr w:type="gramEnd"/>
-      <w:r>
-        <w:t>:</w:t>
-      </w:r>
-      <w:proofErr w:type="gramStart"/>
-      <w:r>
-        <w:t>FF  10.2.7.5</w:t>
-      </w:r>
-      <w:proofErr w:type="gramEnd"/>
-      <w:r>
-        <w:t>:46247                              10.2.7.255:9 (</w:t>
-      </w:r>
-      <w:proofErr w:type="spellStart"/>
-      <w:r>
-        <w:t>discard</w:t>
-      </w:r>
-      <w:proofErr w:type="spellEnd"/>
-      <w:r>
-        <w:t>)</w:t>
-      </w:r>
-    </w:p>
-    <w:p>
-      <w:r>
-        <w:t>ether</w:t>
-      </w:r>
-      <w:proofErr w:type="gramStart"/>
-      <w:r>
-        <w:t>5  162.472</w:t>
-      </w:r>
-      <w:proofErr w:type="gramEnd"/>
-      <w:r>
-        <w:t xml:space="preserve">  </w:t>
-      </w:r>
-      <w:proofErr w:type="gramStart"/>
-      <w:r>
-        <w:t>1309  -</w:t>
-      </w:r>
-      <w:proofErr w:type="gramEnd"/>
-      <w:r>
-        <w:t>&gt;   BC:24:11:</w:t>
-      </w:r>
-      <w:proofErr w:type="gramStart"/>
-      <w:r>
-        <w:t>81:D</w:t>
-      </w:r>
-      <w:proofErr w:type="gramEnd"/>
-      <w:r>
-        <w:t>5:DD  33:33:00:00:00:</w:t>
-      </w:r>
-      <w:proofErr w:type="gramStart"/>
-      <w:r>
-        <w:t>01  fe80::</w:t>
-      </w:r>
-      <w:proofErr w:type="gramEnd"/>
-      <w:r>
-        <w:t>be24:11</w:t>
-      </w:r>
-      <w:proofErr w:type="gramStart"/>
-      <w:r>
-        <w:t>ff:fe81:d</w:t>
-      </w:r>
-      <w:proofErr w:type="gramEnd"/>
-      <w:r>
-        <w:t>5dd:5678 (</w:t>
-      </w:r>
-      <w:proofErr w:type="spellStart"/>
-      <w:proofErr w:type="gramStart"/>
-      <w:r>
-        <w:t>discovery</w:t>
-      </w:r>
-      <w:proofErr w:type="spellEnd"/>
-      <w:r>
-        <w:t>)  ff</w:t>
-      </w:r>
-      <w:proofErr w:type="gramEnd"/>
-      <w:r>
-        <w:t>02::1:5678 (</w:t>
-      </w:r>
-      <w:proofErr w:type="spellStart"/>
-      <w:r>
-        <w:t>discovery</w:t>
-      </w:r>
-      <w:proofErr w:type="spellEnd"/>
-      <w:r>
-        <w:t>)</w:t>
-      </w:r>
-    </w:p>
-    <w:p>
-      <w:r>
-        <w:t>ether</w:t>
-      </w:r>
-      <w:proofErr w:type="gramStart"/>
-      <w:r>
-        <w:t>5  162.472</w:t>
-      </w:r>
-      <w:proofErr w:type="gramEnd"/>
-      <w:r>
-        <w:t xml:space="preserve">  </w:t>
-      </w:r>
-      <w:proofErr w:type="gramStart"/>
-      <w:r>
-        <w:t>1310  -</w:t>
-      </w:r>
-      <w:proofErr w:type="gramEnd"/>
-      <w:r>
-        <w:t>&gt;   BC:24:11:</w:t>
-      </w:r>
-      <w:proofErr w:type="gramStart"/>
-      <w:r>
-        <w:t>81:D</w:t>
-      </w:r>
-      <w:proofErr w:type="gramEnd"/>
-      <w:r>
-        <w:t>5:</w:t>
-      </w:r>
-      <w:proofErr w:type="gramStart"/>
-      <w:r>
-        <w:t>DD  FF</w:t>
-      </w:r>
-      <w:proofErr w:type="gramEnd"/>
-      <w:r>
-        <w:t>:</w:t>
-      </w:r>
-      <w:proofErr w:type="gramStart"/>
-      <w:r>
-        <w:t>FF:FF</w:t>
-      </w:r>
-      <w:proofErr w:type="gramEnd"/>
-      <w:r>
-        <w:t>:</w:t>
-      </w:r>
-      <w:proofErr w:type="gramStart"/>
-      <w:r>
-        <w:t>FF:FF</w:t>
-      </w:r>
-      <w:proofErr w:type="gramEnd"/>
-      <w:r>
-        <w:t>:</w:t>
-      </w:r>
-      <w:proofErr w:type="gramStart"/>
-      <w:r>
-        <w:t>FF  10.2.7.3</w:t>
-      </w:r>
-      <w:proofErr w:type="gramEnd"/>
-      <w:r>
-        <w:t>:5678 (</w:t>
-      </w:r>
-      <w:proofErr w:type="spellStart"/>
-      <w:proofErr w:type="gramStart"/>
-      <w:r>
-        <w:t>discovery</w:t>
-      </w:r>
-      <w:proofErr w:type="spellEnd"/>
-      <w:r>
-        <w:t xml:space="preserve">)   </w:t>
-      </w:r>
-      <w:proofErr w:type="gramEnd"/>
-      <w:r>
-        <w:t xml:space="preserve">                255.255.255.255:5678 (</w:t>
-      </w:r>
-      <w:proofErr w:type="spellStart"/>
-      <w:r>
-        <w:t>discovery</w:t>
-      </w:r>
-      <w:proofErr w:type="spellEnd"/>
-      <w:r>
-        <w:t>)</w:t>
-      </w:r>
-    </w:p>
-    <w:p>
-      <w:pPr>
-        <w:sectPr>
-          <w:pgSz w:w="12240" w:h="15840"/>
-          <w:pgMar w:top="1440" w:right="1440" w:bottom="1440" w:left="1440" w:header="708" w:footer="708" w:gutter="0"/>
-          <w:cols w:space="708"/>
-          <w:docGrid w:linePitch="360"/>
-        </w:sectPr>
-      </w:pPr>
-    </w:p>
-    <w:p>
-      <w:r>
-        <w:lastRenderedPageBreak/>
-        <w:t>RETRANSMITIENDO MULTICAST A 3 HOSTS:</w:t>
-      </w:r>
-    </w:p>
-    <w:p>
-      <w:proofErr w:type="gramStart"/>
-      <w:r>
-        <w:t>INTERFACE  TIME</w:t>
-      </w:r>
-      <w:proofErr w:type="gramEnd"/>
-      <w:r>
-        <w:t xml:space="preserve">       </w:t>
-      </w:r>
-      <w:proofErr w:type="gramStart"/>
-      <w:r>
-        <w:t>NUM  DIR</w:t>
-      </w:r>
-      <w:proofErr w:type="gramEnd"/>
-      <w:r>
-        <w:t xml:space="preserve">  SRC-MAC            DST-MAC            SRC-ADDRESS     DST-ADDRESS        </w:t>
-      </w:r>
-      <w:proofErr w:type="gramStart"/>
-      <w:r>
-        <w:t>PROTOCOL  SIZE</w:t>
-      </w:r>
-      <w:proofErr w:type="gramEnd"/>
-      <w:r>
-        <w:t xml:space="preserve">  CPU</w:t>
-      </w:r>
-    </w:p>
-    <w:p>
-      <w:r>
-        <w:t xml:space="preserve">ether5     </w:t>
-      </w:r>
-      <w:proofErr w:type="gramStart"/>
-      <w:r>
-        <w:t>524.782  17525</w:t>
-      </w:r>
-      <w:proofErr w:type="gramEnd"/>
-      <w:r>
-        <w:t xml:space="preserve">  &lt;-   BC:24:11:84:61:</w:t>
-      </w:r>
-      <w:proofErr w:type="gramStart"/>
-      <w:r>
-        <w:t>32  01</w:t>
-      </w:r>
-      <w:proofErr w:type="gramEnd"/>
-      <w:r>
-        <w:t>:</w:t>
-      </w:r>
-      <w:proofErr w:type="gramStart"/>
-      <w:r>
-        <w:t>00:5E:7E</w:t>
-      </w:r>
-      <w:proofErr w:type="gramEnd"/>
-      <w:r>
-        <w:t>:07:</w:t>
-      </w:r>
-      <w:proofErr w:type="gramStart"/>
-      <w:r>
-        <w:t>05  10.2.7.5</w:t>
-      </w:r>
-      <w:proofErr w:type="gramEnd"/>
-      <w:r>
-        <w:t>:</w:t>
-      </w:r>
-      <w:proofErr w:type="gramStart"/>
-      <w:r>
-        <w:t>50071  233.254.7.5</w:t>
-      </w:r>
-      <w:proofErr w:type="gramEnd"/>
-      <w:r>
-        <w:t>:</w:t>
-      </w:r>
-      <w:proofErr w:type="gramStart"/>
-      <w:r>
-        <w:t xml:space="preserve">50070  </w:t>
-      </w:r>
-      <w:proofErr w:type="spellStart"/>
-      <w:r>
-        <w:t>ip</w:t>
-      </w:r>
-      <w:proofErr w:type="gramEnd"/>
-      <w:r>
-        <w:t>:udp</w:t>
-      </w:r>
-      <w:proofErr w:type="spellEnd"/>
-      <w:r>
-        <w:t xml:space="preserve">    1514    0</w:t>
-      </w:r>
-    </w:p>
-    <w:p>
-      <w:r>
-        <w:t xml:space="preserve">ether5     </w:t>
-      </w:r>
-      <w:proofErr w:type="gramStart"/>
-      <w:r>
-        <w:t>524.782  17526</w:t>
-      </w:r>
-      <w:proofErr w:type="gramEnd"/>
-      <w:r>
-        <w:t xml:space="preserve">  &lt;-   BC:24:11:84:61:</w:t>
-      </w:r>
-      <w:proofErr w:type="gramStart"/>
-      <w:r>
-        <w:t>32  01</w:t>
-      </w:r>
-      <w:proofErr w:type="gramEnd"/>
-      <w:r>
-        <w:t>:</w:t>
-      </w:r>
-      <w:proofErr w:type="gramStart"/>
-      <w:r>
-        <w:t>00:5E:7E</w:t>
-      </w:r>
-      <w:proofErr w:type="gramEnd"/>
-      <w:r>
-        <w:t>:07:</w:t>
-      </w:r>
-      <w:proofErr w:type="gramStart"/>
-      <w:r>
-        <w:t>05  10.2.7.5</w:t>
-      </w:r>
-      <w:proofErr w:type="gramEnd"/>
-      <w:r>
-        <w:t>:</w:t>
-      </w:r>
-      <w:proofErr w:type="gramStart"/>
-      <w:r>
-        <w:t>50071  233.254.7.5</w:t>
-      </w:r>
-      <w:proofErr w:type="gramEnd"/>
-      <w:r>
-        <w:t>:</w:t>
-      </w:r>
-      <w:proofErr w:type="gramStart"/>
-      <w:r>
-        <w:t xml:space="preserve">50070  </w:t>
-      </w:r>
-      <w:proofErr w:type="spellStart"/>
-      <w:r>
-        <w:t>ip</w:t>
-      </w:r>
-      <w:proofErr w:type="gramEnd"/>
-      <w:r>
-        <w:t>:udp</w:t>
-      </w:r>
-      <w:proofErr w:type="spellEnd"/>
-      <w:r>
-        <w:t xml:space="preserve">    1514    0</w:t>
-      </w:r>
-    </w:p>
-    <w:p>
-      <w:r>
-        <w:t xml:space="preserve">ether5     </w:t>
-      </w:r>
-      <w:proofErr w:type="gramStart"/>
-      <w:r>
-        <w:t>524.782  17527</w:t>
-      </w:r>
-      <w:proofErr w:type="gramEnd"/>
-      <w:r>
-        <w:t xml:space="preserve">  &lt;-   BC:24:11:84:61:</w:t>
-      </w:r>
-      <w:proofErr w:type="gramStart"/>
-      <w:r>
-        <w:t>32  01</w:t>
-      </w:r>
-      <w:proofErr w:type="gramEnd"/>
-      <w:r>
-        <w:t>:</w:t>
-      </w:r>
-      <w:proofErr w:type="gramStart"/>
-      <w:r>
-        <w:t>00:5E:7E</w:t>
-      </w:r>
-      <w:proofErr w:type="gramEnd"/>
-      <w:r>
-        <w:t>:07:</w:t>
-      </w:r>
-      <w:proofErr w:type="gramStart"/>
-      <w:r>
-        <w:t>05  10.2.7.5</w:t>
-      </w:r>
-      <w:proofErr w:type="gramEnd"/>
-      <w:r>
-        <w:t>:</w:t>
-      </w:r>
-      <w:proofErr w:type="gramStart"/>
-      <w:r>
-        <w:t>50071  233.254.7.5</w:t>
-      </w:r>
-      <w:proofErr w:type="gramEnd"/>
-      <w:r>
-        <w:t>:</w:t>
-      </w:r>
-      <w:proofErr w:type="gramStart"/>
-      <w:r>
-        <w:t xml:space="preserve">50070  </w:t>
-      </w:r>
-      <w:proofErr w:type="spellStart"/>
-      <w:r>
-        <w:t>ip</w:t>
-      </w:r>
-      <w:proofErr w:type="gramEnd"/>
-      <w:r>
-        <w:t>:udp</w:t>
-      </w:r>
-      <w:proofErr w:type="spellEnd"/>
-      <w:r>
-        <w:t xml:space="preserve">    1514    0</w:t>
-      </w:r>
-    </w:p>
-    <w:p>
-      <w:r>
-        <w:t xml:space="preserve">ether5     </w:t>
-      </w:r>
-      <w:proofErr w:type="gramStart"/>
-      <w:r>
-        <w:t>524.782  17528</w:t>
-      </w:r>
-      <w:proofErr w:type="gramEnd"/>
-      <w:r>
-        <w:t xml:space="preserve">  &lt;-   BC:24:11:84:61:</w:t>
-      </w:r>
-      <w:proofErr w:type="gramStart"/>
-      <w:r>
-        <w:t>32  01</w:t>
-      </w:r>
-      <w:proofErr w:type="gramEnd"/>
-      <w:r>
-        <w:t>:</w:t>
-      </w:r>
-      <w:proofErr w:type="gramStart"/>
-      <w:r>
-        <w:t>00:5E:7E</w:t>
-      </w:r>
-      <w:proofErr w:type="gramEnd"/>
-      <w:r>
-        <w:t>:07:</w:t>
-      </w:r>
-      <w:proofErr w:type="gramStart"/>
-      <w:r>
-        <w:t>05  10.2.7.5</w:t>
-      </w:r>
-      <w:proofErr w:type="gramEnd"/>
-      <w:r>
-        <w:t>:</w:t>
-      </w:r>
-      <w:proofErr w:type="gramStart"/>
-      <w:r>
-        <w:t>50071  233.254.7.5</w:t>
-      </w:r>
-      <w:proofErr w:type="gramEnd"/>
-      <w:r>
-        <w:t>:</w:t>
-      </w:r>
-      <w:proofErr w:type="gramStart"/>
-      <w:r>
-        <w:t xml:space="preserve">50070  </w:t>
-      </w:r>
-      <w:proofErr w:type="spellStart"/>
-      <w:r>
-        <w:t>ip</w:t>
-      </w:r>
-      <w:proofErr w:type="gramEnd"/>
-      <w:r>
-        <w:t>:udp</w:t>
-      </w:r>
-      <w:proofErr w:type="spellEnd"/>
-      <w:r>
-        <w:t xml:space="preserve">    1514    0</w:t>
-      </w:r>
-    </w:p>
-    <w:p>
-      <w:r>
-        <w:t xml:space="preserve">ether5     </w:t>
-      </w:r>
-      <w:proofErr w:type="gramStart"/>
-      <w:r>
-        <w:t>524.782  17529</w:t>
-      </w:r>
-      <w:proofErr w:type="gramEnd"/>
-      <w:r>
-        <w:t xml:space="preserve">  &lt;-   BC:24:11:84:61:</w:t>
-      </w:r>
-      <w:proofErr w:type="gramStart"/>
-      <w:r>
-        <w:t>32  01</w:t>
-      </w:r>
-      <w:proofErr w:type="gramEnd"/>
-      <w:r>
-        <w:t>:</w:t>
-      </w:r>
-      <w:proofErr w:type="gramStart"/>
-      <w:r>
-        <w:t>00:5E:7E</w:t>
-      </w:r>
-      <w:proofErr w:type="gramEnd"/>
-      <w:r>
-        <w:t>:07:</w:t>
-      </w:r>
-      <w:proofErr w:type="gramStart"/>
-      <w:r>
-        <w:t>05  10.2.7.5</w:t>
-      </w:r>
-      <w:proofErr w:type="gramEnd"/>
-      <w:r>
-        <w:t>:</w:t>
-      </w:r>
-      <w:proofErr w:type="gramStart"/>
-      <w:r>
-        <w:t>50071  233.254.7.5</w:t>
-      </w:r>
-      <w:proofErr w:type="gramEnd"/>
-      <w:r>
-        <w:t>:</w:t>
-      </w:r>
-      <w:proofErr w:type="gramStart"/>
-      <w:r>
-        <w:t xml:space="preserve">50070  </w:t>
-      </w:r>
-      <w:proofErr w:type="spellStart"/>
-      <w:r>
-        <w:t>ip</w:t>
-      </w:r>
-      <w:proofErr w:type="gramEnd"/>
-      <w:r>
-        <w:t>:udp</w:t>
-      </w:r>
-      <w:proofErr w:type="spellEnd"/>
-      <w:r>
-        <w:t xml:space="preserve">    1514    0</w:t>
-      </w:r>
-    </w:p>
-    <w:p>
-      <w:r>
-        <w:t xml:space="preserve">ether5     </w:t>
-      </w:r>
-      <w:proofErr w:type="gramStart"/>
-      <w:r>
-        <w:t>524.782  17530</w:t>
-      </w:r>
-      <w:proofErr w:type="gramEnd"/>
-      <w:r>
-        <w:t xml:space="preserve">  &lt;-   BC:24:11:84:61:</w:t>
-      </w:r>
-      <w:proofErr w:type="gramStart"/>
-      <w:r>
-        <w:t>32  01</w:t>
-      </w:r>
-      <w:proofErr w:type="gramEnd"/>
-      <w:r>
-        <w:t>:</w:t>
-      </w:r>
-      <w:proofErr w:type="gramStart"/>
-      <w:r>
-        <w:t>00:5E:7E</w:t>
-      </w:r>
-      <w:proofErr w:type="gramEnd"/>
-      <w:r>
-        <w:t>:07:</w:t>
-      </w:r>
-      <w:proofErr w:type="gramStart"/>
-      <w:r>
-        <w:t>05  10.2.7.5</w:t>
-      </w:r>
-      <w:proofErr w:type="gramEnd"/>
-      <w:r>
-        <w:t>:</w:t>
-      </w:r>
-      <w:proofErr w:type="gramStart"/>
-      <w:r>
-        <w:t>50071  233.254.7.5</w:t>
-      </w:r>
-      <w:proofErr w:type="gramEnd"/>
-      <w:r>
-        <w:t>:</w:t>
-      </w:r>
-      <w:proofErr w:type="gramStart"/>
-      <w:r>
-        <w:t xml:space="preserve">50070  </w:t>
-      </w:r>
-      <w:proofErr w:type="spellStart"/>
-      <w:r>
-        <w:t>ip</w:t>
-      </w:r>
-      <w:proofErr w:type="gramEnd"/>
-      <w:r>
-        <w:t>:udp</w:t>
-      </w:r>
-      <w:proofErr w:type="spellEnd"/>
-      <w:r>
-        <w:t xml:space="preserve">    1514    0</w:t>
-      </w:r>
-    </w:p>
-    <w:p>
-      <w:r>
-        <w:t xml:space="preserve">ether5     </w:t>
-      </w:r>
-      <w:proofErr w:type="gramStart"/>
-      <w:r>
-        <w:t>524.782  17531</w:t>
-      </w:r>
-      <w:proofErr w:type="gramEnd"/>
-      <w:r>
-        <w:t xml:space="preserve">  &lt;-   BC:24:11:84:61:</w:t>
-      </w:r>
-      <w:proofErr w:type="gramStart"/>
-      <w:r>
-        <w:t>32  01</w:t>
-      </w:r>
-      <w:proofErr w:type="gramEnd"/>
-      <w:r>
-        <w:t>:</w:t>
-      </w:r>
-      <w:proofErr w:type="gramStart"/>
-      <w:r>
-        <w:t>00:5E:7E</w:t>
-      </w:r>
-      <w:proofErr w:type="gramEnd"/>
-      <w:r>
-        <w:t>:07:</w:t>
-      </w:r>
-      <w:proofErr w:type="gramStart"/>
-      <w:r>
-        <w:t>05  10.2.7.5</w:t>
-      </w:r>
-      <w:proofErr w:type="gramEnd"/>
-      <w:r>
-        <w:t>:</w:t>
-      </w:r>
-      <w:proofErr w:type="gramStart"/>
-      <w:r>
-        <w:t>50071  233.254.7.5</w:t>
-      </w:r>
-      <w:proofErr w:type="gramEnd"/>
-      <w:r>
-        <w:t>:</w:t>
-      </w:r>
-      <w:proofErr w:type="gramStart"/>
-      <w:r>
-        <w:t xml:space="preserve">50070  </w:t>
-      </w:r>
-      <w:proofErr w:type="spellStart"/>
-      <w:r>
-        <w:t>ip</w:t>
-      </w:r>
-      <w:proofErr w:type="gramEnd"/>
-      <w:r>
-        <w:t>:udp</w:t>
-      </w:r>
-      <w:proofErr w:type="spellEnd"/>
-      <w:r>
-        <w:t xml:space="preserve">    1514    0</w:t>
-      </w:r>
-    </w:p>
-    <w:p>
-      <w:r>
-        <w:t xml:space="preserve">ether5     </w:t>
-      </w:r>
-      <w:proofErr w:type="gramStart"/>
-      <w:r>
-        <w:t>524.782  17532</w:t>
-      </w:r>
-      <w:proofErr w:type="gramEnd"/>
-      <w:r>
-        <w:t xml:space="preserve">  &lt;-   BC:24:11:84:61:</w:t>
-      </w:r>
-      <w:proofErr w:type="gramStart"/>
-      <w:r>
-        <w:t>32  01</w:t>
-      </w:r>
-      <w:proofErr w:type="gramEnd"/>
-      <w:r>
-        <w:t>:</w:t>
-      </w:r>
-      <w:proofErr w:type="gramStart"/>
-      <w:r>
-        <w:t>00:5E:7E</w:t>
-      </w:r>
-      <w:proofErr w:type="gramEnd"/>
-      <w:r>
-        <w:t>:07:</w:t>
-      </w:r>
-      <w:proofErr w:type="gramStart"/>
-      <w:r>
-        <w:t>05  10.2.7.5</w:t>
-      </w:r>
-      <w:proofErr w:type="gramEnd"/>
-      <w:r>
-        <w:t>:</w:t>
-      </w:r>
-      <w:proofErr w:type="gramStart"/>
-      <w:r>
-        <w:t>50071  233.254.7.5</w:t>
-      </w:r>
-      <w:proofErr w:type="gramEnd"/>
-      <w:r>
-        <w:t>:</w:t>
-      </w:r>
-      <w:proofErr w:type="gramStart"/>
-      <w:r>
-        <w:t xml:space="preserve">50070  </w:t>
-      </w:r>
-      <w:proofErr w:type="spellStart"/>
-      <w:r>
-        <w:t>ip</w:t>
-      </w:r>
-      <w:proofErr w:type="gramEnd"/>
-      <w:r>
-        <w:t>:udp</w:t>
-      </w:r>
-      <w:proofErr w:type="spellEnd"/>
-      <w:r>
-        <w:t xml:space="preserve">    1514    0</w:t>
-      </w:r>
-    </w:p>
-    <w:p>
-      <w:r>
-        <w:t xml:space="preserve">ether5     </w:t>
-      </w:r>
-      <w:proofErr w:type="gramStart"/>
-      <w:r>
-        <w:t>524.782  17533</w:t>
-      </w:r>
-      <w:proofErr w:type="gramEnd"/>
-      <w:r>
-        <w:t xml:space="preserve">  &lt;-   BC:24:11:84:61:</w:t>
-      </w:r>
-      <w:proofErr w:type="gramStart"/>
-      <w:r>
-        <w:t>32  01</w:t>
-      </w:r>
-      <w:proofErr w:type="gramEnd"/>
-      <w:r>
-        <w:t>:</w:t>
-      </w:r>
-      <w:proofErr w:type="gramStart"/>
-      <w:r>
-        <w:t>00:5E:7E</w:t>
-      </w:r>
-      <w:proofErr w:type="gramEnd"/>
-      <w:r>
-        <w:t>:07:</w:t>
-      </w:r>
-      <w:proofErr w:type="gramStart"/>
-      <w:r>
-        <w:t>05  10.2.7.5</w:t>
-      </w:r>
-      <w:proofErr w:type="gramEnd"/>
-      <w:r>
-        <w:t>:</w:t>
-      </w:r>
-      <w:proofErr w:type="gramStart"/>
-      <w:r>
-        <w:t>50071  233.254.7.5</w:t>
-      </w:r>
-      <w:proofErr w:type="gramEnd"/>
-      <w:r>
-        <w:t>:</w:t>
-      </w:r>
-      <w:proofErr w:type="gramStart"/>
-      <w:r>
-        <w:t xml:space="preserve">50070  </w:t>
-      </w:r>
-      <w:proofErr w:type="spellStart"/>
-      <w:r>
-        <w:t>ip</w:t>
-      </w:r>
-      <w:proofErr w:type="gramEnd"/>
-      <w:r>
-        <w:t>:udp</w:t>
-      </w:r>
-      <w:proofErr w:type="spellEnd"/>
-      <w:r>
-        <w:t xml:space="preserve">    1514    0</w:t>
-      </w:r>
-    </w:p>
-    <w:p>
-      <w:r>
-        <w:t xml:space="preserve">ether5     </w:t>
-      </w:r>
-      <w:proofErr w:type="gramStart"/>
-      <w:r>
-        <w:t>524.782  17534</w:t>
-      </w:r>
-      <w:proofErr w:type="gramEnd"/>
-      <w:r>
-        <w:t xml:space="preserve">  &lt;-   BC:24:11:84:61:</w:t>
-      </w:r>
-      <w:proofErr w:type="gramStart"/>
-      <w:r>
-        <w:t>32  01</w:t>
-      </w:r>
-      <w:proofErr w:type="gramEnd"/>
-      <w:r>
-        <w:t>:</w:t>
-      </w:r>
-      <w:proofErr w:type="gramStart"/>
-      <w:r>
-        <w:t>00:5E:7E</w:t>
-      </w:r>
-      <w:proofErr w:type="gramEnd"/>
-      <w:r>
-        <w:t>:07:</w:t>
-      </w:r>
-      <w:proofErr w:type="gramStart"/>
-      <w:r>
-        <w:t>05  10.2.7.5</w:t>
-      </w:r>
-      <w:proofErr w:type="gramEnd"/>
-      <w:r>
-        <w:t>:</w:t>
-      </w:r>
-      <w:proofErr w:type="gramStart"/>
-      <w:r>
-        <w:t>50071  233.254.7.5</w:t>
-      </w:r>
-      <w:proofErr w:type="gramEnd"/>
-      <w:r>
-        <w:t>:</w:t>
-      </w:r>
-      <w:proofErr w:type="gramStart"/>
-      <w:r>
-        <w:t xml:space="preserve">50070  </w:t>
-      </w:r>
-      <w:proofErr w:type="spellStart"/>
-      <w:r>
-        <w:t>ip</w:t>
-      </w:r>
-      <w:proofErr w:type="gramEnd"/>
-      <w:r>
-        <w:t>:udp</w:t>
-      </w:r>
-      <w:proofErr w:type="spellEnd"/>
-      <w:r>
-        <w:t xml:space="preserve">    1514    0</w:t>
-      </w:r>
-    </w:p>
-    <w:p>
-      <w:r>
-        <w:t xml:space="preserve">ether5     </w:t>
-      </w:r>
-      <w:proofErr w:type="gramStart"/>
-      <w:r>
-        <w:t>524.782  17535</w:t>
-      </w:r>
-      <w:proofErr w:type="gramEnd"/>
-      <w:r>
-        <w:t xml:space="preserve">  &lt;-   BC:24:11:84:61:</w:t>
-      </w:r>
-      <w:proofErr w:type="gramStart"/>
-      <w:r>
-        <w:t>32  01</w:t>
-      </w:r>
-      <w:proofErr w:type="gramEnd"/>
-      <w:r>
-        <w:t>:</w:t>
-      </w:r>
-      <w:proofErr w:type="gramStart"/>
-      <w:r>
-        <w:t>00:5E:7E</w:t>
-      </w:r>
-      <w:proofErr w:type="gramEnd"/>
-      <w:r>
-        <w:t>:07:</w:t>
-      </w:r>
-      <w:proofErr w:type="gramStart"/>
-      <w:r>
-        <w:t>05  10.2.7.5</w:t>
-      </w:r>
-      <w:proofErr w:type="gramEnd"/>
-      <w:r>
-        <w:t>:</w:t>
-      </w:r>
-      <w:proofErr w:type="gramStart"/>
-      <w:r>
-        <w:t>50071  233.254.7.5</w:t>
-      </w:r>
-      <w:proofErr w:type="gramEnd"/>
-      <w:r>
-        <w:t>:</w:t>
-      </w:r>
-      <w:proofErr w:type="gramStart"/>
-      <w:r>
-        <w:t xml:space="preserve">50070  </w:t>
-      </w:r>
-      <w:proofErr w:type="spellStart"/>
-      <w:r>
-        <w:t>ip</w:t>
-      </w:r>
-      <w:proofErr w:type="gramEnd"/>
-      <w:r>
-        <w:t>:udp</w:t>
-      </w:r>
-      <w:proofErr w:type="spellEnd"/>
-      <w:r>
-        <w:t xml:space="preserve">    1514    0</w:t>
-      </w:r>
-    </w:p>
-    <w:p>
-      <w:r>
-        <w:t xml:space="preserve">ether5     </w:t>
-      </w:r>
-      <w:proofErr w:type="gramStart"/>
-      <w:r>
-        <w:t>524.782  17536</w:t>
-      </w:r>
-      <w:proofErr w:type="gramEnd"/>
-      <w:r>
-        <w:t xml:space="preserve">  &lt;-   BC:24:11:84:61:</w:t>
-      </w:r>
-      <w:proofErr w:type="gramStart"/>
-      <w:r>
-        <w:t>32  01</w:t>
-      </w:r>
-      <w:proofErr w:type="gramEnd"/>
-      <w:r>
-        <w:t>:</w:t>
-      </w:r>
-      <w:proofErr w:type="gramStart"/>
-      <w:r>
-        <w:t>00:5E:7E</w:t>
-      </w:r>
-      <w:proofErr w:type="gramEnd"/>
-      <w:r>
-        <w:t>:07:</w:t>
-      </w:r>
-      <w:proofErr w:type="gramStart"/>
-      <w:r>
-        <w:t>05  10.2.7.5</w:t>
-      </w:r>
-      <w:proofErr w:type="gramEnd"/>
-      <w:r>
-        <w:t>:</w:t>
-      </w:r>
-      <w:proofErr w:type="gramStart"/>
-      <w:r>
-        <w:t>50071  233.254.7.5</w:t>
-      </w:r>
-      <w:proofErr w:type="gramEnd"/>
-      <w:r>
-        <w:t>:</w:t>
-      </w:r>
-      <w:proofErr w:type="gramStart"/>
-      <w:r>
-        <w:t xml:space="preserve">50070  </w:t>
-      </w:r>
-      <w:proofErr w:type="spellStart"/>
-      <w:r>
-        <w:t>ip</w:t>
-      </w:r>
-      <w:proofErr w:type="gramEnd"/>
-      <w:r>
-        <w:t>:udp</w:t>
-      </w:r>
-      <w:proofErr w:type="spellEnd"/>
-      <w:r>
-        <w:t xml:space="preserve">    1514    0</w:t>
-      </w:r>
-    </w:p>
-    <w:p>
-      <w:r>
-        <w:t xml:space="preserve">ether5     </w:t>
-      </w:r>
-      <w:proofErr w:type="gramStart"/>
-      <w:r>
-        <w:t>524.782  17537</w:t>
-      </w:r>
-      <w:proofErr w:type="gramEnd"/>
-      <w:r>
-        <w:t xml:space="preserve">  &lt;-   BC:24:11:84:61:</w:t>
-      </w:r>
-      <w:proofErr w:type="gramStart"/>
-      <w:r>
-        <w:t>32  01</w:t>
-      </w:r>
-      <w:proofErr w:type="gramEnd"/>
-      <w:r>
-        <w:t>:</w:t>
-      </w:r>
-      <w:proofErr w:type="gramStart"/>
-      <w:r>
-        <w:t>00:5E:7E</w:t>
-      </w:r>
-      <w:proofErr w:type="gramEnd"/>
-      <w:r>
-        <w:t>:07:</w:t>
-      </w:r>
-      <w:proofErr w:type="gramStart"/>
-      <w:r>
-        <w:t>05  10.2.7.5</w:t>
-      </w:r>
-      <w:proofErr w:type="gramEnd"/>
-      <w:r>
-        <w:t>:</w:t>
-      </w:r>
-      <w:proofErr w:type="gramStart"/>
-      <w:r>
-        <w:t>50071  233.254.7.5</w:t>
-      </w:r>
-      <w:proofErr w:type="gramEnd"/>
-      <w:r>
-        <w:t>:</w:t>
-      </w:r>
-      <w:proofErr w:type="gramStart"/>
-      <w:r>
-        <w:t xml:space="preserve">50070  </w:t>
-      </w:r>
-      <w:proofErr w:type="spellStart"/>
-      <w:r>
-        <w:t>ip</w:t>
-      </w:r>
-      <w:proofErr w:type="gramEnd"/>
-      <w:r>
-        <w:t>:udp</w:t>
-      </w:r>
-      <w:proofErr w:type="spellEnd"/>
-      <w:r>
-        <w:t xml:space="preserve">    1514    0</w:t>
-      </w:r>
-    </w:p>
-    <w:p>
-      <w:r>
-        <w:t xml:space="preserve">ether5     </w:t>
-      </w:r>
-      <w:proofErr w:type="gramStart"/>
-      <w:r>
-        <w:t>524.782  17538</w:t>
-      </w:r>
-      <w:proofErr w:type="gramEnd"/>
-      <w:r>
-        <w:t xml:space="preserve">  &lt;-   BC:24:11:84:61:</w:t>
-      </w:r>
-      <w:proofErr w:type="gramStart"/>
-      <w:r>
-        <w:t>32  01</w:t>
-      </w:r>
-      <w:proofErr w:type="gramEnd"/>
-      <w:r>
-        <w:t>:</w:t>
-      </w:r>
-      <w:proofErr w:type="gramStart"/>
-      <w:r>
-        <w:t>00:5E:7E</w:t>
-      </w:r>
-      <w:proofErr w:type="gramEnd"/>
-      <w:r>
-        <w:t>:07:</w:t>
-      </w:r>
-      <w:proofErr w:type="gramStart"/>
-      <w:r>
-        <w:t>05  10.2.7.5</w:t>
-      </w:r>
-      <w:proofErr w:type="gramEnd"/>
-      <w:r>
-        <w:t>:</w:t>
-      </w:r>
-      <w:proofErr w:type="gramStart"/>
-      <w:r>
-        <w:t>50071  233.254.7.5</w:t>
-      </w:r>
-      <w:proofErr w:type="gramEnd"/>
-      <w:r>
-        <w:t>:</w:t>
-      </w:r>
-      <w:proofErr w:type="gramStart"/>
-      <w:r>
-        <w:t xml:space="preserve">50070  </w:t>
-      </w:r>
-      <w:proofErr w:type="spellStart"/>
-      <w:r>
-        <w:t>ip</w:t>
-      </w:r>
-      <w:proofErr w:type="gramEnd"/>
-      <w:r>
-        <w:t>:udp</w:t>
-      </w:r>
-      <w:proofErr w:type="spellEnd"/>
-      <w:r>
-        <w:t xml:space="preserve">    1514    0</w:t>
-      </w:r>
-    </w:p>
-    <w:p>
-      <w:r>
-        <w:lastRenderedPageBreak/>
-        <w:t xml:space="preserve">ether5     </w:t>
-      </w:r>
-      <w:proofErr w:type="gramStart"/>
-      <w:r>
-        <w:t>524.782  17539</w:t>
-      </w:r>
-      <w:proofErr w:type="gramEnd"/>
-      <w:r>
-        <w:t xml:space="preserve">  &lt;-   BC:24:11:84:61:</w:t>
-      </w:r>
-      <w:proofErr w:type="gramStart"/>
-      <w:r>
-        <w:t>32  01</w:t>
-      </w:r>
-      <w:proofErr w:type="gramEnd"/>
-      <w:r>
-        <w:t>:</w:t>
-      </w:r>
-      <w:proofErr w:type="gramStart"/>
-      <w:r>
-        <w:t>00:5E:7E</w:t>
-      </w:r>
-      <w:proofErr w:type="gramEnd"/>
-      <w:r>
-        <w:t>:07:</w:t>
-      </w:r>
-      <w:proofErr w:type="gramStart"/>
-      <w:r>
-        <w:t>05  10.2.7.5</w:t>
-      </w:r>
-      <w:proofErr w:type="gramEnd"/>
-      <w:r>
-        <w:t>:</w:t>
-      </w:r>
-      <w:proofErr w:type="gramStart"/>
-      <w:r>
-        <w:t>50071  233.254.7.5</w:t>
-      </w:r>
-      <w:proofErr w:type="gramEnd"/>
-      <w:r>
-        <w:t>:</w:t>
-      </w:r>
-      <w:proofErr w:type="gramStart"/>
-      <w:r>
-        <w:t xml:space="preserve">50070  </w:t>
-      </w:r>
-      <w:proofErr w:type="spellStart"/>
-      <w:r>
-        <w:t>ip</w:t>
-      </w:r>
-      <w:proofErr w:type="gramEnd"/>
-      <w:r>
-        <w:t>:udp</w:t>
-      </w:r>
-      <w:proofErr w:type="spellEnd"/>
-      <w:r>
-        <w:t xml:space="preserve">    1514    0</w:t>
-      </w:r>
-    </w:p>
-    <w:p>
-      <w:r>
-        <w:t xml:space="preserve">ether5     </w:t>
-      </w:r>
-      <w:proofErr w:type="gramStart"/>
-      <w:r>
-        <w:t>524.782  17540</w:t>
-      </w:r>
-      <w:proofErr w:type="gramEnd"/>
-      <w:r>
-        <w:t xml:space="preserve">  &lt;-   BC:24:11:84:61:</w:t>
-      </w:r>
-      <w:proofErr w:type="gramStart"/>
-      <w:r>
-        <w:t>32  01</w:t>
-      </w:r>
-      <w:proofErr w:type="gramEnd"/>
-      <w:r>
-        <w:t>:</w:t>
-      </w:r>
-      <w:proofErr w:type="gramStart"/>
-      <w:r>
-        <w:t>00:5E:7E</w:t>
-      </w:r>
-      <w:proofErr w:type="gramEnd"/>
-      <w:r>
-        <w:t>:07:</w:t>
-      </w:r>
-      <w:proofErr w:type="gramStart"/>
-      <w:r>
-        <w:t>05  10.2.7.5</w:t>
-      </w:r>
-      <w:proofErr w:type="gramEnd"/>
-      <w:r>
-        <w:t>:</w:t>
-      </w:r>
-      <w:proofErr w:type="gramStart"/>
-      <w:r>
-        <w:t>50071  233.254.7.5</w:t>
-      </w:r>
-      <w:proofErr w:type="gramEnd"/>
-      <w:r>
-        <w:t>:</w:t>
-      </w:r>
-      <w:proofErr w:type="gramStart"/>
-      <w:r>
-        <w:t xml:space="preserve">50070  </w:t>
-      </w:r>
-      <w:proofErr w:type="spellStart"/>
-      <w:r>
-        <w:t>ip</w:t>
-      </w:r>
-      <w:proofErr w:type="gramEnd"/>
-      <w:r>
-        <w:t>:udp</w:t>
-      </w:r>
-      <w:proofErr w:type="spellEnd"/>
-      <w:r>
-        <w:t xml:space="preserve">    1514    0</w:t>
-      </w:r>
-    </w:p>
-    <w:p>
-      <w:r>
-        <w:t xml:space="preserve">ether5     </w:t>
-      </w:r>
-      <w:proofErr w:type="gramStart"/>
-      <w:r>
-        <w:t>524.782  17541</w:t>
-      </w:r>
-      <w:proofErr w:type="gramEnd"/>
-      <w:r>
-        <w:t xml:space="preserve">  &lt;-   BC:24:11:84:61:</w:t>
-      </w:r>
-      <w:proofErr w:type="gramStart"/>
-      <w:r>
-        <w:t>32  01</w:t>
-      </w:r>
-      <w:proofErr w:type="gramEnd"/>
-      <w:r>
-        <w:t>:</w:t>
-      </w:r>
-      <w:proofErr w:type="gramStart"/>
-      <w:r>
-        <w:t>00:5E:7E</w:t>
-      </w:r>
-      <w:proofErr w:type="gramEnd"/>
-      <w:r>
-        <w:t>:07:</w:t>
-      </w:r>
-      <w:proofErr w:type="gramStart"/>
-      <w:r>
-        <w:t>05  10.2.7.5</w:t>
-      </w:r>
-      <w:proofErr w:type="gramEnd"/>
-      <w:r>
-        <w:t>:</w:t>
-      </w:r>
-      <w:proofErr w:type="gramStart"/>
-      <w:r>
-        <w:t>50071  233.254.7.5</w:t>
-      </w:r>
-      <w:proofErr w:type="gramEnd"/>
-      <w:r>
-        <w:t>:</w:t>
-      </w:r>
-      <w:proofErr w:type="gramStart"/>
-      <w:r>
-        <w:t xml:space="preserve">50070  </w:t>
-      </w:r>
-      <w:proofErr w:type="spellStart"/>
-      <w:r>
-        <w:t>ip</w:t>
-      </w:r>
-      <w:proofErr w:type="gramEnd"/>
-      <w:r>
-        <w:t>:udp</w:t>
-      </w:r>
-      <w:proofErr w:type="spellEnd"/>
-      <w:r>
-        <w:t xml:space="preserve">    1514    0</w:t>
-      </w:r>
-    </w:p>
-    <w:p>
-      <w:r>
-        <w:t xml:space="preserve">ether5     </w:t>
-      </w:r>
-      <w:proofErr w:type="gramStart"/>
-      <w:r>
-        <w:t>524.782  17542</w:t>
-      </w:r>
-      <w:proofErr w:type="gramEnd"/>
-      <w:r>
-        <w:t xml:space="preserve">  &lt;-   BC:24:11:84:61:</w:t>
-      </w:r>
-      <w:proofErr w:type="gramStart"/>
-      <w:r>
-        <w:t>32  01</w:t>
-      </w:r>
-      <w:proofErr w:type="gramEnd"/>
-      <w:r>
-        <w:t>:</w:t>
-      </w:r>
-      <w:proofErr w:type="gramStart"/>
-      <w:r>
-        <w:t>00:5E:7E</w:t>
-      </w:r>
-      <w:proofErr w:type="gramEnd"/>
-      <w:r>
-        <w:t>:07:</w:t>
-      </w:r>
-      <w:proofErr w:type="gramStart"/>
-      <w:r>
-        <w:t>05  10.2.7.5</w:t>
-      </w:r>
-      <w:proofErr w:type="gramEnd"/>
-      <w:r>
-        <w:t>:</w:t>
-      </w:r>
-      <w:proofErr w:type="gramStart"/>
-      <w:r>
-        <w:t>50071  233.254.7.5</w:t>
-      </w:r>
-      <w:proofErr w:type="gramEnd"/>
-      <w:r>
-        <w:t>:</w:t>
-      </w:r>
-      <w:proofErr w:type="gramStart"/>
-      <w:r>
-        <w:t xml:space="preserve">50070  </w:t>
-      </w:r>
-      <w:proofErr w:type="spellStart"/>
-      <w:r>
-        <w:t>ip</w:t>
-      </w:r>
-      <w:proofErr w:type="gramEnd"/>
-      <w:r>
-        <w:t>:udp</w:t>
-      </w:r>
-      <w:proofErr w:type="spellEnd"/>
-      <w:r>
-        <w:t xml:space="preserve">    1514    0</w:t>
-      </w:r>
-    </w:p>
-    <w:p>
-      <w:r>
-        <w:t xml:space="preserve">ether5     </w:t>
-      </w:r>
-      <w:proofErr w:type="gramStart"/>
-      <w:r>
-        <w:t>524.782  17543</w:t>
-      </w:r>
-      <w:proofErr w:type="gramEnd"/>
-      <w:r>
-        <w:t xml:space="preserve">  &lt;-   BC:24:11:84:61:</w:t>
-      </w:r>
-      <w:proofErr w:type="gramStart"/>
-      <w:r>
-        <w:t>32  01</w:t>
-      </w:r>
-      <w:proofErr w:type="gramEnd"/>
-      <w:r>
-        <w:t>:</w:t>
-      </w:r>
-      <w:proofErr w:type="gramStart"/>
-      <w:r>
-        <w:t>00:5E:7E</w:t>
-      </w:r>
-      <w:proofErr w:type="gramEnd"/>
-      <w:r>
-        <w:t>:07:</w:t>
-      </w:r>
-      <w:proofErr w:type="gramStart"/>
-      <w:r>
-        <w:t>05  10.2.7.5</w:t>
-      </w:r>
-      <w:proofErr w:type="gramEnd"/>
-      <w:r>
-        <w:t>:</w:t>
-      </w:r>
-      <w:proofErr w:type="gramStart"/>
-      <w:r>
-        <w:t>50071  233.254.7.5</w:t>
-      </w:r>
-      <w:proofErr w:type="gramEnd"/>
-      <w:r>
-        <w:t>:</w:t>
-      </w:r>
-      <w:proofErr w:type="gramStart"/>
-      <w:r>
-        <w:t xml:space="preserve">50070  </w:t>
-      </w:r>
-      <w:proofErr w:type="spellStart"/>
-      <w:r>
-        <w:t>ip</w:t>
-      </w:r>
-      <w:proofErr w:type="gramEnd"/>
-      <w:r>
-        <w:t>:udp</w:t>
-      </w:r>
-      <w:proofErr w:type="spellEnd"/>
-      <w:r>
-        <w:t xml:space="preserve">    1514    0</w:t>
-      </w:r>
-    </w:p>
-    <w:p>
-      <w:r>
-        <w:t xml:space="preserve">ether5     </w:t>
-      </w:r>
-      <w:proofErr w:type="gramStart"/>
-      <w:r>
-        <w:t>524.782  17544</w:t>
-      </w:r>
-      <w:proofErr w:type="gramEnd"/>
-      <w:r>
-        <w:t xml:space="preserve">  &lt;-   BC:24:11:84:61:</w:t>
-      </w:r>
-      <w:proofErr w:type="gramStart"/>
-      <w:r>
-        <w:t>32  01</w:t>
-      </w:r>
-      <w:proofErr w:type="gramEnd"/>
-      <w:r>
-        <w:t>:</w:t>
-      </w:r>
-      <w:proofErr w:type="gramStart"/>
-      <w:r>
-        <w:t>00:5E:7E</w:t>
-      </w:r>
-      <w:proofErr w:type="gramEnd"/>
-      <w:r>
-        <w:t>:07:</w:t>
-      </w:r>
-      <w:proofErr w:type="gramStart"/>
-      <w:r>
-        <w:t>05  10.2.7.5</w:t>
-      </w:r>
-      <w:proofErr w:type="gramEnd"/>
-      <w:r>
-        <w:t>:</w:t>
-      </w:r>
-      <w:proofErr w:type="gramStart"/>
-      <w:r>
-        <w:t>50071  233.254.7.5</w:t>
-      </w:r>
-      <w:proofErr w:type="gramEnd"/>
-      <w:r>
-        <w:t>:</w:t>
-      </w:r>
-      <w:proofErr w:type="gramStart"/>
-      <w:r>
-        <w:t xml:space="preserve">50070  </w:t>
-      </w:r>
-      <w:proofErr w:type="spellStart"/>
-      <w:r>
-        <w:t>ip</w:t>
-      </w:r>
-      <w:proofErr w:type="gramEnd"/>
-      <w:r>
-        <w:t>:udp</w:t>
-      </w:r>
-      <w:proofErr w:type="spellEnd"/>
-      <w:r>
-        <w:t xml:space="preserve">    1514    0</w:t>
-      </w:r>
-    </w:p>
-    <w:p>
-      <w:r>
-        <w:t xml:space="preserve">-- [Q </w:t>
-      </w:r>
-      <w:proofErr w:type="spellStart"/>
-      <w:r>
-        <w:t>quit|D</w:t>
-      </w:r>
-      <w:proofErr w:type="spellEnd"/>
-      <w:r>
-        <w:t xml:space="preserve"> </w:t>
-      </w:r>
-      <w:proofErr w:type="spellStart"/>
-      <w:r>
-        <w:t>dump|C-z</w:t>
-      </w:r>
-      <w:proofErr w:type="spellEnd"/>
-      <w:r>
-        <w:t xml:space="preserve"> pause]</w:t>
-      </w:r>
-    </w:p>
-    <w:p/>
-    <w:p>
-      <w:pPr>
-        <w:sectPr>
-          <w:pgSz w:w="12240" w:h="15840"/>
-          <w:pgMar w:top="1440" w:right="1440" w:bottom="1440" w:left="1440" w:header="708" w:footer="708" w:gutter="0"/>
-          <w:cols w:space="708"/>
-          <w:docGrid w:linePitch="360"/>
-        </w:sectPr>
-      </w:pPr>
-    </w:p>
-    <w:p>
-      <w:r>
-        <w:lastRenderedPageBreak/>
+      <w:r>
+        <w:t>o:</w:t>
+      </w:r>
+    </w:p>
+    <w:p>
+      <w:r>
+        <w:t>/routing igmp-proxy interface print</w:t>
+      </w:r>
+    </w:p>
+    <w:p>
+      <w:r>
         <w:drawing>
-          <wp:inline distT="0" distB="0" distL="0" distR="0" wp14:anchorId="6D8D0A85" wp14:editId="2080E5C9">
-            <wp:extent cx="8229600" cy="3388360"/>
-            <wp:effectExtent l="0" t="0" r="0" b="2540"/>
-            <wp:docPr id="682873818" name="Imagen 1"/>
+          <wp:inline distT="0" distB="0" distL="0" distR="0" wp14:anchorId="50F97888" wp14:editId="0D91D75F">
+            <wp:extent cx="5001323" cy="1905266"/>
+            <wp:effectExtent l="0" t="0" r="8890" b="0"/>
+            <wp:docPr id="945847850" name="Imagen 1"/>
             <wp:cNvGraphicFramePr>
               <a:graphicFrameLocks xmlns:a="http://schemas.openxmlformats.org/drawingml/2006/main" noChangeAspect="1"/>
             </wp:cNvGraphicFramePr>
@@ -5223,7 +705,7 @@
               <a:graphicData uri="http://schemas.openxmlformats.org/drawingml/2006/picture">
                 <pic:pic xmlns:pic="http://schemas.openxmlformats.org/drawingml/2006/picture">
                   <pic:nvPicPr>
-                    <pic:cNvPr id="682873818" name=""/>
+                    <pic:cNvPr id="945847850" name=""/>
                     <pic:cNvPicPr/>
                   </pic:nvPicPr>
                   <pic:blipFill>
@@ -5235,7 +717,7 @@
                   <pic:spPr>
                     <a:xfrm>
                       <a:off x="0" y="0"/>
-                      <a:ext cx="8229600" cy="3388360"/>
+                      <a:ext cx="5001323" cy="1905266"/>
                     </a:xfrm>
                     <a:prstGeom prst="rect">
                       <a:avLst/>
@@ -5251,7 +733,7 @@
     <w:p>
       <w:pPr>
         <w:sectPr>
-          <w:pgSz w:w="15840" w:h="12240" w:orient="landscape"/>
+          <w:pgSz w:w="12240" w:h="15840"/>
           <w:pgMar w:top="1440" w:right="1440" w:bottom="1440" w:left="1440" w:header="708" w:footer="708" w:gutter="0"/>
           <w:cols w:space="708"/>
           <w:docGrid w:linePitch="360"/>
@@ -5261,50 +743,69 @@
     <w:p>
       <w:r>
         <w:lastRenderedPageBreak/>
-        <w:t>Cuando Está activo:</w:t>
-      </w:r>
-    </w:p>
-    <w:p>
-      <w:r>
-        <w:t>/</w:t>
-      </w:r>
-      <w:proofErr w:type="spellStart"/>
-      <w:r>
-        <w:t>routing</w:t>
-      </w:r>
-      <w:proofErr w:type="spellEnd"/>
-      <w:r>
-        <w:t xml:space="preserve"> </w:t>
-      </w:r>
-      <w:proofErr w:type="spellStart"/>
-      <w:r>
-        <w:t>igmp</w:t>
-      </w:r>
-      <w:proofErr w:type="spellEnd"/>
-      <w:r>
-        <w:t xml:space="preserve">-proxy </w:t>
-      </w:r>
-      <w:proofErr w:type="spellStart"/>
-      <w:r>
-        <w:t>mfc</w:t>
-      </w:r>
-      <w:proofErr w:type="spellEnd"/>
-      <w:r>
-        <w:t xml:space="preserve"> </w:t>
-      </w:r>
-      <w:proofErr w:type="spellStart"/>
-      <w:r>
-        <w:t>print</w:t>
-      </w:r>
-      <w:proofErr w:type="spellEnd"/>
+        <w:t>ESTE ES EL QUE MÁS MUESTRA:</w:t>
+      </w:r>
+    </w:p>
+    <w:p>
+      <w:pPr>
+        <w:rPr>
+          <w:b/>
+          <w:bCs/>
+        </w:rPr>
+      </w:pPr>
+      <w:r>
+        <w:rPr>
+          <w:b/>
+          <w:bCs/>
+        </w:rPr>
+        <w:t>Sniffer (clave para debug)</w:t>
+      </w:r>
+    </w:p>
+    <w:p>
+      <w:r>
+        <w:t>En interfaz FOG:</w:t>
+      </w:r>
+    </w:p>
+    <w:p>
+      <w:r>
+        <w:t>/tool sniffer quick interface=</w:t>
+      </w:r>
+      <w:r>
+        <w:t>ether0</w:t>
+      </w:r>
+      <w:r>
+        <w:t xml:space="preserve"> ip-protocol=udp</w:t>
+      </w:r>
+    </w:p>
+    <w:p>
+      <w:r>
+        <w:rPr>
+          <w:rFonts w:ascii="Segoe UI Emoji" w:hAnsi="Segoe UI Emoji" w:cs="Segoe UI Emoji"/>
+        </w:rPr>
+        <w:t>👉</w:t>
+      </w:r>
+      <w:r>
+        <w:t xml:space="preserve"> deberías ver tráfico tipo:</w:t>
+      </w:r>
+    </w:p>
+    <w:p>
+      <w:pPr>
+        <w:numPr>
+          <w:ilvl w:val="0"/>
+          <w:numId w:val="9"/>
+        </w:numPr>
+      </w:pPr>
+      <w:r>
+        <w:t>destino 239.x.x.x</w:t>
+      </w:r>
     </w:p>
     <w:p>
       <w:r>
         <w:drawing>
-          <wp:inline distT="0" distB="0" distL="0" distR="0" wp14:anchorId="1325A01A" wp14:editId="0BD8F692">
-            <wp:extent cx="5943600" cy="1327150"/>
-            <wp:effectExtent l="0" t="0" r="0" b="6350"/>
-            <wp:docPr id="169400014" name="Imagen 1"/>
+          <wp:inline distT="0" distB="0" distL="0" distR="0" wp14:anchorId="1980C344" wp14:editId="015E593D">
+            <wp:extent cx="8229600" cy="3314700"/>
+            <wp:effectExtent l="0" t="0" r="0" b="0"/>
+            <wp:docPr id="867228325" name="Imagen 1"/>
             <wp:cNvGraphicFramePr>
               <a:graphicFrameLocks xmlns:a="http://schemas.openxmlformats.org/drawingml/2006/main" noChangeAspect="1"/>
             </wp:cNvGraphicFramePr>
@@ -5312,7 +813,7 @@
               <a:graphicData uri="http://schemas.openxmlformats.org/drawingml/2006/picture">
                 <pic:pic xmlns:pic="http://schemas.openxmlformats.org/drawingml/2006/picture">
                   <pic:nvPicPr>
-                    <pic:cNvPr id="169400014" name=""/>
+                    <pic:cNvPr id="867228325" name=""/>
                     <pic:cNvPicPr/>
                   </pic:nvPicPr>
                   <pic:blipFill>
@@ -5324,7 +825,7 @@
                   <pic:spPr>
                     <a:xfrm>
                       <a:off x="0" y="0"/>
-                      <a:ext cx="5943600" cy="1327150"/>
+                      <a:ext cx="8229600" cy="3314700"/>
                     </a:xfrm>
                     <a:prstGeom prst="rect">
                       <a:avLst/>
@@ -5338,12 +839,575 @@
       </w:r>
     </w:p>
     <w:p>
+      <w:pPr>
+        <w:sectPr>
+          <w:pgSz w:w="15840" w:h="12240" w:orient="landscape"/>
+          <w:pgMar w:top="1440" w:right="1440" w:bottom="1440" w:left="1440" w:header="708" w:footer="708" w:gutter="0"/>
+          <w:cols w:space="708"/>
+          <w:docGrid w:linePitch="360"/>
+        </w:sectPr>
+      </w:pPr>
+    </w:p>
+    <w:p>
+      <w:r>
+        <w:lastRenderedPageBreak/>
+        <w:t>[admin@MikroTik] &gt; /tool sniffer quick interface=ether0 ip-protocol=udp</w:t>
+      </w:r>
+    </w:p>
+    <w:p>
+      <w:r>
+        <w:t>Columns: INTERFACE, TIME, NUM, DIR, SRC-MAC, DST-MAC, SRC-ADDRESS, DST-ADDRESS, PROTOCOL, SIZE, CPU</w:t>
+      </w:r>
+    </w:p>
+    <w:p>
+      <w:r>
+        <w:t>INTERFACE  TIME      NUM  DIR  SRC-MAC            DST-MAC            SRC-ADDRESS     DST-ADDRESS        PROTOCOL  SIZE  CPU</w:t>
+      </w:r>
+    </w:p>
+    <w:p>
+      <w:r>
+        <w:t>ether0     49.435  21171  &lt;-   BC:24:11:84:61:32  01:00:5E:7E:07:05  10.2.7.5:52249  233.254.7.5:52248  ip:udp    1514    1</w:t>
+      </w:r>
+    </w:p>
+    <w:p>
+      <w:r>
+        <w:t>ether0     49.435  21172  &lt;-   BC:24:11:84:61:32  01:00:5E:7E:07:05  10.2.7.5:52249  233.254.7.5:52248  ip:udp    1514    1</w:t>
+      </w:r>
+    </w:p>
+    <w:p>
+      <w:r>
+        <w:t>ether0     49.435  21173  &lt;-   BC:24:11:84:61:32  01:00:5E:7E:07:05  10.2.7.5:52249  233.254.7.5:52248  ip:udp    1514    1</w:t>
+      </w:r>
+    </w:p>
+    <w:p>
+      <w:r>
+        <w:t>ether0     49.435  21174  &lt;-   BC:24:11:84:61:32  01:00:5E:7E:07:05  10.2.7.5:52249  233.254.7.5:52248  ip:udp    1514    1</w:t>
+      </w:r>
+    </w:p>
+    <w:p>
+      <w:r>
+        <w:t>ether0     49.435  21175  &lt;-   BC:24:11:84:61:32  01:00:5E:7E:07:05  10.2.7.5:52249  233.254.7.5:52248  ip:udp    1514    1</w:t>
+      </w:r>
+    </w:p>
+    <w:p>
+      <w:r>
+        <w:t>ether0     49.435  21176  &lt;-   BC:24:11:84:61:32  01:00:5E:7E:07:05  10.2.7.5:52249  233.254.7.5:52248  ip:udp    1514    1</w:t>
+      </w:r>
+    </w:p>
+    <w:p>
+      <w:r>
+        <w:t>ether0     49.435  21177  &lt;-   BC:24:11:84:61:32  01:00:5E:7E:07:05  10.2.7.5:52249  233.254.7.5:52248  ip:udp    1514    1</w:t>
+      </w:r>
+    </w:p>
+    <w:p>
+      <w:r>
+        <w:t>ether0     49.435  21178  &lt;-   BC:24:11:84:61:32  01:00:5E:7E:07:05  10.2.7.5:52249  233.254.7.5:52248  ip:udp    1514    1</w:t>
+      </w:r>
+    </w:p>
+    <w:p>
+      <w:r>
+        <w:t>ether0     49.435  21179  &lt;-   BC:24:11:84:61:32  01:00:5E:7E:07:05  10.2.7.5:52249  233.254.7.5:52248  ip:udp    1514    1</w:t>
+      </w:r>
+    </w:p>
+    <w:p>
+      <w:r>
+        <w:t>ether0     49.436  21180  &lt;-   BC:24:11:84:61:32  01:00:5E:7E:07:05  10.2.7.5:52249  233.254.7.5:52248  ip:udp    1514    1</w:t>
+      </w:r>
+    </w:p>
+    <w:p>
+      <w:r>
+        <w:t>ether0     49.436  21181  &lt;-   BC:24:11:84:61:32  01:00:5E:7E:07:05  10.2.7.5:52249  233.254.7.5:52248  ip:udp    1514    1</w:t>
+      </w:r>
+    </w:p>
+    <w:p>
+      <w:r>
+        <w:t>ether0     49.436  21182  &lt;-   BC:24:11:84:61:32  01:00:5E:7E:07:05  10.2.7.5:52249  233.254.7.5:52248  ip:udp    1514    1</w:t>
+      </w:r>
+    </w:p>
+    <w:p>
+      <w:r>
+        <w:t>ether0     49.436  21183  &lt;-   BC:24:11:84:61:32  01:00:5E:7E:07:05  10.2.7.5:52249  233.254.7.5:52248  ip:udp    1514    1</w:t>
+      </w:r>
+    </w:p>
+    <w:p>
+      <w:r>
+        <w:lastRenderedPageBreak/>
+        <w:t>ether0     49.436  21184  &lt;-   BC:24:11:84:61:32  01:00:5E:7E:07:05  10.2.7.5:52249  233.254.7.5:52248  ip:udp    1514    1</w:t>
+      </w:r>
+    </w:p>
+    <w:p>
+      <w:r>
+        <w:t>ether0     49.436  21185  &lt;-   BC:24:11:84:61:32  01:00:5E:7E:07:05  10.2.7.5:52249  233.254.7.5:52248  ip:udp    1514    1</w:t>
+      </w:r>
+    </w:p>
+    <w:p>
+      <w:r>
+        <w:t>ether0     49.436  21186  &lt;-   BC:24:11:84:61:32  01:00:5E:7E:07:05  10.2.7.5:52249  233.254.7.5:52248  ip:udp    1514    1</w:t>
+      </w:r>
+    </w:p>
+    <w:p>
+      <w:r>
+        <w:t>ether0     49.436  21187  &lt;-   BC:24:11:84:61:32  01:00:5E:7E:07:05  10.2.7.5:52249  233.254.7.5:52248  ip:udp    1514    1</w:t>
+      </w:r>
+    </w:p>
+    <w:p>
+      <w:r>
+        <w:t>ether0     49.436  21188  &lt;-   BC:24:11:84:61:32  01:00:5E:7E:07:05  10.2.7.5:52249  233.254.7.5:52248  ip:udp    1514    1</w:t>
+      </w:r>
+    </w:p>
+    <w:p>
+      <w:r>
+        <w:t>ether0     49.436  21189  &lt;-   BC:24:11:84:61:32  01:00:5E:7E:07:05  10.2.7.5:52249  233.254.7.5:52248  ip:udp    1514    1</w:t>
+      </w:r>
+    </w:p>
+    <w:p>
+      <w:r>
+        <w:t>ether0     49.436  21190  &lt;-   BC:24:11:84:61:32  01:00:5E:7E:07:05  10.2.7.5:52249  233.254.7.5:52248  ip:udp     186    1</w:t>
+      </w:r>
+    </w:p>
+    <w:p/>
+    <w:p>
+      <w:pPr>
+        <w:sectPr>
+          <w:pgSz w:w="12240" w:h="15840"/>
+          <w:pgMar w:top="1440" w:right="1440" w:bottom="1440" w:left="1440" w:header="708" w:footer="708" w:gutter="0"/>
+          <w:cols w:space="708"/>
+          <w:docGrid w:linePitch="360"/>
+        </w:sectPr>
+      </w:pPr>
+    </w:p>
+    <w:p>
+      <w:r>
+        <w:lastRenderedPageBreak/>
+        <w:t>Algún cliente encendido:</w:t>
+      </w:r>
+    </w:p>
+    <w:p>
+      <w:r>
+        <w:t>INTERF  TIME      NUM  DIR  SRC-MAC            DST-MAC            SRC-ADDRESS                                 DST-ADDRESS</w:t>
+      </w:r>
+    </w:p>
+    <w:p>
+      <w:r>
+        <w:t>ether0</w:t>
+      </w:r>
+      <w:r>
+        <w:t xml:space="preserve">  111.868  1291  -&gt;   BC:24:11:81:D5:DD  BC:24:11:84:61:32  172.18.20.100:6521                          10.2.7.5:43489</w:t>
+      </w:r>
+    </w:p>
+    <w:p>
+      <w:r>
+        <w:t>ether0</w:t>
+      </w:r>
+      <w:r>
+        <w:t xml:space="preserve">  111.868  1292  &lt;-   BC:24:11:84:61:32  BC:24:11:81:D5:DD  10.2.7.5:43489                              172.18.20.100:6521</w:t>
+      </w:r>
+    </w:p>
+    <w:p>
+      <w:r>
+        <w:t>ether0</w:t>
+      </w:r>
+      <w:r>
+        <w:t xml:space="preserve">  111.869  1293  -&gt;   BC:24:11:81:D5:DD  BC:24:11:84:61:32  172.18.20.100:6521                          10.2.7.5:43489</w:t>
+      </w:r>
+    </w:p>
+    <w:p>
+      <w:r>
+        <w:t>ether0</w:t>
+      </w:r>
+      <w:r>
+        <w:t xml:space="preserve">  112.922  1294  -&gt;   BC:24:11:81:D5:DD  BC:24:11:84:61:32  10.2.7.3:67 (bootps)                        10.2.7.5:67 (bootps)</w:t>
+      </w:r>
+    </w:p>
+    <w:p>
+      <w:r>
+        <w:t>ether0</w:t>
+      </w:r>
+      <w:r>
+        <w:t xml:space="preserve">  112.923  1295  &lt;-   BC:24:11:84:61:32  BC:24:11:81:D5:DD  10.2.7.5:67 (bootps)                        172.18.30.1:67 (bootps)</w:t>
+      </w:r>
+    </w:p>
+    <w:p>
+      <w:r>
+        <w:t>ether0</w:t>
+      </w:r>
+      <w:r>
+        <w:t xml:space="preserve">  113.824  1296  -&gt;   BC:24:11:81:D5:DD  BC:24:11:84:61:32  172.18.30.102:18779                         10.2.7.5:69 (tftp)</w:t>
+      </w:r>
+    </w:p>
+    <w:p>
+      <w:r>
+        <w:t>ether0</w:t>
+      </w:r>
+      <w:r>
+        <w:t xml:space="preserve">  113.827  1297  &lt;-   BC:24:11:84:61:32  BC:24:11:81:D5:DD  10.2.7.5:45270                              172.18.30.102:18779</w:t>
+      </w:r>
+    </w:p>
+    <w:p>
+      <w:r>
+        <w:t>ether0</w:t>
+      </w:r>
+      <w:r>
+        <w:t xml:space="preserve">  113.827  1298  -&gt;   BC:24:11:81:D5:DD  BC:24:11:84:61:32  172.18.30.102:18779                         10.2.7.5:45270</w:t>
+      </w:r>
+    </w:p>
+    <w:p>
+      <w:r>
+        <w:t>ether0</w:t>
+      </w:r>
+      <w:r>
+        <w:t xml:space="preserve">  113.828  1299  &lt;-   BC:24:11:84:61:32  BC:24:11:81:D5:DD  10.2.7.5:45270                              172.18.30.102:18779</w:t>
+      </w:r>
+    </w:p>
+    <w:p>
+      <w:r>
+        <w:t>ether0</w:t>
+      </w:r>
+      <w:r>
+        <w:t xml:space="preserve">  113.828  1300  -&gt;   BC:24:11:81:D5:DD  BC:24:11:84:61:32  172.18.30.102:18779                         10.2.7.5:45270</w:t>
+      </w:r>
+    </w:p>
+    <w:p>
+      <w:r>
+        <w:t>ether0</w:t>
+      </w:r>
+      <w:r>
+        <w:t xml:space="preserve">  132.47   1301  -&gt;   BC:24:11:81:D5:DD  33:33:00:00:00:01  fe80::be24:11ff:fe81:d5dd:5678 (discovery)  ff02::1:5678 (discovery)</w:t>
+      </w:r>
+    </w:p>
+    <w:p>
+      <w:r>
+        <w:t>ether0</w:t>
+      </w:r>
+      <w:r>
+        <w:t xml:space="preserve">  132.47   1302  -&gt;   BC:24:11:81:D5:DD  FF:FF:FF:FF:FF:FF  10.2.7.3:5678 (discovery)                   255.255.255.255:5678 (discovery)</w:t>
+      </w:r>
+    </w:p>
+    <w:p>
+      <w:r>
+        <w:t>ether0</w:t>
+      </w:r>
+      <w:r>
+        <w:t xml:space="preserve">  142.499  1303  &lt;-   BC:24:11:84:61:32  FF:FF:FF:FF:FF:FF  10.2.7.5:35732                              255.255.255.255:9 (discard)</w:t>
+      </w:r>
+    </w:p>
+    <w:p>
+      <w:r>
+        <w:t>ether0</w:t>
+      </w:r>
+      <w:r>
+        <w:t xml:space="preserve">  142.499  1304  &lt;-   BC:24:11:84:61:32  FF:FF:FF:FF:FF:FF  10.2.7.5:47264                              10.2.7.255:9 (discard)</w:t>
+      </w:r>
+    </w:p>
+    <w:p>
+      <w:r>
+        <w:lastRenderedPageBreak/>
+        <w:t>ether0</w:t>
+      </w:r>
+      <w:r>
+        <w:t xml:space="preserve">  142.499  1305  &lt;-   BC:24:11:84:61:32  FF:FF:FF:FF:FF:FF  10.2.7.5:49197                              10.2.7.255:9 (discard)</w:t>
+      </w:r>
+    </w:p>
+    <w:p>
+      <w:r>
+        <w:t>ether0</w:t>
+      </w:r>
+      <w:r>
+        <w:t xml:space="preserve">  142.499  1306  &lt;-   BC:24:11:84:61:32  FF:FF:FF:FF:FF:FF  10.2.7.5:33446                              255.255.255.255:9 (discard)</w:t>
+      </w:r>
+    </w:p>
+    <w:p>
+      <w:r>
+        <w:t>ether0</w:t>
+      </w:r>
+      <w:r>
+        <w:t xml:space="preserve">  142.499  1307  &lt;-   BC:24:11:84:61:32  FF:FF:FF:FF:FF:FF  10.2.7.5:55200                              255.255.255.255:9 (discard)</w:t>
+      </w:r>
+    </w:p>
+    <w:p>
+      <w:r>
+        <w:t>ether0</w:t>
+      </w:r>
+      <w:r>
+        <w:t xml:space="preserve">  142.499  1308  &lt;-   BC:24:11:84:61:32  FF:FF:FF:FF:FF:FF  10.2.7.5:46247                              10.2.7.255:9 (discard)</w:t>
+      </w:r>
+    </w:p>
+    <w:p>
+      <w:r>
+        <w:t>ether0</w:t>
+      </w:r>
+      <w:r>
+        <w:t xml:space="preserve">  162.472  1309  -&gt;   BC:24:11:81:D5:DD  33:33:00:00:00:01  fe80::be24:11ff:fe81:d5dd:5678 (discovery)  ff02::1:5678 (discovery)</w:t>
+      </w:r>
+    </w:p>
+    <w:p>
+      <w:r>
+        <w:t>ether0</w:t>
+      </w:r>
+      <w:r>
+        <w:t xml:space="preserve">  162.472  1310  -&gt;   BC:24:11:81:D5:DD  FF:FF:FF:FF:FF:FF  10.2.7.3:5678 (discovery)                   255.255.255.255:5678 (discovery)</w:t>
+      </w:r>
+    </w:p>
+    <w:p>
+      <w:pPr>
+        <w:sectPr>
+          <w:pgSz w:w="12240" w:h="15840"/>
+          <w:pgMar w:top="1440" w:right="1440" w:bottom="1440" w:left="1440" w:header="708" w:footer="708" w:gutter="0"/>
+          <w:cols w:space="708"/>
+          <w:docGrid w:linePitch="360"/>
+        </w:sectPr>
+      </w:pPr>
+    </w:p>
+    <w:p>
+      <w:r>
+        <w:lastRenderedPageBreak/>
+        <w:t>RETRANSMITIENDO MULTICAST A 3 HOSTS:</w:t>
+      </w:r>
+    </w:p>
+    <w:p>
+      <w:r>
+        <w:t>INTERFACE  TIME       NUM  DIR  SRC-MAC            DST-MAC            SRC-ADDRESS     DST-ADDRESS        PROTOCOL  SIZE  CPU</w:t>
+      </w:r>
+    </w:p>
+    <w:p>
+      <w:r>
+        <w:t>ether0</w:t>
+      </w:r>
+      <w:r>
+        <w:t xml:space="preserve">     524.782  17525  &lt;-   BC:24:11:84:61:32  01:00:5E:7E:07:05  10.2.7.5:50071  233.254.7.5:50070  ip:udp    1514    0</w:t>
+      </w:r>
+    </w:p>
+    <w:p>
+      <w:r>
+        <w:t>ether0</w:t>
+      </w:r>
+      <w:r>
+        <w:t xml:space="preserve">     524.782  17526  &lt;-   BC:24:11:84:61:32  01:00:5E:7E:07:05  10.2.7.5:50071  233.254.7.5:50070  ip:udp    1514    0</w:t>
+      </w:r>
+    </w:p>
+    <w:p>
+      <w:r>
+        <w:t>ether0</w:t>
+      </w:r>
+      <w:r>
+        <w:t xml:space="preserve">     524.782  17527  &lt;-   BC:24:11:84:61:32  01:00:5E:7E:07:05  10.2.7.5:50071  233.254.7.5:50070  ip:udp    1514    0</w:t>
+      </w:r>
+    </w:p>
+    <w:p>
+      <w:r>
+        <w:t>ether0</w:t>
+      </w:r>
+      <w:r>
+        <w:t xml:space="preserve">     524.782  17528  &lt;-   BC:24:11:84:61:32  01:00:5E:7E:07:05  10.2.7.5:50071  233.254.7.5:50070  ip:udp    1514    0</w:t>
+      </w:r>
+    </w:p>
+    <w:p>
+      <w:r>
+        <w:t>ether0</w:t>
+      </w:r>
+      <w:r>
+        <w:t xml:space="preserve">     524.782  17529  &lt;-   BC:24:11:84:61:32  01:00:5E:7E:07:05  10.2.7.5:50071  233.254.7.5:50070  ip:udp    1514    0</w:t>
+      </w:r>
+    </w:p>
+    <w:p>
+      <w:r>
+        <w:t>ether0</w:t>
+      </w:r>
+      <w:r>
+        <w:t xml:space="preserve">     524.782  17530  &lt;-   BC:24:11:84:61:32  01:00:5E:7E:07:05  10.2.7.5:50071  233.254.7.5:50070  ip:udp    1514    0</w:t>
+      </w:r>
+    </w:p>
+    <w:p>
+      <w:r>
+        <w:t>ether0</w:t>
+      </w:r>
+      <w:r>
+        <w:t xml:space="preserve">     524.782  17531  &lt;-   BC:24:11:84:61:32  01:00:5E:7E:07:05  10.2.7.5:50071  233.254.7.5:50070  ip:udp    1514    0</w:t>
+      </w:r>
+    </w:p>
+    <w:p>
+      <w:r>
+        <w:t>ether0</w:t>
+      </w:r>
+      <w:r>
+        <w:t xml:space="preserve">     524.782  17532  &lt;-   BC:24:11:84:61:32  01:00:5E:7E:07:05  10.2.7.5:50071  233.254.7.5:50070  ip:udp    1514    0</w:t>
+      </w:r>
+    </w:p>
+    <w:p>
+      <w:r>
+        <w:t>ether0</w:t>
+      </w:r>
+      <w:r>
+        <w:t xml:space="preserve">     524.782  17533  &lt;-   BC:24:11:84:61:32  01:00:5E:7E:07:05  10.2.7.5:50071  233.254.7.5:50070  ip:udp    1514    0</w:t>
+      </w:r>
+    </w:p>
+    <w:p>
+      <w:r>
+        <w:t>ether0</w:t>
+      </w:r>
+      <w:r>
+        <w:t xml:space="preserve">     524.782  17534  &lt;-   BC:24:11:84:61:32  01:00:5E:7E:07:05  10.2.7.5:50071  233.254.7.5:50070  ip:udp    1514    0</w:t>
+      </w:r>
+    </w:p>
+    <w:p>
+      <w:r>
+        <w:t>ether0</w:t>
+      </w:r>
+      <w:r>
+        <w:t xml:space="preserve">     524.782  17535  &lt;-   BC:24:11:84:61:32  01:00:5E:7E:07:05  10.2.7.5:50071  233.254.7.5:50070  ip:udp    1514    0</w:t>
+      </w:r>
+    </w:p>
+    <w:p>
+      <w:r>
+        <w:t>ether0</w:t>
+      </w:r>
+      <w:r>
+        <w:t xml:space="preserve">     524.782  17536  &lt;-   BC:24:11:84:61:32  01:00:5E:7E:07:05  10.2.7.5:50071  233.254.7.5:50070  ip:udp    1514    0</w:t>
+      </w:r>
+    </w:p>
+    <w:p>
+      <w:r>
+        <w:t>ether0</w:t>
+      </w:r>
+      <w:r>
+        <w:t xml:space="preserve">     524.782  17537  &lt;-   BC:24:11:84:61:32  01:00:5E:7E:07:05  10.2.7.5:50071  233.254.7.5:50070  ip:udp    1514    0</w:t>
+      </w:r>
+    </w:p>
+    <w:p>
+      <w:r>
+        <w:t>ether0</w:t>
+      </w:r>
+      <w:r>
+        <w:t xml:space="preserve">     524.782  17538  &lt;-   BC:24:11:84:61:32  01:00:5E:7E:07:05  10.2.7.5:50071  233.254.7.5:50070  ip:udp    1514    0</w:t>
+      </w:r>
+    </w:p>
+    <w:p>
+      <w:r>
+        <w:lastRenderedPageBreak/>
+        <w:t>ether0</w:t>
+      </w:r>
+      <w:r>
+        <w:t xml:space="preserve">     524.782  17539  &lt;-   BC:24:11:84:61:32  01:00:5E:7E:07:05  10.2.7.5:50071  233.254.7.5:50070  ip:udp    1514    0</w:t>
+      </w:r>
+    </w:p>
+    <w:p>
+      <w:r>
+        <w:t>ether0</w:t>
+      </w:r>
+      <w:r>
+        <w:t xml:space="preserve">     524.782  17540  &lt;-   BC:24:11:84:61:32  01:00:5E:7E:07:05  10.2.7.5:50071  233.254.7.5:50070  ip:udp    1514    0</w:t>
+      </w:r>
+    </w:p>
+    <w:p>
+      <w:r>
+        <w:t>ether0</w:t>
+      </w:r>
+      <w:r>
+        <w:t xml:space="preserve">     524.782  17541  &lt;-   BC:24:11:84:61:32  01:00:5E:7E:07:05  10.2.7.5:50071  233.254.7.5:50070  ip:udp    1514    0</w:t>
+      </w:r>
+    </w:p>
+    <w:p>
+      <w:r>
+        <w:t>ether0</w:t>
+      </w:r>
+      <w:r>
+        <w:t xml:space="preserve">     524.782  17542  &lt;-   BC:24:11:84:61:32  01:00:5E:7E:07:05  10.2.7.5:50071  233.254.7.5:50070  ip:udp    1514    0</w:t>
+      </w:r>
+    </w:p>
+    <w:p>
+      <w:r>
+        <w:t>ether0</w:t>
+      </w:r>
+      <w:r>
+        <w:t xml:space="preserve">     524.782  17543  &lt;-   BC:24:11:84:61:32  01:00:5E:7E:07:05  10.2.7.5:50071  233.254.7.5:50070  ip:udp    1514    0</w:t>
+      </w:r>
+    </w:p>
+    <w:p>
+      <w:r>
+        <w:t>ether0</w:t>
+      </w:r>
+      <w:r>
+        <w:t xml:space="preserve">     524.782  17544  &lt;-   BC:24:11:84:61:32  01:00:5E:7E:07:05  10.2.7.5:50071  233.254.7.5:50070  ip:udp    1514    0</w:t>
+      </w:r>
+    </w:p>
+    <w:p>
+      <w:r>
+        <w:t>-- [Q quit|D dump|C-z pause]</w:t>
+      </w:r>
+    </w:p>
+    <w:p>
+      <w:pPr>
+        <w:sectPr>
+          <w:pgSz w:w="12240" w:h="15840"/>
+          <w:pgMar w:top="1440" w:right="1440" w:bottom="1440" w:left="1440" w:header="708" w:footer="708" w:gutter="0"/>
+          <w:cols w:space="708"/>
+          <w:docGrid w:linePitch="360"/>
+        </w:sectPr>
+      </w:pPr>
+    </w:p>
+    <w:p>
+      <w:r>
+        <w:lastRenderedPageBreak/>
+        <w:t>Cuando Está activo:</w:t>
+      </w:r>
+    </w:p>
+    <w:p>
+      <w:r>
+        <w:t>/routing igmp-proxy mfc print</w:t>
+      </w:r>
+    </w:p>
+    <w:p>
+      <w:r>
+        <w:drawing>
+          <wp:inline distT="0" distB="0" distL="0" distR="0" wp14:anchorId="050955F6" wp14:editId="5BE168AE">
+            <wp:extent cx="5943600" cy="1357630"/>
+            <wp:effectExtent l="0" t="0" r="0" b="0"/>
+            <wp:docPr id="1461924306" name="Imagen 1"/>
+            <wp:cNvGraphicFramePr>
+              <a:graphicFrameLocks xmlns:a="http://schemas.openxmlformats.org/drawingml/2006/main" noChangeAspect="1"/>
+            </wp:cNvGraphicFramePr>
+            <a:graphic xmlns:a="http://schemas.openxmlformats.org/drawingml/2006/main">
+              <a:graphicData uri="http://schemas.openxmlformats.org/drawingml/2006/picture">
+                <pic:pic xmlns:pic="http://schemas.openxmlformats.org/drawingml/2006/picture">
+                  <pic:nvPicPr>
+                    <pic:cNvPr id="1461924306" name=""/>
+                    <pic:cNvPicPr/>
+                  </pic:nvPicPr>
+                  <pic:blipFill>
+                    <a:blip r:embed="rId14"/>
+                    <a:stretch>
+                      <a:fillRect/>
+                    </a:stretch>
+                  </pic:blipFill>
+                  <pic:spPr>
+                    <a:xfrm>
+                      <a:off x="0" y="0"/>
+                      <a:ext cx="5943600" cy="1357630"/>
+                    </a:xfrm>
+                    <a:prstGeom prst="rect">
+                      <a:avLst/>
+                    </a:prstGeom>
+                  </pic:spPr>
+                </pic:pic>
+              </a:graphicData>
+            </a:graphic>
+          </wp:inline>
+        </w:drawing>
+      </w:r>
+    </w:p>
+    <w:p>
       <w:r>
         <w:t>Cuando no está activo:</w:t>
       </w:r>
-    </w:p>
-    <w:p>
-      <w:r>
+      <w:r>
+        <w:t xml:space="preserve"> Se ha comenzado el multicast, pero los clientes aún no se han unido al multicast</w:t>
+      </w:r>
+    </w:p>
+    <w:p>
+      <w:r>
+        <w:rPr>
+          <w:noProof/>
+        </w:rPr>
         <w:drawing>
           <wp:inline distT="0" distB="0" distL="0" distR="0" wp14:anchorId="2E4BD220" wp14:editId="0F1482FD">
             <wp:extent cx="5943600" cy="859790"/>
@@ -5360,7 +1424,7 @@
                     <pic:cNvPicPr/>
                   </pic:nvPicPr>
                   <pic:blipFill>
-                    <a:blip r:embed="rId14"/>
+                    <a:blip r:embed="rId15"/>
                     <a:stretch>
                       <a:fillRect/>
                     </a:stretch>
@@ -5383,50 +1447,16 @@
     </w:p>
     <w:p>
       <w:r>
-        <w:t>Este da igual si está activo o no:</w:t>
-      </w:r>
-    </w:p>
-    <w:p>
-      <w:r>
-        <w:t>/</w:t>
-      </w:r>
-      <w:proofErr w:type="spellStart"/>
-      <w:r>
-        <w:t>routing</w:t>
-      </w:r>
-      <w:proofErr w:type="spellEnd"/>
-      <w:r>
-        <w:t xml:space="preserve"> </w:t>
-      </w:r>
-      <w:proofErr w:type="spellStart"/>
-      <w:r>
-        <w:t>igmp</w:t>
-      </w:r>
-      <w:proofErr w:type="spellEnd"/>
-      <w:r>
-        <w:t xml:space="preserve">-proxy </w:t>
-      </w:r>
-      <w:proofErr w:type="gramStart"/>
-      <w:r>
-        <w:t>interface</w:t>
-      </w:r>
-      <w:proofErr w:type="gramEnd"/>
-      <w:r>
-        <w:t xml:space="preserve"> </w:t>
-      </w:r>
-      <w:proofErr w:type="spellStart"/>
-      <w:r>
-        <w:t>print</w:t>
-      </w:r>
-      <w:proofErr w:type="spellEnd"/>
+        <w:t>Esto es cuando aún no se ha hecho nada: ni clientes ni multicast.</w:t>
+      </w:r>
     </w:p>
     <w:p>
       <w:r>
         <w:drawing>
-          <wp:inline distT="0" distB="0" distL="0" distR="0" wp14:anchorId="14D90883" wp14:editId="7B8EDD69">
-            <wp:extent cx="5943600" cy="1450975"/>
-            <wp:effectExtent l="0" t="0" r="0" b="0"/>
-            <wp:docPr id="1213559564" name="Imagen 1"/>
+          <wp:inline distT="0" distB="0" distL="0" distR="0" wp14:anchorId="3D7E515D" wp14:editId="32043E45">
+            <wp:extent cx="4429743" cy="695422"/>
+            <wp:effectExtent l="0" t="0" r="9525" b="9525"/>
+            <wp:docPr id="1583518801" name="Imagen 1"/>
             <wp:cNvGraphicFramePr>
               <a:graphicFrameLocks xmlns:a="http://schemas.openxmlformats.org/drawingml/2006/main" noChangeAspect="1"/>
             </wp:cNvGraphicFramePr>
@@ -5434,11 +1464,11 @@
               <a:graphicData uri="http://schemas.openxmlformats.org/drawingml/2006/picture">
                 <pic:pic xmlns:pic="http://schemas.openxmlformats.org/drawingml/2006/picture">
                   <pic:nvPicPr>
-                    <pic:cNvPr id="1213559564" name=""/>
+                    <pic:cNvPr id="1583518801" name=""/>
                     <pic:cNvPicPr/>
                   </pic:nvPicPr>
                   <pic:blipFill>
-                    <a:blip r:embed="rId15"/>
+                    <a:blip r:embed="rId16"/>
                     <a:stretch>
                       <a:fillRect/>
                     </a:stretch>
@@ -5446,7 +1476,7 @@
                   <pic:spPr>
                     <a:xfrm>
                       <a:off x="0" y="0"/>
-                      <a:ext cx="5943600" cy="1450975"/>
+                      <a:ext cx="4429743" cy="695422"/>
                     </a:xfrm>
                     <a:prstGeom prst="rect">
                       <a:avLst/>
@@ -5460,6 +1490,55 @@
       </w:r>
     </w:p>
     <w:p>
+      <w:r>
+        <w:t>Este da igual si está activo o no:</w:t>
+      </w:r>
+    </w:p>
+    <w:p>
+      <w:r>
+        <w:t>/routing igmp-proxy interface print</w:t>
+      </w:r>
+    </w:p>
+    <w:p>
+      <w:r>
+        <w:drawing>
+          <wp:inline distT="0" distB="0" distL="0" distR="0" wp14:anchorId="0EC3B706" wp14:editId="05512C90">
+            <wp:extent cx="4991797" cy="1933845"/>
+            <wp:effectExtent l="0" t="0" r="0" b="9525"/>
+            <wp:docPr id="169829040" name="Imagen 1"/>
+            <wp:cNvGraphicFramePr>
+              <a:graphicFrameLocks xmlns:a="http://schemas.openxmlformats.org/drawingml/2006/main" noChangeAspect="1"/>
+            </wp:cNvGraphicFramePr>
+            <a:graphic xmlns:a="http://schemas.openxmlformats.org/drawingml/2006/main">
+              <a:graphicData uri="http://schemas.openxmlformats.org/drawingml/2006/picture">
+                <pic:pic xmlns:pic="http://schemas.openxmlformats.org/drawingml/2006/picture">
+                  <pic:nvPicPr>
+                    <pic:cNvPr id="169829040" name=""/>
+                    <pic:cNvPicPr/>
+                  </pic:nvPicPr>
+                  <pic:blipFill>
+                    <a:blip r:embed="rId17"/>
+                    <a:stretch>
+                      <a:fillRect/>
+                    </a:stretch>
+                  </pic:blipFill>
+                  <pic:spPr>
+                    <a:xfrm>
+                      <a:off x="0" y="0"/>
+                      <a:ext cx="4991797" cy="1933845"/>
+                    </a:xfrm>
+                    <a:prstGeom prst="rect">
+                      <a:avLst/>
+                    </a:prstGeom>
+                  </pic:spPr>
+                </pic:pic>
+              </a:graphicData>
+            </a:graphic>
+          </wp:inline>
+        </w:drawing>
+      </w:r>
+    </w:p>
+    <w:p>
       <w:pPr>
         <w:sectPr>
           <w:pgSz w:w="12240" w:h="15840"/>
@@ -5473,7 +1552,7 @@
       <w:r>
         <w:lastRenderedPageBreak/>
         <w:pict w14:anchorId="1B0209D0">
-          <v:rect id="_x0000_i1051" style="width:0;height:1.5pt" o:hralign="center" o:hrstd="t" o:hr="t" fillcolor="#a0a0a0" stroked="f"/>
+          <v:rect id="_x0000_i1026" style="width:0;height:1.5pt" o:hralign="center" o:hrstd="t" o:hr="t" fillcolor="#a0a0a0" stroked="f"/>
         </w:pict>
       </w:r>
     </w:p>
@@ -5512,23 +1591,7 @@
           <w:b/>
           <w:bCs/>
         </w:rPr>
-        <w:t xml:space="preserve">1. Tráfico </w:t>
-      </w:r>
-      <w:proofErr w:type="spellStart"/>
-      <w:r>
-        <w:rPr>
-          <w:b/>
-          <w:bCs/>
-        </w:rPr>
-        <w:t>multicast</w:t>
-      </w:r>
-      <w:proofErr w:type="spellEnd"/>
-      <w:r>
-        <w:rPr>
-          <w:b/>
-          <w:bCs/>
-        </w:rPr>
-        <w:t xml:space="preserve"> entrando </w:t>
+        <w:t xml:space="preserve">1. Tráfico multicast entrando </w:t>
       </w:r>
       <w:r>
         <w:rPr>
@@ -5541,7 +1604,13 @@
     </w:p>
     <w:p>
       <w:r>
-        <w:t>En ether5:</w:t>
+        <w:t xml:space="preserve">En </w:t>
+      </w:r>
+      <w:r>
+        <w:t>ether0</w:t>
+      </w:r>
+      <w:r>
+        <w:t>:</w:t>
       </w:r>
     </w:p>
     <w:p>
@@ -5563,13 +1632,8 @@
         </w:numPr>
       </w:pPr>
       <w:r>
-        <w:t>MAC 01:00:5</w:t>
-      </w:r>
-      <w:proofErr w:type="gramStart"/>
-      <w:r>
-        <w:t>E:...</w:t>
-      </w:r>
-      <w:proofErr w:type="gramEnd"/>
+        <w:t>MAC 01:00:5E:...</w:t>
+      </w:r>
       <w:r>
         <w:br/>
       </w:r>
@@ -5587,23 +1651,7 @@
           <w:b/>
           <w:bCs/>
         </w:rPr>
-        <w:t xml:space="preserve">FOG enviando </w:t>
-      </w:r>
-      <w:proofErr w:type="spellStart"/>
-      <w:r>
-        <w:rPr>
-          <w:b/>
-          <w:bCs/>
-        </w:rPr>
-        <w:t>multicast</w:t>
-      </w:r>
-      <w:proofErr w:type="spellEnd"/>
-      <w:r>
-        <w:rPr>
-          <w:b/>
-          <w:bCs/>
-        </w:rPr>
-        <w:t xml:space="preserve"> correctamente</w:t>
+        <w:t>FOG enviando multicast correctamente</w:t>
       </w:r>
       <w:r>
         <w:t xml:space="preserve"> </w:t>
@@ -5612,7 +1660,7 @@
     <w:p>
       <w:r>
         <w:pict w14:anchorId="383F3BCB">
-          <v:rect id="_x0000_i1052" style="width:0;height:1.5pt" o:hralign="center" o:hrstd="t" o:hr="t" fillcolor="#a0a0a0" stroked="f"/>
+          <v:rect id="_x0000_i1027" style="width:0;height:1.5pt" o:hralign="center" o:hrstd="t" o:hr="t" fillcolor="#a0a0a0" stroked="f"/>
         </w:pict>
       </w:r>
     </w:p>
@@ -5641,37 +1689,8 @@
     </w:p>
     <w:p>
       <w:r>
-        <w:t>/</w:t>
-      </w:r>
-      <w:proofErr w:type="spellStart"/>
-      <w:r>
-        <w:t>routing</w:t>
-      </w:r>
-      <w:proofErr w:type="spellEnd"/>
-      <w:r>
-        <w:t xml:space="preserve"> </w:t>
-      </w:r>
-      <w:proofErr w:type="spellStart"/>
-      <w:r>
-        <w:t>igmp</w:t>
-      </w:r>
-      <w:proofErr w:type="spellEnd"/>
-      <w:r>
-        <w:t xml:space="preserve">-proxy </w:t>
-      </w:r>
-      <w:proofErr w:type="spellStart"/>
-      <w:r>
-        <w:t>mfc</w:t>
-      </w:r>
-      <w:proofErr w:type="spellEnd"/>
-      <w:r>
-        <w:t xml:space="preserve"> </w:t>
-      </w:r>
-      <w:proofErr w:type="spellStart"/>
-      <w:r>
-        <w:t>print</w:t>
-      </w:r>
-      <w:proofErr w:type="spellEnd"/>
+        <w:t>/routing igmp-proxy mfc print</w:t>
+      </w:r>
     </w:p>
     <w:p>
       <w:r>
@@ -5684,23 +1703,30 @@
       </w:r>
       <w:r>
         <w:br/>
-        <w:t>233.254.7.</w:t>
-      </w:r>
-      <w:proofErr w:type="gramStart"/>
-      <w:r>
-        <w:t>5  10.2.7.5</w:t>
-      </w:r>
-      <w:proofErr w:type="gramEnd"/>
-      <w:r>
-        <w:t xml:space="preserve">  ether5     ether6</w:t>
+        <w:t xml:space="preserve">233.254.7.5  10.2.7.5  </w:t>
+      </w:r>
+      <w:r>
+        <w:t>ether0</w:t>
+      </w:r>
+      <w:r>
+        <w:t xml:space="preserve">     </w:t>
+      </w:r>
+      <w:r>
+        <w:t>ether1</w:t>
       </w:r>
       <w:r>
         <w:br/>
-        <w:t xml:space="preserve">                                      ether7</w:t>
+        <w:t xml:space="preserve">                                      </w:t>
+      </w:r>
+      <w:r>
+        <w:t>ether2</w:t>
       </w:r>
       <w:r>
         <w:br/>
-        <w:t xml:space="preserve">                                      ether8</w:t>
+        <w:t xml:space="preserve">                                      </w:t>
+      </w:r>
+      <w:r>
+        <w:t>ether3</w:t>
       </w:r>
     </w:p>
     <w:p>
@@ -5755,15 +1781,7 @@
         <w:t>✔️</w:t>
       </w:r>
       <w:r>
-        <w:t xml:space="preserve"> </w:t>
-      </w:r>
-      <w:proofErr w:type="spellStart"/>
-      <w:r>
-        <w:t>MikroTik</w:t>
-      </w:r>
-      <w:proofErr w:type="spellEnd"/>
-      <w:r>
-        <w:t xml:space="preserve"> ha creado la tabla MFC </w:t>
+        <w:t xml:space="preserve"> MikroTik ha creado la tabla MFC </w:t>
       </w:r>
     </w:p>
     <w:p>
@@ -5786,7 +1804,7 @@
     <w:p>
       <w:r>
         <w:pict w14:anchorId="6CE59C4E">
-          <v:rect id="_x0000_i1053" style="width:0;height:1.5pt" o:hralign="center" o:hrstd="t" o:hr="t" fillcolor="#a0a0a0" stroked="f"/>
+          <v:rect id="_x0000_i1028" style="width:0;height:1.5pt" o:hralign="center" o:hrstd="t" o:hr="t" fillcolor="#a0a0a0" stroked="f"/>
         </w:pict>
       </w:r>
     </w:p>
@@ -5858,15 +1876,13 @@
     </w:p>
     <w:p>
       <w:r>
-        <w:t xml:space="preserve">  ether5 (</w:t>
-      </w:r>
-      <w:proofErr w:type="spellStart"/>
-      <w:r>
-        <w:t>upstream</w:t>
-      </w:r>
-      <w:proofErr w:type="spellEnd"/>
-      <w:r>
-        <w:t>)</w:t>
+        <w:t xml:space="preserve">  </w:t>
+      </w:r>
+      <w:r>
+        <w:t>ether0</w:t>
+      </w:r>
+      <w:r>
+        <w:t xml:space="preserve"> (upstream)</w:t>
       </w:r>
     </w:p>
     <w:p>
@@ -5887,55 +1903,47 @@
     </w:p>
     <w:p>
       <w:r>
+        <w:t xml:space="preserve"> MikroTik (IGMP Proxy)</w:t>
+      </w:r>
+    </w:p>
+    <w:p>
+      <w:r>
+        <w:t xml:space="preserve">     │</w:t>
+      </w:r>
+    </w:p>
+    <w:p>
+      <w:r>
+        <w:t xml:space="preserve"> ┌───────</w:t>
+      </w:r>
+      <w:r>
+        <w:rPr>
+          <w:rFonts w:ascii="MS Gothic" w:eastAsia="MS Gothic" w:hAnsi="MS Gothic" w:cs="MS Gothic"/>
+        </w:rPr>
+        <w:t>┬</w:t>
+      </w:r>
+      <w:r>
+        <w:rPr>
+          <w:rFonts w:ascii="Aptos" w:hAnsi="Aptos" w:cs="Aptos"/>
+        </w:rPr>
+        <w:t>───────</w:t>
+      </w:r>
+      <w:r>
+        <w:rPr>
+          <w:rFonts w:ascii="MS Gothic" w:eastAsia="MS Gothic" w:hAnsi="MS Gothic" w:cs="MS Gothic"/>
+        </w:rPr>
+        <w:t>┬</w:t>
+      </w:r>
+      <w:r>
+        <w:rPr>
+          <w:rFonts w:ascii="Aptos" w:hAnsi="Aptos" w:cs="Aptos"/>
+        </w:rPr>
+        <w:t>───────┐</w:t>
+      </w:r>
+    </w:p>
+    <w:p>
+      <w:r>
         <w:t xml:space="preserve"> </w:t>
       </w:r>
-      <w:proofErr w:type="spellStart"/>
-      <w:r>
-        <w:t>MikroTik</w:t>
-      </w:r>
-      <w:proofErr w:type="spellEnd"/>
-      <w:r>
-        <w:t xml:space="preserve"> (IGMP Proxy)</w:t>
-      </w:r>
-    </w:p>
-    <w:p>
-      <w:r>
-        <w:t xml:space="preserve">     │</w:t>
-      </w:r>
-    </w:p>
-    <w:p>
-      <w:r>
-        <w:t xml:space="preserve"> ┌───────</w:t>
-      </w:r>
-      <w:r>
-        <w:rPr>
-          <w:rFonts w:ascii="MS Gothic" w:eastAsia="MS Gothic" w:hAnsi="MS Gothic" w:cs="MS Gothic"/>
-        </w:rPr>
-        <w:t>┬</w:t>
-      </w:r>
-      <w:r>
-        <w:rPr>
-          <w:rFonts w:ascii="Aptos" w:hAnsi="Aptos" w:cs="Aptos"/>
-        </w:rPr>
-        <w:t>───────</w:t>
-      </w:r>
-      <w:r>
-        <w:rPr>
-          <w:rFonts w:ascii="MS Gothic" w:eastAsia="MS Gothic" w:hAnsi="MS Gothic" w:cs="MS Gothic"/>
-        </w:rPr>
-        <w:t>┬</w:t>
-      </w:r>
-      <w:r>
-        <w:rPr>
-          <w:rFonts w:ascii="Aptos" w:hAnsi="Aptos" w:cs="Aptos"/>
-        </w:rPr>
-        <w:t>───────┐</w:t>
-      </w:r>
-    </w:p>
-    <w:p>
-      <w:r>
-        <w:t xml:space="preserve"> </w:t>
-      </w:r>
       <w:r>
         <w:rPr>
           <w:rFonts w:ascii="Arial" w:hAnsi="Arial" w:cs="Arial"/>
@@ -5963,15 +1971,19 @@
     </w:p>
     <w:p>
       <w:r>
-        <w:t>ether</w:t>
-      </w:r>
-      <w:proofErr w:type="gramStart"/>
-      <w:r>
-        <w:t>6  ether7  ether</w:t>
-      </w:r>
-      <w:proofErr w:type="gramEnd"/>
-      <w:r>
-        <w:t>8</w:t>
+        <w:t>ether1</w:t>
+      </w:r>
+      <w:r>
+        <w:t xml:space="preserve">  </w:t>
+      </w:r>
+      <w:r>
+        <w:t>ether2</w:t>
+      </w:r>
+      <w:r>
+        <w:t xml:space="preserve">  </w:t>
+      </w:r>
+      <w:r>
+        <w:t>ether3</w:t>
       </w:r>
     </w:p>
     <w:p>
@@ -6016,15 +2028,7 @@
         <w:t>✔️</w:t>
       </w:r>
       <w:r>
-        <w:t xml:space="preserve"> </w:t>
-      </w:r>
-      <w:proofErr w:type="spellStart"/>
-      <w:r>
-        <w:t>Multicast</w:t>
-      </w:r>
-      <w:proofErr w:type="spellEnd"/>
-      <w:r>
-        <w:t xml:space="preserve"> entre subredes </w:t>
+        <w:t xml:space="preserve"> Multicast entre subredes </w:t>
       </w:r>
     </w:p>
     <w:p>
@@ -6075,15 +2079,7 @@
         <w:t>✔️</w:t>
       </w:r>
       <w:r>
-        <w:t xml:space="preserve"> Reenvío eficiente (NO </w:t>
-      </w:r>
-      <w:proofErr w:type="spellStart"/>
-      <w:r>
-        <w:t>unicast</w:t>
-      </w:r>
-      <w:proofErr w:type="spellEnd"/>
-      <w:r>
-        <w:t xml:space="preserve"> duplicado) </w:t>
+        <w:t xml:space="preserve"> Reenvío eficiente (NO unicast duplicado) </w:t>
       </w:r>
     </w:p>
     <w:p>
@@ -6130,119 +2126,26 @@
     </w:p>
     <w:p>
       <w:r>
-        <w:t>/</w:t>
-      </w:r>
-      <w:proofErr w:type="spellStart"/>
-      <w:r>
-        <w:t>tool</w:t>
-      </w:r>
-      <w:proofErr w:type="spellEnd"/>
-      <w:r>
-        <w:t xml:space="preserve"> </w:t>
-      </w:r>
-      <w:proofErr w:type="spellStart"/>
-      <w:r>
-        <w:t>sniffer</w:t>
-      </w:r>
-      <w:proofErr w:type="spellEnd"/>
-      <w:r>
-        <w:t xml:space="preserve"> </w:t>
-      </w:r>
-      <w:proofErr w:type="spellStart"/>
-      <w:r>
-        <w:t>quick</w:t>
-      </w:r>
-      <w:proofErr w:type="spellEnd"/>
-      <w:r>
-        <w:t xml:space="preserve"> </w:t>
-      </w:r>
-      <w:proofErr w:type="gramStart"/>
-      <w:r>
-        <w:t>interface</w:t>
-      </w:r>
-      <w:proofErr w:type="gramEnd"/>
-      <w:r>
-        <w:t>=ether6</w:t>
-      </w:r>
-    </w:p>
-    <w:p>
-      <w:r>
-        <w:t>/</w:t>
-      </w:r>
-      <w:proofErr w:type="spellStart"/>
-      <w:r>
-        <w:t>tool</w:t>
-      </w:r>
-      <w:proofErr w:type="spellEnd"/>
-      <w:r>
-        <w:t xml:space="preserve"> </w:t>
-      </w:r>
-      <w:proofErr w:type="spellStart"/>
-      <w:r>
-        <w:t>sniffer</w:t>
-      </w:r>
-      <w:proofErr w:type="spellEnd"/>
-      <w:r>
-        <w:t xml:space="preserve"> </w:t>
-      </w:r>
-      <w:proofErr w:type="spellStart"/>
-      <w:r>
-        <w:t>quick</w:t>
-      </w:r>
-      <w:proofErr w:type="spellEnd"/>
-      <w:r>
-        <w:t xml:space="preserve"> </w:t>
-      </w:r>
-      <w:proofErr w:type="gramStart"/>
-      <w:r>
-        <w:t>interface</w:t>
-      </w:r>
-      <w:proofErr w:type="gramEnd"/>
-      <w:r>
-        <w:t>=ether</w:t>
-      </w:r>
-      <w:r>
-        <w:t>7</w:t>
-      </w:r>
-    </w:p>
-    <w:p>
-      <w:r>
-        <w:t>/</w:t>
-      </w:r>
-      <w:proofErr w:type="spellStart"/>
-      <w:r>
-        <w:t>tool</w:t>
-      </w:r>
-      <w:proofErr w:type="spellEnd"/>
-      <w:r>
-        <w:t xml:space="preserve"> </w:t>
-      </w:r>
-      <w:proofErr w:type="spellStart"/>
-      <w:r>
-        <w:t>sniffer</w:t>
-      </w:r>
-      <w:proofErr w:type="spellEnd"/>
-      <w:r>
-        <w:t xml:space="preserve"> </w:t>
-      </w:r>
-      <w:proofErr w:type="spellStart"/>
-      <w:r>
-        <w:t>quick</w:t>
-      </w:r>
-      <w:proofErr w:type="spellEnd"/>
-      <w:r>
-        <w:t xml:space="preserve"> </w:t>
-      </w:r>
-      <w:proofErr w:type="gramStart"/>
-      <w:r>
-        <w:t>interface</w:t>
-      </w:r>
-      <w:proofErr w:type="gramEnd"/>
-      <w:r>
-        <w:t>=ether</w:t>
-      </w:r>
-      <w:r>
-        <w:t>8</w:t>
+        <w:t>/tool sniffer quick interface=</w:t>
+      </w:r>
+      <w:r>
+        <w:t>ether1</w:t>
+      </w:r>
+    </w:p>
+    <w:p>
+      <w:r>
+        <w:t>/tool sniffer quick interface=</w:t>
+      </w:r>
+      <w:r>
+        <w:t>ether2</w:t>
+      </w:r>
+    </w:p>
+    <w:p>
+      <w:r>
+        <w:t>/tool sniffer quick interface=</w:t>
+      </w:r>
+      <w:r>
+        <w:t>ether3</w:t>
       </w:r>
     </w:p>
     <w:p>
@@ -6260,17 +2163,8 @@
           <w:b/>
           <w:bCs/>
         </w:rPr>
-        <w:t xml:space="preserve">el mismo tráfico </w:t>
-      </w:r>
-      <w:proofErr w:type="spellStart"/>
-      <w:r>
-        <w:rPr>
-          <w:b/>
-          <w:bCs/>
-        </w:rPr>
-        <w:t>multicast</w:t>
-      </w:r>
-      <w:proofErr w:type="spellEnd"/>
+        <w:t>el mismo tráfico multicast</w:t>
+      </w:r>
       <w:r>
         <w:t xml:space="preserve"> (233.254.7.5)</w:t>
       </w:r>
@@ -6292,7 +2186,6 @@
           <w:bCs/>
         </w:rPr>
       </w:pPr>
-      <w:proofErr w:type="gramStart"/>
       <w:r>
         <w:rPr>
           <w:b/>
@@ -6301,7 +2194,6 @@
         <w:lastRenderedPageBreak/>
         <w:t>Única cosa a vigilar</w:t>
       </w:r>
-      <w:proofErr w:type="gramEnd"/>
     </w:p>
     <w:p>
       <w:pPr>
@@ -6346,17 +2238,8 @@
           <w:b/>
           <w:bCs/>
         </w:rPr>
-        <w:t xml:space="preserve">IGMP </w:t>
-      </w:r>
-      <w:proofErr w:type="spellStart"/>
-      <w:r>
-        <w:rPr>
-          <w:b/>
-          <w:bCs/>
-        </w:rPr>
-        <w:t>Snooping</w:t>
-      </w:r>
-      <w:proofErr w:type="spellEnd"/>
+        <w:t>IGMP Snooping</w:t>
+      </w:r>
       <w:r>
         <w:t xml:space="preserve"> </w:t>
       </w:r>
@@ -6376,27 +2259,10 @@
           <w:b/>
           <w:bCs/>
         </w:rPr>
-        <w:t xml:space="preserve">IGMP </w:t>
-      </w:r>
-      <w:proofErr w:type="spellStart"/>
-      <w:r>
-        <w:rPr>
-          <w:b/>
-          <w:bCs/>
-        </w:rPr>
-        <w:t>Querier</w:t>
-      </w:r>
-      <w:proofErr w:type="spellEnd"/>
-      <w:r>
-        <w:t xml:space="preserve"> (puede ser el </w:t>
-      </w:r>
-      <w:proofErr w:type="spellStart"/>
-      <w:r>
-        <w:t>MikroTik</w:t>
-      </w:r>
-      <w:proofErr w:type="spellEnd"/>
-      <w:r>
-        <w:t xml:space="preserve">) </w:t>
+        <w:t>IGMP Querier</w:t>
+      </w:r>
+      <w:r>
+        <w:t xml:space="preserve"> (puede ser el MikroTik) </w:t>
       </w:r>
     </w:p>
     <w:p>
@@ -6417,13 +2283,8 @@
           <w:numId w:val="14"/>
         </w:numPr>
       </w:pPr>
-      <w:proofErr w:type="spellStart"/>
-      <w:r>
-        <w:t>flooding</w:t>
-      </w:r>
-      <w:proofErr w:type="spellEnd"/>
-      <w:r>
-        <w:t xml:space="preserve"> </w:t>
+      <w:r>
+        <w:t xml:space="preserve">flooding </w:t>
       </w:r>
     </w:p>
     <w:p>
@@ -6434,21 +2295,13 @@
         </w:numPr>
       </w:pPr>
       <w:r>
-        <w:t xml:space="preserve">o </w:t>
-      </w:r>
-      <w:proofErr w:type="spellStart"/>
-      <w:r>
-        <w:t>multicast</w:t>
-      </w:r>
-      <w:proofErr w:type="spellEnd"/>
-      <w:r>
-        <w:t xml:space="preserve"> no llega bien </w:t>
+        <w:t xml:space="preserve">o multicast no llega bien </w:t>
       </w:r>
     </w:p>
     <w:p>
       <w:r>
         <w:pict w14:anchorId="21B973B7">
-          <v:rect id="_x0000_i1063" style="width:0;height:1.5pt" o:hralign="center" o:hrstd="t" o:hr="t" fillcolor="#a0a0a0" stroked="f"/>
+          <v:rect id="_x0000_i1029" style="width:0;height:1.5pt" o:hralign="center" o:hrstd="t" o:hr="t" fillcolor="#a0a0a0" stroked="f"/>
         </w:pict>
       </w:r>
     </w:p>
@@ -6504,31 +2357,13 @@
       <w:r>
         <w:t xml:space="preserve"> </w:t>
       </w:r>
-      <w:proofErr w:type="spellStart"/>
-      <w:r>
-        <w:rPr>
-          <w:b/>
-          <w:bCs/>
-        </w:rPr>
-        <w:t>Multicast</w:t>
-      </w:r>
-      <w:proofErr w:type="spellEnd"/>
-      <w:r>
-        <w:rPr>
-          <w:b/>
-          <w:bCs/>
-        </w:rPr>
-        <w:t xml:space="preserve"> funcionando entre </w:t>
-      </w:r>
-      <w:proofErr w:type="spellStart"/>
-      <w:r>
-        <w:rPr>
-          <w:b/>
-          <w:bCs/>
-        </w:rPr>
-        <w:t>VLANs</w:t>
-      </w:r>
-      <w:proofErr w:type="spellEnd"/>
+      <w:r>
+        <w:rPr>
+          <w:b/>
+          <w:bCs/>
+        </w:rPr>
+        <w:t>Multicast funcionando entre VLANs</w:t>
+      </w:r>
       <w:r>
         <w:br/>
       </w:r>
@@ -6567,6 +2402,9 @@
     </w:p>
     <w:p>
       <w:r>
+        <w:rPr>
+          <w:noProof/>
+        </w:rPr>
         <w:drawing>
           <wp:inline distT="0" distB="0" distL="0" distR="0" wp14:anchorId="78B893A9" wp14:editId="5C05B4C0">
             <wp:extent cx="2705478" cy="2467319"/>
@@ -6583,7 +2421,7 @@
                     <pic:cNvPicPr/>
                   </pic:nvPicPr>
                   <pic:blipFill>
-                    <a:blip r:embed="rId16"/>
+                    <a:blip r:embed="rId18"/>
                     <a:stretch>
                       <a:fillRect/>
                     </a:stretch>
@@ -6614,6 +2452,9 @@
         </w:sectPr>
       </w:pPr>
       <w:r>
+        <w:rPr>
+          <w:noProof/>
+        </w:rPr>
         <w:drawing>
           <wp:inline distT="0" distB="0" distL="0" distR="0" wp14:anchorId="3F7E52FB" wp14:editId="6C424657">
             <wp:extent cx="2314898" cy="981212"/>
@@ -6630,7 +2471,7 @@
                     <pic:cNvPicPr/>
                   </pic:nvPicPr>
                   <pic:blipFill>
-                    <a:blip r:embed="rId17"/>
+                    <a:blip r:embed="rId19"/>
                     <a:stretch>
                       <a:fillRect/>
                     </a:stretch>
@@ -6661,6 +2502,9 @@
         </w:sectPr>
       </w:pPr>
       <w:r>
+        <w:rPr>
+          <w:noProof/>
+        </w:rPr>
         <w:lastRenderedPageBreak/>
         <w:drawing>
           <wp:inline distT="0" distB="0" distL="0" distR="0" wp14:anchorId="37FE9355" wp14:editId="51404891">
@@ -6678,7 +2522,7 @@
                     <pic:cNvPicPr/>
                   </pic:nvPicPr>
                   <pic:blipFill>
-                    <a:blip r:embed="rId18"/>
+                    <a:blip r:embed="rId20"/>
                     <a:stretch>
                       <a:fillRect/>
                     </a:stretch>
@@ -6707,6 +2551,9 @@
     </w:p>
     <w:p>
       <w:r>
+        <w:rPr>
+          <w:noProof/>
+        </w:rPr>
         <w:drawing>
           <wp:inline distT="0" distB="0" distL="0" distR="0" wp14:anchorId="4E3F9CC4" wp14:editId="2C8F0BE2">
             <wp:extent cx="5943600" cy="5026025"/>
@@ -6723,7 +2570,7 @@
                     <pic:cNvPicPr/>
                   </pic:nvPicPr>
                   <pic:blipFill>
-                    <a:blip r:embed="rId19"/>
+                    <a:blip r:embed="rId21"/>
                     <a:stretch>
                       <a:fillRect/>
                     </a:stretch>
@@ -6756,6 +2603,9 @@
     </w:p>
     <w:p>
       <w:r>
+        <w:rPr>
+          <w:noProof/>
+        </w:rPr>
         <w:lastRenderedPageBreak/>
         <w:drawing>
           <wp:inline distT="0" distB="0" distL="0" distR="0" wp14:anchorId="6FAA0F4B" wp14:editId="72955FC5">
@@ -6773,7 +2623,7 @@
                     <pic:cNvPicPr/>
                   </pic:nvPicPr>
                   <pic:blipFill>
-                    <a:blip r:embed="rId20"/>
+                    <a:blip r:embed="rId22"/>
                     <a:stretch>
                       <a:fillRect/>
                     </a:stretch>
@@ -6796,6 +2646,9 @@
     </w:p>
     <w:p>
       <w:r>
+        <w:rPr>
+          <w:noProof/>
+        </w:rPr>
         <w:lastRenderedPageBreak/>
         <w:drawing>
           <wp:inline distT="0" distB="0" distL="0" distR="0" wp14:anchorId="5979FD8B" wp14:editId="71CC9310">
@@ -6813,7 +2666,7 @@
                     <pic:cNvPicPr/>
                   </pic:nvPicPr>
                   <pic:blipFill>
-                    <a:blip r:embed="rId21"/>
+                    <a:blip r:embed="rId23"/>
                     <a:stretch>
                       <a:fillRect/>
                     </a:stretch>
@@ -6846,6 +2699,9 @@
     </w:p>
     <w:p>
       <w:r>
+        <w:rPr>
+          <w:noProof/>
+        </w:rPr>
         <w:lastRenderedPageBreak/>
         <w:drawing>
           <wp:inline distT="0" distB="0" distL="0" distR="0" wp14:anchorId="49C7D67B" wp14:editId="02EB9396">
@@ -6863,7 +2719,7 @@
                     <pic:cNvPicPr/>
                   </pic:nvPicPr>
                   <pic:blipFill>
-                    <a:blip r:embed="rId22"/>
+                    <a:blip r:embed="rId24"/>
                     <a:stretch>
                       <a:fillRect/>
                     </a:stretch>
@@ -6896,6 +2752,9 @@
     </w:p>
     <w:p>
       <w:r>
+        <w:rPr>
+          <w:noProof/>
+        </w:rPr>
         <w:lastRenderedPageBreak/>
         <w:drawing>
           <wp:inline distT="0" distB="0" distL="0" distR="0" wp14:anchorId="386FDC6E" wp14:editId="2A0278DA">
@@ -6913,7 +2772,7 @@
                     <pic:cNvPicPr/>
                   </pic:nvPicPr>
                   <pic:blipFill>
-                    <a:blip r:embed="rId23"/>
+                    <a:blip r:embed="rId25"/>
                     <a:stretch>
                       <a:fillRect/>
                     </a:stretch>
@@ -6952,6 +2811,9 @@
     </w:p>
     <w:p>
       <w:r>
+        <w:rPr>
+          <w:noProof/>
+        </w:rPr>
         <w:drawing>
           <wp:inline distT="0" distB="0" distL="0" distR="0" wp14:anchorId="5A82F1A4" wp14:editId="6C7D043B">
             <wp:extent cx="5410955" cy="1428949"/>
@@ -6968,7 +2830,7 @@
                     <pic:cNvPicPr/>
                   </pic:nvPicPr>
                   <pic:blipFill>
-                    <a:blip r:embed="rId24"/>
+                    <a:blip r:embed="rId26"/>
                     <a:stretch>
                       <a:fillRect/>
                     </a:stretch>
@@ -6991,6 +2853,9 @@
     </w:p>
     <w:p>
       <w:r>
+        <w:rPr>
+          <w:noProof/>
+        </w:rPr>
         <w:drawing>
           <wp:inline distT="0" distB="0" distL="0" distR="0" wp14:anchorId="69783F6C" wp14:editId="05C30932">
             <wp:extent cx="5943600" cy="4511040"/>
@@ -7007,7 +2872,7 @@
                     <pic:cNvPicPr/>
                   </pic:nvPicPr>
                   <pic:blipFill>
-                    <a:blip r:embed="rId25"/>
+                    <a:blip r:embed="rId27"/>
                     <a:stretch>
                       <a:fillRect/>
                     </a:stretch>
@@ -7046,15 +2911,7 @@
     </w:p>
     <w:p>
       <w:r>
-        <w:t xml:space="preserve">Si apagas un cliente, el FOG y el </w:t>
-      </w:r>
-      <w:proofErr w:type="spellStart"/>
-      <w:r>
-        <w:t>router</w:t>
-      </w:r>
-      <w:proofErr w:type="spellEnd"/>
-      <w:r>
-        <w:t xml:space="preserve"> siguen mandando las ordenes por UDP. Si sigue la tarea activa. Si reinicias el equipo, la volverá a empezar.</w:t>
+        <w:t>Si apagas un cliente, el FOG y el router siguen mandando las ordenes por UDP. Si sigue la tarea activa. Si reinicias el equipo, la volverá a empezar.</w:t>
       </w:r>
     </w:p>
     <w:p>
@@ -7064,40 +2921,14 @@
     </w:p>
     <w:p>
       <w:r>
-        <w:t>/</w:t>
-      </w:r>
-      <w:proofErr w:type="spellStart"/>
-      <w:r>
-        <w:t>routing</w:t>
-      </w:r>
-      <w:proofErr w:type="spellEnd"/>
-      <w:r>
-        <w:t xml:space="preserve"> </w:t>
-      </w:r>
-      <w:proofErr w:type="spellStart"/>
-      <w:r>
-        <w:t>igmp</w:t>
-      </w:r>
-      <w:proofErr w:type="spellEnd"/>
-      <w:r>
-        <w:t xml:space="preserve">-proxy </w:t>
-      </w:r>
-      <w:proofErr w:type="spellStart"/>
-      <w:r>
-        <w:t>mfc</w:t>
-      </w:r>
-      <w:proofErr w:type="spellEnd"/>
-      <w:r>
-        <w:t xml:space="preserve"> </w:t>
-      </w:r>
-      <w:proofErr w:type="spellStart"/>
-      <w:r>
-        <w:t>print</w:t>
-      </w:r>
-      <w:proofErr w:type="spellEnd"/>
-    </w:p>
-    <w:p>
-      <w:r>
+        <w:t>/routing igmp-proxy mfc print</w:t>
+      </w:r>
+    </w:p>
+    <w:p>
+      <w:r>
+        <w:rPr>
+          <w:noProof/>
+        </w:rPr>
         <w:drawing>
           <wp:inline distT="0" distB="0" distL="0" distR="0" wp14:anchorId="350A3E59" wp14:editId="23041D98">
             <wp:extent cx="5943600" cy="1118235"/>
@@ -7114,7 +2945,7 @@
                     <pic:cNvPicPr/>
                   </pic:nvPicPr>
                   <pic:blipFill>
-                    <a:blip r:embed="rId26"/>
+                    <a:blip r:embed="rId28"/>
                     <a:stretch>
                       <a:fillRect/>
                     </a:stretch>
@@ -7142,43 +2973,17 @@
     </w:p>
     <w:p>
       <w:r>
-        <w:t>/</w:t>
-      </w:r>
-      <w:proofErr w:type="spellStart"/>
-      <w:r>
-        <w:t>tool</w:t>
-      </w:r>
-      <w:proofErr w:type="spellEnd"/>
-      <w:r>
-        <w:t xml:space="preserve"> </w:t>
-      </w:r>
-      <w:proofErr w:type="spellStart"/>
-      <w:r>
-        <w:t>sniffer</w:t>
-      </w:r>
-      <w:proofErr w:type="spellEnd"/>
-      <w:r>
-        <w:t xml:space="preserve"> </w:t>
-      </w:r>
-      <w:proofErr w:type="spellStart"/>
-      <w:r>
-        <w:t>quick</w:t>
-      </w:r>
-      <w:proofErr w:type="spellEnd"/>
-      <w:r>
-        <w:t xml:space="preserve"> </w:t>
-      </w:r>
-      <w:proofErr w:type="gramStart"/>
-      <w:r>
-        <w:t>interface</w:t>
-      </w:r>
-      <w:proofErr w:type="gramEnd"/>
-      <w:r>
-        <w:t>=ether7</w:t>
-      </w:r>
-    </w:p>
-    <w:p>
-      <w:r>
+        <w:t>/tool sniffer quick interface=</w:t>
+      </w:r>
+      <w:r>
+        <w:t>ether2</w:t>
+      </w:r>
+    </w:p>
+    <w:p>
+      <w:r>
+        <w:rPr>
+          <w:noProof/>
+        </w:rPr>
         <w:drawing>
           <wp:inline distT="0" distB="0" distL="0" distR="0" wp14:anchorId="3D8959A2" wp14:editId="6B6BED34">
             <wp:extent cx="5943600" cy="1275715"/>
@@ -7195,7 +3000,7 @@
                     <pic:cNvPicPr/>
                   </pic:nvPicPr>
                   <pic:blipFill>
-                    <a:blip r:embed="rId27"/>
+                    <a:blip r:embed="rId29"/>
                     <a:stretch>
                       <a:fillRect/>
                     </a:stretch>
@@ -7254,38 +3059,13 @@
           <w:b/>
           <w:bCs/>
         </w:rPr>
-        <w:t xml:space="preserve">Despliegue </w:t>
-      </w:r>
-      <w:proofErr w:type="spellStart"/>
-      <w:r>
-        <w:rPr>
-          <w:b/>
-          <w:bCs/>
-        </w:rPr>
-        <w:t>Multicast</w:t>
-      </w:r>
-      <w:proofErr w:type="spellEnd"/>
-      <w:r>
-        <w:rPr>
-          <w:b/>
-          <w:bCs/>
-        </w:rPr>
-        <w:t xml:space="preserve"> con FOG e IGMP Proxy en </w:t>
-      </w:r>
-      <w:proofErr w:type="spellStart"/>
-      <w:r>
-        <w:rPr>
-          <w:b/>
-          <w:bCs/>
-        </w:rPr>
-        <w:t>MikroTik</w:t>
-      </w:r>
-      <w:proofErr w:type="spellEnd"/>
+        <w:t>Despliegue Multicast con FOG e IGMP Proxy en MikroTik</w:t>
+      </w:r>
     </w:p>
     <w:p>
       <w:r>
         <w:pict w14:anchorId="2384CCED">
-          <v:rect id="_x0000_i1190" style="width:0;height:1.5pt" o:hralign="center" o:hrstd="t" o:hr="t" fillcolor="#a0a0a0" stroked="f"/>
+          <v:rect id="_x0000_i1030" style="width:0;height:1.5pt" o:hralign="center" o:hrstd="t" o:hr="t" fillcolor="#a0a0a0" stroked="f"/>
         </w:pict>
       </w:r>
     </w:p>
@@ -7333,7 +3113,6 @@
       <w:r>
         <w:t xml:space="preserve"> utilizando </w:t>
       </w:r>
-      <w:proofErr w:type="spellStart"/>
       <w:r>
         <w:rPr>
           <w:b/>
@@ -7341,7 +3120,6 @@
         </w:rPr>
         <w:t>multicast</w:t>
       </w:r>
-      <w:proofErr w:type="spellEnd"/>
       <w:r>
         <w:t>, permitiendo distribuir una imagen a múltiples equipos en distintas subredes de forma eficiente.</w:t>
       </w:r>
@@ -7349,7 +3127,7 @@
     <w:p>
       <w:r>
         <w:pict w14:anchorId="38B65945">
-          <v:rect id="_x0000_i1191" style="width:0;height:1.5pt" o:hralign="center" o:hrstd="t" o:hr="t" fillcolor="#a0a0a0" stroked="f"/>
+          <v:rect id="_x0000_i1031" style="width:0;height:1.5pt" o:hralign="center" o:hrstd="t" o:hr="t" fillcolor="#a0a0a0" stroked="f"/>
         </w:pict>
       </w:r>
     </w:p>
@@ -7398,7 +3176,6 @@
       <w:r>
         <w:t xml:space="preserve">El despliegue </w:t>
       </w:r>
-      <w:proofErr w:type="spellStart"/>
       <w:r>
         <w:rPr>
           <w:b/>
@@ -7406,7 +3183,6 @@
         </w:rPr>
         <w:t>unicast</w:t>
       </w:r>
-      <w:proofErr w:type="spellEnd"/>
       <w:r>
         <w:t xml:space="preserve"> genera tráfico redundante </w:t>
       </w:r>
@@ -7441,15 +3217,7 @@
         <w:t>👉</w:t>
       </w:r>
       <w:r>
-        <w:t xml:space="preserve"> Con </w:t>
-      </w:r>
-      <w:proofErr w:type="spellStart"/>
-      <w:r>
-        <w:t>multicast</w:t>
-      </w:r>
-      <w:proofErr w:type="spellEnd"/>
-      <w:r>
-        <w:t>:</w:t>
+        <w:t xml:space="preserve"> Con multicast:</w:t>
       </w:r>
     </w:p>
     <w:p>
@@ -7488,7 +3256,7 @@
     <w:p>
       <w:r>
         <w:pict w14:anchorId="468B763F">
-          <v:rect id="_x0000_i1192" style="width:0;height:1.5pt" o:hralign="center" o:hrstd="t" o:hr="t" fillcolor="#a0a0a0" stroked="f"/>
+          <v:rect id="_x0000_i1032" style="width:0;height:1.5pt" o:hralign="center" o:hrstd="t" o:hr="t" fillcolor="#a0a0a0" stroked="f"/>
         </w:pict>
       </w:r>
     </w:p>
@@ -7563,21 +3331,8 @@
           <w:numId w:val="17"/>
         </w:numPr>
       </w:pPr>
-      <w:proofErr w:type="spellStart"/>
-      <w:r>
-        <w:t>Router</w:t>
-      </w:r>
-      <w:proofErr w:type="spellEnd"/>
-      <w:r>
-        <w:t xml:space="preserve"> </w:t>
-      </w:r>
-      <w:proofErr w:type="spellStart"/>
-      <w:r>
-        <w:t>MikroTik</w:t>
-      </w:r>
-      <w:proofErr w:type="spellEnd"/>
-      <w:r>
-        <w:t xml:space="preserve">: </w:t>
+      <w:r>
+        <w:t xml:space="preserve">Router MikroTik: </w:t>
       </w:r>
     </w:p>
     <w:p>
@@ -7588,7 +3343,10 @@
         </w:numPr>
       </w:pPr>
       <w:r>
-        <w:t xml:space="preserve">ether5 → red servidores → 10.2.7.0/24 </w:t>
+        <w:t>ether0</w:t>
+      </w:r>
+      <w:r>
+        <w:t xml:space="preserve"> → red servidores → 10.2.7.0/24 </w:t>
       </w:r>
     </w:p>
     <w:p>
@@ -7599,7 +3357,10 @@
         </w:numPr>
       </w:pPr>
       <w:r>
-        <w:t xml:space="preserve">ether6 → aula 1 → 172.18.10.0/24 </w:t>
+        <w:t>ether1</w:t>
+      </w:r>
+      <w:r>
+        <w:t xml:space="preserve"> → aula 1 → 172.18.10.0/24 </w:t>
       </w:r>
     </w:p>
     <w:p>
@@ -7610,7 +3371,10 @@
         </w:numPr>
       </w:pPr>
       <w:r>
-        <w:t xml:space="preserve">ether7 → aula 2 → 172.18.20.0/24 </w:t>
+        <w:t>ether2</w:t>
+      </w:r>
+      <w:r>
+        <w:t xml:space="preserve"> → aula 2 → 172.18.20.0/24 </w:t>
       </w:r>
     </w:p>
     <w:p>
@@ -7621,14 +3385,17 @@
         </w:numPr>
       </w:pPr>
       <w:r>
-        <w:t xml:space="preserve">ether8 → aula 3 → 172.18.30.0/24 </w:t>
+        <w:t>ether3</w:t>
+      </w:r>
+      <w:r>
+        <w:t xml:space="preserve"> → aula 3 → 172.18.30.0/24 </w:t>
       </w:r>
     </w:p>
     <w:p>
       <w:r>
         <w:lastRenderedPageBreak/>
         <w:pict w14:anchorId="6F4421FB">
-          <v:rect id="_x0000_i1193" style="width:0;height:1.5pt" o:hralign="center" o:hrstd="t" o:hr="t" fillcolor="#a0a0a0" stroked="f"/>
+          <v:rect id="_x0000_i1033" style="width:0;height:1.5pt" o:hralign="center" o:hrstd="t" o:hr="t" fillcolor="#a0a0a0" stroked="f"/>
         </w:pict>
       </w:r>
     </w:p>
@@ -7675,21 +3442,8 @@
       </w:r>
       <w:r>
         <w:br/>
-        <w:t xml:space="preserve">   </w:t>
-      </w:r>
-      <w:proofErr w:type="spellStart"/>
-      <w:r>
-        <w:t>MikroTik</w:t>
-      </w:r>
-      <w:proofErr w:type="spellEnd"/>
-      <w:r>
-        <w:t xml:space="preserve"> </w:t>
-      </w:r>
-      <w:proofErr w:type="spellStart"/>
-      <w:r>
-        <w:t>Router</w:t>
-      </w:r>
-      <w:proofErr w:type="spellEnd"/>
+        <w:t xml:space="preserve">   MikroTik Router</w:t>
+      </w:r>
       <w:r>
         <w:br/>
         <w:t xml:space="preserve">        </w:t>
@@ -7764,21 +3518,13 @@
       </w:r>
       <w:r>
         <w:br/>
-        <w:t>Aula</w:t>
-      </w:r>
-      <w:proofErr w:type="gramStart"/>
-      <w:r>
-        <w:t>1  Aula2  Aula</w:t>
-      </w:r>
-      <w:proofErr w:type="gramEnd"/>
-      <w:r>
-        <w:t>3</w:t>
+        <w:t>Aula1  Aula2  Aula3</w:t>
       </w:r>
     </w:p>
     <w:p>
       <w:r>
         <w:pict w14:anchorId="23D884E2">
-          <v:rect id="_x0000_i1194" style="width:0;height:1.5pt" o:hralign="center" o:hrstd="t" o:hr="t" fillcolor="#a0a0a0" stroked="f"/>
+          <v:rect id="_x0000_i1034" style="width:0;height:1.5pt" o:hralign="center" o:hrstd="t" o:hr="t" fillcolor="#a0a0a0" stroked="f"/>
         </w:pict>
       </w:r>
     </w:p>
@@ -7842,39 +3588,7 @@
           <w:b/>
           <w:bCs/>
         </w:rPr>
-        <w:t xml:space="preserve">UDP </w:t>
-      </w:r>
-      <w:proofErr w:type="spellStart"/>
-      <w:r>
-        <w:rPr>
-          <w:b/>
-          <w:bCs/>
-        </w:rPr>
-        <w:t>Multicast</w:t>
-      </w:r>
-      <w:proofErr w:type="spellEnd"/>
-      <w:r>
-        <w:rPr>
-          <w:b/>
-          <w:bCs/>
-        </w:rPr>
-        <w:t xml:space="preserve"> (</w:t>
-      </w:r>
-      <w:proofErr w:type="spellStart"/>
-      <w:r>
-        <w:rPr>
-          <w:b/>
-          <w:bCs/>
-        </w:rPr>
-        <w:t>udpcast</w:t>
-      </w:r>
-      <w:proofErr w:type="spellEnd"/>
-      <w:r>
-        <w:rPr>
-          <w:b/>
-          <w:bCs/>
-        </w:rPr>
-        <w:t>)</w:t>
+        <w:t>UDP Multicast (udpcast)</w:t>
       </w:r>
       <w:r>
         <w:t xml:space="preserve"> → transmisión </w:t>
@@ -7892,23 +3606,7 @@
           <w:b/>
           <w:bCs/>
         </w:rPr>
-        <w:t xml:space="preserve">IGMP (Internet Group Management </w:t>
-      </w:r>
-      <w:proofErr w:type="spellStart"/>
-      <w:r>
-        <w:rPr>
-          <w:b/>
-          <w:bCs/>
-        </w:rPr>
-        <w:t>Protocol</w:t>
-      </w:r>
-      <w:proofErr w:type="spellEnd"/>
-      <w:r>
-        <w:rPr>
-          <w:b/>
-          <w:bCs/>
-        </w:rPr>
-        <w:t>)</w:t>
+        <w:t>IGMP (Internet Group Management Protocol)</w:t>
       </w:r>
       <w:r>
         <w:t xml:space="preserve"> → gestión de grupos </w:t>
@@ -7926,23 +3624,7 @@
           <w:b/>
           <w:bCs/>
         </w:rPr>
-        <w:t>IGMP Proxy (</w:t>
-      </w:r>
-      <w:proofErr w:type="spellStart"/>
-      <w:r>
-        <w:rPr>
-          <w:b/>
-          <w:bCs/>
-        </w:rPr>
-        <w:t>MikroTik</w:t>
-      </w:r>
-      <w:proofErr w:type="spellEnd"/>
-      <w:r>
-        <w:rPr>
-          <w:b/>
-          <w:bCs/>
-        </w:rPr>
-        <w:t>)</w:t>
+        <w:t>IGMP Proxy (MikroTik)</w:t>
       </w:r>
       <w:r>
         <w:t xml:space="preserve"> → reenvío entre subredes </w:t>
@@ -7951,7 +3633,7 @@
     <w:p>
       <w:r>
         <w:pict w14:anchorId="446E9EC1">
-          <v:rect id="_x0000_i1195" style="width:0;height:1.5pt" o:hralign="center" o:hrstd="t" o:hr="t" fillcolor="#a0a0a0" stroked="f"/>
+          <v:rect id="_x0000_i1035" style="width:0;height:1.5pt" o:hralign="center" o:hrstd="t" o:hr="t" fillcolor="#a0a0a0" stroked="f"/>
         </w:pict>
       </w:r>
     </w:p>
@@ -7997,171 +3679,56 @@
           <w:b/>
           <w:bCs/>
         </w:rPr>
-        <w:t xml:space="preserve">5.1 IGMP Proxy en </w:t>
-      </w:r>
-      <w:proofErr w:type="spellStart"/>
-      <w:r>
-        <w:rPr>
-          <w:b/>
-          <w:bCs/>
-        </w:rPr>
-        <w:t>MikroTik</w:t>
-      </w:r>
-      <w:proofErr w:type="spellEnd"/>
-    </w:p>
-    <w:p>
-      <w:r>
-        <w:t>/</w:t>
-      </w:r>
-      <w:proofErr w:type="spellStart"/>
-      <w:r>
-        <w:t>routing</w:t>
-      </w:r>
-      <w:proofErr w:type="spellEnd"/>
-      <w:r>
-        <w:t xml:space="preserve"> </w:t>
-      </w:r>
-      <w:proofErr w:type="spellStart"/>
-      <w:r>
-        <w:t>igmp</w:t>
-      </w:r>
-      <w:proofErr w:type="spellEnd"/>
-      <w:r>
-        <w:t xml:space="preserve">-proxy set </w:t>
-      </w:r>
-      <w:proofErr w:type="spellStart"/>
-      <w:r>
-        <w:t>quick-leave</w:t>
-      </w:r>
-      <w:proofErr w:type="spellEnd"/>
-      <w:r>
-        <w:t>=yes</w:t>
+        <w:t>5.1 IGMP Proxy en MikroTik</w:t>
+      </w:r>
+    </w:p>
+    <w:p>
+      <w:r>
+        <w:t>/routing igmp-proxy set quick-leave=yes</w:t>
       </w:r>
       <w:r>
         <w:br/>
       </w:r>
       <w:r>
         <w:br/>
-        <w:t>/</w:t>
-      </w:r>
-      <w:proofErr w:type="spellStart"/>
-      <w:r>
-        <w:t>routing</w:t>
-      </w:r>
-      <w:proofErr w:type="spellEnd"/>
-      <w:r>
-        <w:t xml:space="preserve"> </w:t>
-      </w:r>
-      <w:proofErr w:type="spellStart"/>
-      <w:r>
-        <w:t>igmp</w:t>
-      </w:r>
-      <w:proofErr w:type="spellEnd"/>
-      <w:r>
-        <w:t xml:space="preserve">-proxy </w:t>
-      </w:r>
-      <w:proofErr w:type="gramStart"/>
-      <w:r>
-        <w:t>interface</w:t>
-      </w:r>
-      <w:proofErr w:type="gramEnd"/>
+        <w:t>/routing igmp-proxy interface</w:t>
+      </w:r>
       <w:r>
         <w:br/>
-      </w:r>
-      <w:proofErr w:type="spellStart"/>
-      <w:r>
-        <w:t>add</w:t>
-      </w:r>
-      <w:proofErr w:type="spellEnd"/>
-      <w:r>
-        <w:t xml:space="preserve"> </w:t>
-      </w:r>
-      <w:proofErr w:type="gramStart"/>
-      <w:r>
-        <w:t>interface</w:t>
-      </w:r>
-      <w:proofErr w:type="gramEnd"/>
-      <w:r>
-        <w:t xml:space="preserve">=ether5 </w:t>
-      </w:r>
-      <w:proofErr w:type="spellStart"/>
-      <w:r>
-        <w:t>upstream</w:t>
-      </w:r>
-      <w:proofErr w:type="spellEnd"/>
-      <w:r>
-        <w:t>=yes alternative-</w:t>
-      </w:r>
-      <w:proofErr w:type="spellStart"/>
-      <w:r>
-        <w:t>subnets</w:t>
-      </w:r>
-      <w:proofErr w:type="spellEnd"/>
-      <w:r>
-        <w:t>=10.2.7.0/24</w:t>
+        <w:t>add interface=</w:t>
+      </w:r>
+      <w:r>
+        <w:t>ether0</w:t>
+      </w:r>
+      <w:r>
+        <w:t xml:space="preserve"> upstream=yes alternative-subnets=10.2.7.0/24</w:t>
       </w:r>
       <w:r>
         <w:br/>
-      </w:r>
-      <w:proofErr w:type="spellStart"/>
-      <w:r>
-        <w:t>add</w:t>
-      </w:r>
-      <w:proofErr w:type="spellEnd"/>
-      <w:r>
-        <w:t xml:space="preserve"> </w:t>
-      </w:r>
-      <w:proofErr w:type="gramStart"/>
-      <w:r>
-        <w:t>interface</w:t>
-      </w:r>
-      <w:proofErr w:type="gramEnd"/>
-      <w:r>
-        <w:t>=ether6</w:t>
+        <w:t>add interface=</w:t>
+      </w:r>
+      <w:r>
+        <w:t>ether1</w:t>
       </w:r>
       <w:r>
         <w:br/>
-      </w:r>
-      <w:proofErr w:type="spellStart"/>
-      <w:r>
-        <w:t>add</w:t>
-      </w:r>
-      <w:proofErr w:type="spellEnd"/>
-      <w:r>
-        <w:t xml:space="preserve"> </w:t>
-      </w:r>
-      <w:proofErr w:type="gramStart"/>
-      <w:r>
-        <w:t>interface</w:t>
-      </w:r>
-      <w:proofErr w:type="gramEnd"/>
-      <w:r>
-        <w:t>=ether7</w:t>
+        <w:t>add interface=</w:t>
+      </w:r>
+      <w:r>
+        <w:t>ether2</w:t>
       </w:r>
       <w:r>
         <w:br/>
-      </w:r>
-      <w:proofErr w:type="spellStart"/>
-      <w:r>
-        <w:t>add</w:t>
-      </w:r>
-      <w:proofErr w:type="spellEnd"/>
-      <w:r>
-        <w:t xml:space="preserve"> </w:t>
-      </w:r>
-      <w:proofErr w:type="gramStart"/>
-      <w:r>
-        <w:t>interface</w:t>
-      </w:r>
-      <w:proofErr w:type="gramEnd"/>
-      <w:r>
-        <w:t>=ether8</w:t>
+        <w:t>add interface=</w:t>
+      </w:r>
+      <w:r>
+        <w:t>ether3</w:t>
       </w:r>
     </w:p>
     <w:p>
       <w:r>
         <w:pict w14:anchorId="62CD24FB">
-          <v:rect id="_x0000_i1196" style="width:0;height:1.5pt" o:hralign="center" o:hrstd="t" o:hr="t" fillcolor="#a0a0a0" stroked="f"/>
+          <v:rect id="_x0000_i1036" style="width:0;height:1.5pt" o:hralign="center" o:hrstd="t" o:hr="t" fillcolor="#a0a0a0" stroked="f"/>
         </w:pict>
       </w:r>
     </w:p>
@@ -8182,132 +3749,18 @@
     </w:p>
     <w:p>
       <w:r>
-        <w:t>/</w:t>
-      </w:r>
-      <w:proofErr w:type="spellStart"/>
-      <w:r>
-        <w:t>ip</w:t>
-      </w:r>
-      <w:proofErr w:type="spellEnd"/>
-      <w:r>
-        <w:t xml:space="preserve"> firewall </w:t>
-      </w:r>
-      <w:proofErr w:type="spellStart"/>
-      <w:r>
-        <w:t>filter</w:t>
-      </w:r>
-      <w:proofErr w:type="spellEnd"/>
-      <w:r>
-        <w:t xml:space="preserve"> </w:t>
-      </w:r>
-      <w:proofErr w:type="spellStart"/>
-      <w:r>
-        <w:t>add</w:t>
-      </w:r>
-      <w:proofErr w:type="spellEnd"/>
-      <w:r>
-        <w:t xml:space="preserve"> </w:t>
-      </w:r>
-      <w:proofErr w:type="spellStart"/>
-      <w:r>
-        <w:t>chain</w:t>
-      </w:r>
-      <w:proofErr w:type="spellEnd"/>
-      <w:r>
-        <w:t xml:space="preserve">=forward </w:t>
-      </w:r>
-      <w:proofErr w:type="spellStart"/>
-      <w:r>
-        <w:t>protocol</w:t>
-      </w:r>
-      <w:proofErr w:type="spellEnd"/>
-      <w:r>
-        <w:t>=</w:t>
-      </w:r>
-      <w:proofErr w:type="spellStart"/>
-      <w:r>
-        <w:t>igmp</w:t>
-      </w:r>
-      <w:proofErr w:type="spellEnd"/>
-      <w:r>
-        <w:t xml:space="preserve"> </w:t>
-      </w:r>
-      <w:proofErr w:type="spellStart"/>
-      <w:r>
-        <w:t>action</w:t>
-      </w:r>
-      <w:proofErr w:type="spellEnd"/>
-      <w:r>
-        <w:t>=</w:t>
-      </w:r>
-      <w:proofErr w:type="spellStart"/>
-      <w:r>
-        <w:t>accept</w:t>
-      </w:r>
-      <w:proofErr w:type="spellEnd"/>
+        <w:t>/ip firewall filter add chain=forward protocol=igmp action=accept</w:t>
+      </w:r>
       <w:r>
         <w:br/>
-        <w:t>/</w:t>
-      </w:r>
-      <w:proofErr w:type="spellStart"/>
-      <w:r>
-        <w:t>ip</w:t>
-      </w:r>
-      <w:proofErr w:type="spellEnd"/>
-      <w:r>
-        <w:t xml:space="preserve"> firewall </w:t>
-      </w:r>
-      <w:proofErr w:type="spellStart"/>
-      <w:r>
-        <w:t>filter</w:t>
-      </w:r>
-      <w:proofErr w:type="spellEnd"/>
-      <w:r>
-        <w:t xml:space="preserve"> </w:t>
-      </w:r>
-      <w:proofErr w:type="spellStart"/>
-      <w:r>
-        <w:t>add</w:t>
-      </w:r>
-      <w:proofErr w:type="spellEnd"/>
-      <w:r>
-        <w:t xml:space="preserve"> </w:t>
-      </w:r>
-      <w:proofErr w:type="spellStart"/>
-      <w:r>
-        <w:t>chain</w:t>
-      </w:r>
-      <w:proofErr w:type="spellEnd"/>
-      <w:r>
-        <w:t xml:space="preserve">=forward </w:t>
-      </w:r>
-      <w:proofErr w:type="spellStart"/>
-      <w:r>
-        <w:t>dst-address</w:t>
-      </w:r>
-      <w:proofErr w:type="spellEnd"/>
-      <w:r>
-        <w:t xml:space="preserve">=224.0.0.0/4 </w:t>
-      </w:r>
-      <w:proofErr w:type="spellStart"/>
-      <w:r>
-        <w:t>action</w:t>
-      </w:r>
-      <w:proofErr w:type="spellEnd"/>
-      <w:r>
-        <w:t>=</w:t>
-      </w:r>
-      <w:proofErr w:type="spellStart"/>
-      <w:r>
-        <w:t>accept</w:t>
-      </w:r>
-      <w:proofErr w:type="spellEnd"/>
+        <w:t>/ip firewall filter add chain=forward dst-address=224.0.0.0/4 action=accept</w:t>
+      </w:r>
     </w:p>
     <w:p>
       <w:r>
         <w:lastRenderedPageBreak/>
         <w:pict w14:anchorId="7310AD56">
-          <v:rect id="_x0000_i1197" style="width:0;height:1.5pt" o:hralign="center" o:hrstd="t" o:hr="t" fillcolor="#a0a0a0" stroked="f"/>
+          <v:rect id="_x0000_i1037" style="width:0;height:1.5pt" o:hralign="center" o:hrstd="t" o:hr="t" fillcolor="#a0a0a0" stroked="f"/>
         </w:pict>
       </w:r>
     </w:p>
@@ -8361,21 +3814,18 @@
           <w:b/>
           <w:bCs/>
         </w:rPr>
-        <w:t xml:space="preserve"> Verificación de tráfico </w:t>
-      </w:r>
-      <w:proofErr w:type="spellStart"/>
-      <w:r>
-        <w:rPr>
-          <w:b/>
-          <w:bCs/>
-        </w:rPr>
-        <w:t>multicast</w:t>
-      </w:r>
-      <w:proofErr w:type="spellEnd"/>
-    </w:p>
-    <w:p>
-      <w:r>
-        <w:t>Captura en ether5:</w:t>
+        <w:t xml:space="preserve"> Verificación de tráfico multicast</w:t>
+      </w:r>
+    </w:p>
+    <w:p>
+      <w:r>
+        <w:t xml:space="preserve">Captura en </w:t>
+      </w:r>
+      <w:r>
+        <w:t>ether0</w:t>
+      </w:r>
+      <w:r>
+        <w:t>:</w:t>
       </w:r>
     </w:p>
     <w:p>
@@ -8408,15 +3858,7 @@
         </w:numPr>
       </w:pPr>
       <w:r>
-        <w:t xml:space="preserve">Protocolo: UDP </w:t>
-      </w:r>
-      <w:proofErr w:type="spellStart"/>
-      <w:r>
-        <w:t>multicast</w:t>
-      </w:r>
-      <w:proofErr w:type="spellEnd"/>
-      <w:r>
-        <w:t xml:space="preserve"> </w:t>
+        <w:t xml:space="preserve">Protocolo: UDP multicast </w:t>
       </w:r>
     </w:p>
     <w:p>
@@ -8433,7 +3875,7 @@
     <w:p>
       <w:r>
         <w:pict w14:anchorId="61D6BB9E">
-          <v:rect id="_x0000_i1198" style="width:0;height:1.5pt" o:hralign="center" o:hrstd="t" o:hr="t" fillcolor="#a0a0a0" stroked="f"/>
+          <v:rect id="_x0000_i1038" style="width:0;height:1.5pt" o:hralign="center" o:hrstd="t" o:hr="t" fillcolor="#a0a0a0" stroked="f"/>
         </w:pict>
       </w:r>
     </w:p>
@@ -8457,74 +3899,13 @@
           <w:b/>
           <w:bCs/>
         </w:rPr>
-        <w:t xml:space="preserve"> Tabla MFC (</w:t>
-      </w:r>
-      <w:proofErr w:type="spellStart"/>
-      <w:r>
-        <w:rPr>
-          <w:b/>
-          <w:bCs/>
-        </w:rPr>
-        <w:t>Multicast</w:t>
-      </w:r>
-      <w:proofErr w:type="spellEnd"/>
-      <w:r>
-        <w:rPr>
-          <w:b/>
-          <w:bCs/>
-        </w:rPr>
-        <w:t xml:space="preserve"> </w:t>
-      </w:r>
-      <w:proofErr w:type="spellStart"/>
-      <w:r>
-        <w:rPr>
-          <w:b/>
-          <w:bCs/>
-        </w:rPr>
-        <w:t>Forwarding</w:t>
-      </w:r>
-      <w:proofErr w:type="spellEnd"/>
-      <w:r>
-        <w:rPr>
-          <w:b/>
-          <w:bCs/>
-        </w:rPr>
-        <w:t xml:space="preserve"> Cache)</w:t>
-      </w:r>
-    </w:p>
-    <w:p>
-      <w:r>
-        <w:t>/</w:t>
-      </w:r>
-      <w:proofErr w:type="spellStart"/>
-      <w:r>
-        <w:t>routing</w:t>
-      </w:r>
-      <w:proofErr w:type="spellEnd"/>
-      <w:r>
-        <w:t xml:space="preserve"> </w:t>
-      </w:r>
-      <w:proofErr w:type="spellStart"/>
-      <w:r>
-        <w:t>igmp</w:t>
-      </w:r>
-      <w:proofErr w:type="spellEnd"/>
-      <w:r>
-        <w:t xml:space="preserve">-proxy </w:t>
-      </w:r>
-      <w:proofErr w:type="spellStart"/>
-      <w:r>
-        <w:t>mfc</w:t>
-      </w:r>
-      <w:proofErr w:type="spellEnd"/>
-      <w:r>
-        <w:t xml:space="preserve"> </w:t>
-      </w:r>
-      <w:proofErr w:type="spellStart"/>
-      <w:r>
-        <w:t>print</w:t>
-      </w:r>
-      <w:proofErr w:type="spellEnd"/>
+        <w:t xml:space="preserve"> Tabla MFC (Multicast Forwarding Cache)</w:t>
+      </w:r>
+    </w:p>
+    <w:p>
+      <w:r>
+        <w:t>/routing igmp-proxy mfc print</w:t>
+      </w:r>
     </w:p>
     <w:p>
       <w:r>
@@ -8561,7 +3942,25 @@
         </w:numPr>
       </w:pPr>
       <w:r>
-        <w:t xml:space="preserve">Interfaces destino: ether6, ether7, ether8 </w:t>
+        <w:t xml:space="preserve">Interfaces destino: </w:t>
+      </w:r>
+      <w:r>
+        <w:t>ether1</w:t>
+      </w:r>
+      <w:r>
+        <w:t xml:space="preserve">, </w:t>
+      </w:r>
+      <w:r>
+        <w:t>ether2</w:t>
+      </w:r>
+      <w:r>
+        <w:t xml:space="preserve">, </w:t>
+      </w:r>
+      <w:r>
+        <w:t>ether3</w:t>
+      </w:r>
+      <w:r>
+        <w:t xml:space="preserve"> </w:t>
       </w:r>
     </w:p>
     <w:p>
@@ -8572,29 +3971,13 @@
         <w:t>👉</w:t>
       </w:r>
       <w:r>
-        <w:t xml:space="preserve"> Confirma que el </w:t>
-      </w:r>
-      <w:proofErr w:type="spellStart"/>
-      <w:r>
-        <w:t>router</w:t>
-      </w:r>
-      <w:proofErr w:type="spellEnd"/>
-      <w:r>
-        <w:t xml:space="preserve"> reenvía </w:t>
-      </w:r>
-      <w:proofErr w:type="spellStart"/>
-      <w:r>
-        <w:t>multicast</w:t>
-      </w:r>
-      <w:proofErr w:type="spellEnd"/>
-      <w:r>
-        <w:t xml:space="preserve"> a todas las redes</w:t>
+        <w:t xml:space="preserve"> Confirma que el router reenvía multicast a todas las redes</w:t>
       </w:r>
     </w:p>
     <w:p>
       <w:r>
         <w:pict w14:anchorId="05E89483">
-          <v:rect id="_x0000_i1199" style="width:0;height:1.5pt" o:hralign="center" o:hrstd="t" o:hr="t" fillcolor="#a0a0a0" stroked="f"/>
+          <v:rect id="_x0000_i1039" style="width:0;height:1.5pt" o:hralign="center" o:hrstd="t" o:hr="t" fillcolor="#a0a0a0" stroked="f"/>
         </w:pict>
       </w:r>
     </w:p>
@@ -8642,31 +4025,13 @@
       <w:r>
         <w:t xml:space="preserve">Se observa ejecución de </w:t>
       </w:r>
-      <w:proofErr w:type="spellStart"/>
-      <w:r>
-        <w:rPr>
-          <w:b/>
-          <w:bCs/>
-        </w:rPr>
-        <w:t>partclone</w:t>
-      </w:r>
-      <w:proofErr w:type="spellEnd"/>
-      <w:r>
-        <w:rPr>
-          <w:b/>
-          <w:bCs/>
-        </w:rPr>
-        <w:t xml:space="preserve"> + </w:t>
-      </w:r>
-      <w:proofErr w:type="spellStart"/>
-      <w:r>
-        <w:rPr>
-          <w:b/>
-          <w:bCs/>
-        </w:rPr>
-        <w:t>udpcast</w:t>
-      </w:r>
-      <w:proofErr w:type="spellEnd"/>
+      <w:r>
+        <w:rPr>
+          <w:b/>
+          <w:bCs/>
+        </w:rPr>
+        <w:t>partclone + udpcast</w:t>
+      </w:r>
       <w:r>
         <w:t xml:space="preserve"> </w:t>
       </w:r>
@@ -8685,7 +4050,7 @@
     <w:p>
       <w:r>
         <w:pict w14:anchorId="46961F96">
-          <v:rect id="_x0000_i1200" style="width:0;height:1.5pt" o:hralign="center" o:hrstd="t" o:hr="t" fillcolor="#a0a0a0" stroked="f"/>
+          <v:rect id="_x0000_i1040" style="width:0;height:1.5pt" o:hralign="center" o:hrstd="t" o:hr="t" fillcolor="#a0a0a0" stroked="f"/>
         </w:pict>
       </w:r>
     </w:p>
@@ -8819,11 +4184,9 @@
             <w:hideMark/>
           </w:tcPr>
           <w:p>
-            <w:proofErr w:type="spellStart"/>
             <w:r>
               <w:t>Unicast</w:t>
             </w:r>
-            <w:proofErr w:type="spellEnd"/>
           </w:p>
         </w:tc>
         <w:tc>
@@ -8862,12 +4225,10 @@
             <w:hideMark/>
           </w:tcPr>
           <w:p>
-            <w:proofErr w:type="spellStart"/>
             <w:r>
               <w:lastRenderedPageBreak/>
               <w:t>Multicast</w:t>
             </w:r>
-            <w:proofErr w:type="spellEnd"/>
           </w:p>
         </w:tc>
         <w:tc>
@@ -8904,21 +4265,13 @@
         <w:t>👉</w:t>
       </w:r>
       <w:r>
-        <w:t xml:space="preserve"> El </w:t>
-      </w:r>
-      <w:proofErr w:type="spellStart"/>
-      <w:r>
-        <w:t>multicast</w:t>
-      </w:r>
-      <w:proofErr w:type="spellEnd"/>
-      <w:r>
-        <w:t xml:space="preserve"> reduce significativamente el tráfico en red</w:t>
+        <w:t xml:space="preserve"> El multicast reduce significativamente el tráfico en red</w:t>
       </w:r>
     </w:p>
     <w:p>
       <w:r>
         <w:pict w14:anchorId="0846879A">
-          <v:rect id="_x0000_i1201" style="width:0;height:1.5pt" o:hralign="center" o:hrstd="t" o:hr="t" fillcolor="#a0a0a0" stroked="f"/>
+          <v:rect id="_x0000_i1041" style="width:0;height:1.5pt" o:hralign="center" o:hrstd="t" o:hr="t" fillcolor="#a0a0a0" stroked="f"/>
         </w:pict>
       </w:r>
     </w:p>
@@ -8972,17 +4325,8 @@
           <w:b/>
           <w:bCs/>
         </w:rPr>
-        <w:t xml:space="preserve"> 1. No recepción inicial de </w:t>
-      </w:r>
-      <w:proofErr w:type="spellStart"/>
-      <w:r>
-        <w:rPr>
-          <w:b/>
-          <w:bCs/>
-        </w:rPr>
-        <w:t>multicast</w:t>
-      </w:r>
-      <w:proofErr w:type="spellEnd"/>
+        <w:t xml:space="preserve"> 1. No recepción inicial de multicast</w:t>
+      </w:r>
     </w:p>
     <w:p>
       <w:pPr>
@@ -9003,21 +4347,13 @@
         </w:numPr>
       </w:pPr>
       <w:r>
-        <w:t xml:space="preserve">Solución: esperar fase de ejecución de </w:t>
-      </w:r>
-      <w:proofErr w:type="spellStart"/>
-      <w:r>
-        <w:t>udpcast</w:t>
-      </w:r>
-      <w:proofErr w:type="spellEnd"/>
-      <w:r>
-        <w:t xml:space="preserve"> </w:t>
+        <w:t xml:space="preserve">Solución: esperar fase de ejecución de udpcast </w:t>
       </w:r>
     </w:p>
     <w:p>
       <w:r>
         <w:pict w14:anchorId="14CCC4B6">
-          <v:rect id="_x0000_i1202" style="width:0;height:1.5pt" o:hralign="center" o:hrstd="t" o:hr="t" fillcolor="#a0a0a0" stroked="f"/>
+          <v:rect id="_x0000_i1042" style="width:0;height:1.5pt" o:hralign="center" o:hrstd="t" o:hr="t" fillcolor="#a0a0a0" stroked="f"/>
         </w:pict>
       </w:r>
     </w:p>
@@ -9069,7 +4405,7 @@
     <w:p>
       <w:r>
         <w:pict w14:anchorId="0EA34294">
-          <v:rect id="_x0000_i1203" style="width:0;height:1.5pt" o:hralign="center" o:hrstd="t" o:hr="t" fillcolor="#a0a0a0" stroked="f"/>
+          <v:rect id="_x0000_i1043" style="width:0;height:1.5pt" o:hralign="center" o:hrstd="t" o:hr="t" fillcolor="#a0a0a0" stroked="f"/>
         </w:pict>
       </w:r>
     </w:p>
@@ -9123,23 +4459,7 @@
           <w:b/>
           <w:bCs/>
         </w:rPr>
-        <w:t xml:space="preserve">IGMP </w:t>
-      </w:r>
-      <w:proofErr w:type="spellStart"/>
-      <w:r>
-        <w:rPr>
-          <w:b/>
-          <w:bCs/>
-        </w:rPr>
-        <w:t>Snooping</w:t>
-      </w:r>
-      <w:proofErr w:type="spellEnd"/>
-      <w:r>
-        <w:rPr>
-          <w:b/>
-          <w:bCs/>
-        </w:rPr>
-        <w:t xml:space="preserve"> en switches</w:t>
+        <w:t>IGMP Snooping en switches</w:t>
       </w:r>
       <w:r>
         <w:t xml:space="preserve"> </w:t>
@@ -9160,17 +4480,8 @@
           <w:b/>
           <w:bCs/>
         </w:rPr>
-        <w:t xml:space="preserve">IGMP </w:t>
-      </w:r>
-      <w:proofErr w:type="spellStart"/>
-      <w:r>
-        <w:rPr>
-          <w:b/>
-          <w:bCs/>
-        </w:rPr>
-        <w:t>Querier</w:t>
-      </w:r>
-      <w:proofErr w:type="spellEnd"/>
+        <w:t>IGMP Querier</w:t>
+      </w:r>
       <w:r>
         <w:t xml:space="preserve"> </w:t>
       </w:r>
@@ -9183,15 +4494,7 @@
         </w:numPr>
       </w:pPr>
       <w:r>
-        <w:t xml:space="preserve">Monitorizar tráfico </w:t>
-      </w:r>
-      <w:proofErr w:type="spellStart"/>
-      <w:r>
-        <w:t>multicast</w:t>
-      </w:r>
-      <w:proofErr w:type="spellEnd"/>
-      <w:r>
-        <w:t xml:space="preserve"> </w:t>
+        <w:t xml:space="preserve">Monitorizar tráfico multicast </w:t>
       </w:r>
     </w:p>
     <w:p>
@@ -9202,21 +4505,13 @@
         </w:numPr>
       </w:pPr>
       <w:r>
-        <w:t xml:space="preserve">Segmentar red mediante </w:t>
-      </w:r>
-      <w:proofErr w:type="spellStart"/>
-      <w:r>
-        <w:t>VLANs</w:t>
-      </w:r>
-      <w:proofErr w:type="spellEnd"/>
-      <w:r>
-        <w:t xml:space="preserve"> </w:t>
+        <w:t xml:space="preserve">Segmentar red mediante VLANs </w:t>
       </w:r>
     </w:p>
     <w:p>
       <w:r>
         <w:pict w14:anchorId="283DCDAE">
-          <v:rect id="_x0000_i1204" style="width:0;height:1.5pt" o:hralign="center" o:hrstd="t" o:hr="t" fillcolor="#a0a0a0" stroked="f"/>
+          <v:rect id="_x0000_i1044" style="width:0;height:1.5pt" o:hralign="center" o:hrstd="t" o:hr="t" fillcolor="#a0a0a0" stroked="f"/>
         </w:pict>
       </w:r>
     </w:p>
@@ -9308,7 +4603,7 @@
       <w:r>
         <w:lastRenderedPageBreak/>
         <w:pict w14:anchorId="6608629A">
-          <v:rect id="_x0000_i1205" style="width:0;height:1.5pt" o:hralign="center" o:hrstd="t" o:hr="t" fillcolor="#a0a0a0" stroked="f"/>
+          <v:rect id="_x0000_i1045" style="width:0;height:1.5pt" o:hralign="center" o:hrstd="t" o:hr="t" fillcolor="#a0a0a0" stroked="f"/>
         </w:pict>
       </w:r>
     </w:p>
@@ -9344,28 +4639,12 @@
     </w:p>
     <w:p>
       <w:r>
-        <w:t xml:space="preserve">Se ha implementado correctamente un sistema de despliegue </w:t>
-      </w:r>
-      <w:proofErr w:type="spellStart"/>
-      <w:r>
-        <w:t>multicast</w:t>
-      </w:r>
-      <w:proofErr w:type="spellEnd"/>
-      <w:r>
-        <w:t xml:space="preserve"> funcional, permitiendo distribuir imágenes a múltiples subredes de forma eficiente.</w:t>
-      </w:r>
-    </w:p>
-    <w:p>
-      <w:r>
-        <w:t xml:space="preserve">El uso de IGMP Proxy en </w:t>
-      </w:r>
-      <w:proofErr w:type="spellStart"/>
-      <w:r>
-        <w:t>MikroTik</w:t>
-      </w:r>
-      <w:proofErr w:type="spellEnd"/>
-      <w:r>
-        <w:t xml:space="preserve"> ha permitido:</w:t>
+        <w:t>Se ha implementado correctamente un sistema de despliegue multicast funcional, permitiendo distribuir imágenes a múltiples subredes de forma eficiente.</w:t>
+      </w:r>
+    </w:p>
+    <w:p>
+      <w:r>
+        <w:t>El uso de IGMP Proxy en MikroTik ha permitido:</w:t>
       </w:r>
     </w:p>
     <w:p>
@@ -9376,15 +4655,7 @@
         </w:numPr>
       </w:pPr>
       <w:r>
-        <w:t xml:space="preserve">Reenvío controlado de tráfico </w:t>
-      </w:r>
-      <w:proofErr w:type="spellStart"/>
-      <w:r>
-        <w:t>multicast</w:t>
-      </w:r>
-      <w:proofErr w:type="spellEnd"/>
-      <w:r>
-        <w:t xml:space="preserve"> </w:t>
+        <w:t xml:space="preserve">Reenvío controlado de tráfico multicast </w:t>
       </w:r>
     </w:p>
     <w:p>
@@ -9412,7 +4683,7 @@
     <w:p>
       <w:r>
         <w:pict w14:anchorId="6ABB9857">
-          <v:rect id="_x0000_i1206" style="width:0;height:1.5pt" o:hralign="center" o:hrstd="t" o:hr="t" fillcolor="#a0a0a0" stroked="f"/>
+          <v:rect id="_x0000_i1046" style="width:0;height:1.5pt" o:hralign="center" o:hrstd="t" o:hr="t" fillcolor="#a0a0a0" stroked="f"/>
         </w:pict>
       </w:r>
     </w:p>
@@ -9499,21 +4770,8 @@
           <w:numId w:val="27"/>
         </w:numPr>
       </w:pPr>
-      <w:proofErr w:type="spellStart"/>
-      <w:r>
-        <w:t>Sniffer</w:t>
-      </w:r>
-      <w:proofErr w:type="spellEnd"/>
-      <w:r>
-        <w:t xml:space="preserve"> </w:t>
-      </w:r>
-      <w:proofErr w:type="spellStart"/>
-      <w:r>
-        <w:t>MikroTik</w:t>
-      </w:r>
-      <w:proofErr w:type="spellEnd"/>
-      <w:r>
-        <w:t xml:space="preserve"> </w:t>
+      <w:r>
+        <w:t xml:space="preserve">Sniffer MikroTik </w:t>
       </w:r>
     </w:p>
     <w:p>
@@ -9541,7 +4799,7 @@
     <w:p>
       <w:r>
         <w:pict w14:anchorId="39D03F1C">
-          <v:rect id="_x0000_i1207" style="width:0;height:1.5pt" o:hralign="center" o:hrstd="t" o:hr="t" fillcolor="#a0a0a0" stroked="f"/>
+          <v:rect id="_x0000_i1047" style="width:0;height:1.5pt" o:hralign="center" o:hrstd="t" o:hr="t" fillcolor="#a0a0a0" stroked="f"/>
         </w:pict>
       </w:r>
     </w:p>
@@ -9581,15 +4839,7 @@
         </w:numPr>
       </w:pPr>
       <w:r>
-        <w:t xml:space="preserve">Tiempo </w:t>
-      </w:r>
-      <w:proofErr w:type="spellStart"/>
-      <w:r>
-        <w:t>unicast</w:t>
-      </w:r>
-      <w:proofErr w:type="spellEnd"/>
-      <w:r>
-        <w:t xml:space="preserve">: X min </w:t>
+        <w:t xml:space="preserve">Tiempo unicast: X min </w:t>
       </w:r>
     </w:p>
     <w:p>
@@ -9600,21 +4850,13 @@
         </w:numPr>
       </w:pPr>
       <w:r>
-        <w:t xml:space="preserve">Tiempo </w:t>
-      </w:r>
-      <w:proofErr w:type="spellStart"/>
-      <w:r>
-        <w:t>multicast</w:t>
-      </w:r>
-      <w:proofErr w:type="spellEnd"/>
-      <w:r>
-        <w:t xml:space="preserve">: X min </w:t>
+        <w:t xml:space="preserve">Tiempo multicast: X min </w:t>
       </w:r>
     </w:p>
     <w:p>
       <w:r>
         <w:pict w14:anchorId="0511F888">
-          <v:rect id="_x0000_i1208" style="width:0;height:1.5pt" o:hralign="center" o:hrstd="t" o:hr="t" fillcolor="#a0a0a0" stroked="f"/>
+          <v:rect id="_x0000_i1048" style="width:0;height:1.5pt" o:hralign="center" o:hrstd="t" o:hr="t" fillcolor="#a0a0a0" stroked="f"/>
         </w:pict>
       </w:r>
     </w:p>
@@ -9648,30 +4890,14 @@
     </w:p>
     <w:p>
       <w:r>
-        <w:t xml:space="preserve">“El uso de </w:t>
-      </w:r>
-      <w:proofErr w:type="spellStart"/>
-      <w:r>
-        <w:t>multicast</w:t>
-      </w:r>
-      <w:proofErr w:type="spellEnd"/>
-      <w:r>
-        <w:t xml:space="preserve"> basado en IGMP permite optimizar la distribución de imágenes evitando la replicación innecesaria de tráfico, reduciendo la carga en el </w:t>
-      </w:r>
-      <w:proofErr w:type="spellStart"/>
-      <w:r>
-        <w:t>backbone</w:t>
-      </w:r>
-      <w:proofErr w:type="spellEnd"/>
-      <w:r>
-        <w:t xml:space="preserve"> de red y mejorando la eficiencia global del sistema.”</w:t>
+        <w:t>“El uso de multicast basado en IGMP permite optimizar la distribución de imágenes evitando la replicación innecesaria de tráfico, reduciendo la carga en el backbone de red y mejorando la eficiencia global del sistema.”</w:t>
       </w:r>
     </w:p>
     <w:p>
       <w:r>
         <w:lastRenderedPageBreak/>
         <w:pict w14:anchorId="1D782757">
-          <v:rect id="_x0000_i1209" style="width:0;height:1.5pt" o:hralign="center" o:hrstd="t" o:hr="t" fillcolor="#a0a0a0" stroked="f"/>
+          <v:rect id="_x0000_i1049" style="width:0;height:1.5pt" o:hralign="center" o:hrstd="t" o:hr="t" fillcolor="#a0a0a0" stroked="f"/>
         </w:pict>
       </w:r>
     </w:p>
@@ -9773,23 +4999,7 @@
           <w:b/>
           <w:bCs/>
         </w:rPr>
-        <w:t xml:space="preserve">fico </w:t>
-      </w:r>
-      <w:proofErr w:type="spellStart"/>
-      <w:r>
-        <w:rPr>
-          <w:b/>
-          <w:bCs/>
-        </w:rPr>
-        <w:t>multicast</w:t>
-      </w:r>
-      <w:proofErr w:type="spellEnd"/>
-      <w:r>
-        <w:rPr>
-          <w:b/>
-          <w:bCs/>
-        </w:rPr>
-        <w:t xml:space="preserve"> (FOG)</w:t>
+        <w:t>fico multicast (FOG)</w:t>
       </w:r>
     </w:p>
     <w:p>
@@ -9824,17 +5034,8 @@
           <w:b/>
           <w:bCs/>
         </w:rPr>
-        <w:t xml:space="preserve">está enviando </w:t>
-      </w:r>
-      <w:proofErr w:type="spellStart"/>
-      <w:r>
-        <w:rPr>
-          <w:b/>
-          <w:bCs/>
-        </w:rPr>
-        <w:t>multicast</w:t>
-      </w:r>
-      <w:proofErr w:type="spellEnd"/>
+        <w:t>está enviando multicast</w:t>
+      </w:r>
     </w:p>
     <w:p>
       <w:pPr>
@@ -9860,72 +5061,26 @@
       </w:r>
     </w:p>
     <w:p>
-      <w:proofErr w:type="spellStart"/>
-      <w:r>
-        <w:t>Sniffer</w:t>
-      </w:r>
-      <w:proofErr w:type="spellEnd"/>
-      <w:r>
-        <w:t xml:space="preserve"> en </w:t>
-      </w:r>
-      <w:proofErr w:type="spellStart"/>
-      <w:r>
-        <w:t>MikroTik</w:t>
-      </w:r>
-      <w:proofErr w:type="spellEnd"/>
-      <w:r>
-        <w:t xml:space="preserve"> (ether5):</w:t>
-      </w:r>
-    </w:p>
-    <w:p>
-      <w:r>
-        <w:t>/</w:t>
-      </w:r>
-      <w:proofErr w:type="spellStart"/>
-      <w:r>
-        <w:t>tool</w:t>
-      </w:r>
-      <w:proofErr w:type="spellEnd"/>
-      <w:r>
-        <w:t xml:space="preserve"> </w:t>
-      </w:r>
-      <w:proofErr w:type="spellStart"/>
-      <w:r>
-        <w:t>sniffer</w:t>
-      </w:r>
-      <w:proofErr w:type="spellEnd"/>
-      <w:r>
-        <w:t xml:space="preserve"> </w:t>
-      </w:r>
-      <w:proofErr w:type="spellStart"/>
-      <w:r>
-        <w:t>quick</w:t>
-      </w:r>
-      <w:proofErr w:type="spellEnd"/>
-      <w:r>
-        <w:t xml:space="preserve"> </w:t>
-      </w:r>
-      <w:proofErr w:type="gramStart"/>
-      <w:r>
-        <w:t>interface</w:t>
-      </w:r>
-      <w:proofErr w:type="gramEnd"/>
-      <w:r>
-        <w:t xml:space="preserve">=ether5 </w:t>
-      </w:r>
-      <w:proofErr w:type="spellStart"/>
-      <w:r>
-        <w:t>ip-protocol</w:t>
-      </w:r>
-      <w:proofErr w:type="spellEnd"/>
-      <w:r>
-        <w:t>=</w:t>
-      </w:r>
-      <w:proofErr w:type="spellStart"/>
-      <w:r>
-        <w:t>udp</w:t>
-      </w:r>
-      <w:proofErr w:type="spellEnd"/>
+      <w:r>
+        <w:t>Sniffer en MikroTik (</w:t>
+      </w:r>
+      <w:r>
+        <w:t>ether0</w:t>
+      </w:r>
+      <w:r>
+        <w:t>):</w:t>
+      </w:r>
+    </w:p>
+    <w:p>
+      <w:r>
+        <w:t>/tool sniffer quick interface=</w:t>
+      </w:r>
+      <w:r>
+        <w:t>ether0</w:t>
+      </w:r>
+      <w:r>
+        <w:t xml:space="preserve"> ip-protocol=udp</w:t>
+      </w:r>
     </w:p>
     <w:p>
       <w:pPr>
@@ -10008,29 +5163,13 @@
     </w:p>
     <w:p>
       <w:r>
-        <w:t xml:space="preserve">Se verifica que el servidor FOG genera tráfico </w:t>
-      </w:r>
-      <w:proofErr w:type="spellStart"/>
-      <w:r>
-        <w:t>multicast</w:t>
-      </w:r>
-      <w:proofErr w:type="spellEnd"/>
-      <w:r>
-        <w:t xml:space="preserve"> dirigido al grupo 233.254.7.5, confirmando el correcto funcionamiento del servicio </w:t>
-      </w:r>
-      <w:proofErr w:type="spellStart"/>
-      <w:r>
-        <w:t>udpcast</w:t>
-      </w:r>
-      <w:proofErr w:type="spellEnd"/>
-      <w:r>
-        <w:t>.</w:t>
+        <w:t>Se verifica que el servidor FOG genera tráfico multicast dirigido al grupo 233.254.7.5, confirmando el correcto funcionamiento del servicio udpcast.</w:t>
       </w:r>
     </w:p>
     <w:p>
       <w:r>
         <w:pict w14:anchorId="55E7A109">
-          <v:rect id="_x0000_i1290" style="width:0;height:1.5pt" o:hralign="center" o:hrstd="t" o:hr="t" fillcolor="#a0a0a0" stroked="f"/>
+          <v:rect id="_x0000_i1050" style="width:0;height:1.5pt" o:hralign="center" o:hrstd="t" o:hr="t" fillcolor="#a0a0a0" stroked="f"/>
         </w:pict>
       </w:r>
     </w:p>
@@ -10126,17 +5265,8 @@
           <w:b/>
           <w:bCs/>
         </w:rPr>
-        <w:t xml:space="preserve">se suscriben al grupo </w:t>
-      </w:r>
-      <w:proofErr w:type="spellStart"/>
-      <w:r>
-        <w:rPr>
-          <w:b/>
-          <w:bCs/>
-        </w:rPr>
-        <w:t>multicast</w:t>
-      </w:r>
-      <w:proofErr w:type="spellEnd"/>
+        <w:t>se suscriben al grupo multicast</w:t>
+      </w:r>
     </w:p>
     <w:p>
       <w:pPr>
@@ -10163,53 +5293,14 @@
     </w:p>
     <w:p>
       <w:r>
-        <w:t>/</w:t>
-      </w:r>
-      <w:proofErr w:type="spellStart"/>
-      <w:r>
-        <w:t>tool</w:t>
-      </w:r>
-      <w:proofErr w:type="spellEnd"/>
-      <w:r>
-        <w:t xml:space="preserve"> </w:t>
-      </w:r>
-      <w:proofErr w:type="spellStart"/>
-      <w:r>
-        <w:t>sniffer</w:t>
-      </w:r>
-      <w:proofErr w:type="spellEnd"/>
-      <w:r>
-        <w:t xml:space="preserve"> </w:t>
-      </w:r>
-      <w:proofErr w:type="spellStart"/>
-      <w:r>
-        <w:t>quick</w:t>
-      </w:r>
-      <w:proofErr w:type="spellEnd"/>
-      <w:r>
-        <w:t xml:space="preserve"> </w:t>
-      </w:r>
-      <w:proofErr w:type="gramStart"/>
-      <w:r>
-        <w:t>interface</w:t>
-      </w:r>
-      <w:proofErr w:type="gramEnd"/>
-      <w:r>
-        <w:t xml:space="preserve">=ether6 </w:t>
-      </w:r>
-      <w:proofErr w:type="spellStart"/>
-      <w:r>
-        <w:t>ip-protocol</w:t>
-      </w:r>
-      <w:proofErr w:type="spellEnd"/>
-      <w:r>
-        <w:t>=</w:t>
-      </w:r>
-      <w:proofErr w:type="spellStart"/>
-      <w:r>
-        <w:t>igmp</w:t>
-      </w:r>
-      <w:proofErr w:type="spellEnd"/>
+        <w:t>/tool sniffer quick interface=</w:t>
+      </w:r>
+      <w:r>
+        <w:t>ether1</w:t>
+      </w:r>
+      <w:r>
+        <w:t xml:space="preserve"> ip-protocol=igmp</w:t>
+      </w:r>
     </w:p>
     <w:p>
       <w:pPr>
@@ -10241,21 +5332,8 @@
           <w:numId w:val="30"/>
         </w:numPr>
       </w:pPr>
-      <w:proofErr w:type="spellStart"/>
-      <w:r>
-        <w:t>Membership</w:t>
-      </w:r>
-      <w:proofErr w:type="spellEnd"/>
-      <w:r>
-        <w:t xml:space="preserve"> </w:t>
-      </w:r>
-      <w:proofErr w:type="spellStart"/>
-      <w:r>
-        <w:t>Report</w:t>
-      </w:r>
-      <w:proofErr w:type="spellEnd"/>
-      <w:r>
-        <w:t xml:space="preserve"> </w:t>
+      <w:r>
+        <w:t xml:space="preserve">Membership Report </w:t>
       </w:r>
     </w:p>
     <w:p>
@@ -10266,15 +5344,7 @@
         </w:numPr>
       </w:pPr>
       <w:r>
-        <w:t xml:space="preserve">Dirección </w:t>
-      </w:r>
-      <w:proofErr w:type="spellStart"/>
-      <w:r>
-        <w:t>multicast</w:t>
-      </w:r>
-      <w:proofErr w:type="spellEnd"/>
-      <w:r>
-        <w:t xml:space="preserve"> (233.x.x.x) </w:t>
+        <w:t xml:space="preserve">Dirección multicast (233.x.x.x) </w:t>
       </w:r>
     </w:p>
     <w:p>
@@ -10302,38 +5372,14 @@
     </w:p>
     <w:p>
       <w:r>
-        <w:t xml:space="preserve">Los clientes generan mensajes IGMP </w:t>
-      </w:r>
-      <w:proofErr w:type="spellStart"/>
-      <w:r>
-        <w:t>Membership</w:t>
-      </w:r>
-      <w:proofErr w:type="spellEnd"/>
-      <w:r>
-        <w:t xml:space="preserve"> </w:t>
-      </w:r>
-      <w:proofErr w:type="spellStart"/>
-      <w:r>
-        <w:t>Report</w:t>
-      </w:r>
-      <w:proofErr w:type="spellEnd"/>
-      <w:r>
-        <w:t xml:space="preserve">, indicando su interés en recibir tráfico </w:t>
-      </w:r>
-      <w:proofErr w:type="spellStart"/>
-      <w:r>
-        <w:t>multicast</w:t>
-      </w:r>
-      <w:proofErr w:type="spellEnd"/>
-      <w:r>
-        <w:t>.</w:t>
+        <w:t>Los clientes generan mensajes IGMP Membership Report, indicando su interés en recibir tráfico multicast.</w:t>
       </w:r>
     </w:p>
     <w:p>
       <w:r>
         <w:lastRenderedPageBreak/>
         <w:pict w14:anchorId="3219C431">
-          <v:rect id="_x0000_i1291" style="width:0;height:1.5pt" o:hralign="center" o:hrstd="t" o:hr="t" fillcolor="#a0a0a0" stroked="f"/>
+          <v:rect id="_x0000_i1051" style="width:0;height:1.5pt" o:hralign="center" o:hrstd="t" o:hr="t" fillcolor="#a0a0a0" stroked="f"/>
         </w:pict>
       </w:r>
     </w:p>
@@ -10422,38 +5468,14 @@
     </w:p>
     <w:p>
       <w:r>
-        <w:t xml:space="preserve">Demostrar que </w:t>
-      </w:r>
-      <w:proofErr w:type="spellStart"/>
-      <w:r>
-        <w:t>MikroTik</w:t>
-      </w:r>
-      <w:proofErr w:type="spellEnd"/>
-      <w:r>
-        <w:t xml:space="preserve"> </w:t>
-      </w:r>
-      <w:r>
-        <w:rPr>
-          <w:b/>
-          <w:bCs/>
-        </w:rPr>
-        <w:t xml:space="preserve">está reenviando </w:t>
-      </w:r>
-      <w:proofErr w:type="spellStart"/>
-      <w:r>
-        <w:rPr>
-          <w:b/>
-          <w:bCs/>
-        </w:rPr>
-        <w:t>multicast</w:t>
-      </w:r>
-      <w:proofErr w:type="spellEnd"/>
-      <w:r>
-        <w:rPr>
-          <w:b/>
-          <w:bCs/>
-        </w:rPr>
-        <w:t xml:space="preserve"> entre redes</w:t>
+        <w:t xml:space="preserve">Demostrar que MikroTik </w:t>
+      </w:r>
+      <w:r>
+        <w:rPr>
+          <w:b/>
+          <w:bCs/>
+        </w:rPr>
+        <w:t>está reenviando multicast entre redes</w:t>
       </w:r>
     </w:p>
     <w:p>
@@ -10481,37 +5503,8 @@
     </w:p>
     <w:p>
       <w:r>
-        <w:t>/</w:t>
-      </w:r>
-      <w:proofErr w:type="spellStart"/>
-      <w:r>
-        <w:t>routing</w:t>
-      </w:r>
-      <w:proofErr w:type="spellEnd"/>
-      <w:r>
-        <w:t xml:space="preserve"> </w:t>
-      </w:r>
-      <w:proofErr w:type="spellStart"/>
-      <w:r>
-        <w:t>igmp</w:t>
-      </w:r>
-      <w:proofErr w:type="spellEnd"/>
-      <w:r>
-        <w:t xml:space="preserve">-proxy </w:t>
-      </w:r>
-      <w:proofErr w:type="spellStart"/>
-      <w:r>
-        <w:t>mfc</w:t>
-      </w:r>
-      <w:proofErr w:type="spellEnd"/>
-      <w:r>
-        <w:t xml:space="preserve"> </w:t>
-      </w:r>
-      <w:proofErr w:type="spellStart"/>
-      <w:r>
-        <w:t>print</w:t>
-      </w:r>
-      <w:proofErr w:type="spellEnd"/>
+        <w:t>/routing igmp-proxy mfc print</w:t>
+      </w:r>
     </w:p>
     <w:p>
       <w:pPr>
@@ -10554,13 +5547,8 @@
           <w:numId w:val="31"/>
         </w:numPr>
       </w:pPr>
-      <w:proofErr w:type="spellStart"/>
-      <w:r>
-        <w:t>Source</w:t>
-      </w:r>
-      <w:proofErr w:type="spellEnd"/>
-      <w:r>
-        <w:t xml:space="preserve">: 10.2.7.5 </w:t>
+      <w:r>
+        <w:t xml:space="preserve">Source: 10.2.7.5 </w:t>
       </w:r>
     </w:p>
     <w:p>
@@ -10571,7 +5559,25 @@
         </w:numPr>
       </w:pPr>
       <w:r>
-        <w:t xml:space="preserve">Interfaces: ether6, ether7, ether8 </w:t>
+        <w:t xml:space="preserve">Interfaces: </w:t>
+      </w:r>
+      <w:r>
+        <w:t>ether1</w:t>
+      </w:r>
+      <w:r>
+        <w:t xml:space="preserve">, </w:t>
+      </w:r>
+      <w:r>
+        <w:t>ether2</w:t>
+      </w:r>
+      <w:r>
+        <w:t xml:space="preserve">, </w:t>
+      </w:r>
+      <w:r>
+        <w:t>ether3</w:t>
+      </w:r>
+      <w:r>
+        <w:t xml:space="preserve"> </w:t>
       </w:r>
     </w:p>
     <w:p>
@@ -10599,29 +5605,13 @@
     </w:p>
     <w:p>
       <w:r>
-        <w:t xml:space="preserve">La tabla MFC confirma que el </w:t>
-      </w:r>
-      <w:proofErr w:type="spellStart"/>
-      <w:r>
-        <w:t>router</w:t>
-      </w:r>
-      <w:proofErr w:type="spellEnd"/>
-      <w:r>
-        <w:t xml:space="preserve"> reenvía tráfico </w:t>
-      </w:r>
-      <w:proofErr w:type="spellStart"/>
-      <w:r>
-        <w:t>multicast</w:t>
-      </w:r>
-      <w:proofErr w:type="spellEnd"/>
-      <w:r>
-        <w:t xml:space="preserve"> desde la red origen hacia las subredes de destino donde existen clientes suscritos.</w:t>
+        <w:t>La tabla MFC confirma que el router reenvía tráfico multicast desde la red origen hacia las subredes de destino donde existen clientes suscritos.</w:t>
       </w:r>
     </w:p>
     <w:p>
       <w:r>
         <w:pict w14:anchorId="21885130">
-          <v:rect id="_x0000_i1292" style="width:0;height:1.5pt" o:hralign="center" o:hrstd="t" o:hr="t" fillcolor="#a0a0a0" stroked="f"/>
+          <v:rect id="_x0000_i1052" style="width:0;height:1.5pt" o:hralign="center" o:hrstd="t" o:hr="t" fillcolor="#a0a0a0" stroked="f"/>
         </w:pict>
       </w:r>
     </w:p>
@@ -10682,17 +5672,8 @@
           <w:b/>
           <w:bCs/>
         </w:rPr>
-        <w:t xml:space="preserve">n en otras </w:t>
-      </w:r>
-      <w:proofErr w:type="spellStart"/>
-      <w:r>
-        <w:rPr>
-          <w:b/>
-          <w:bCs/>
-        </w:rPr>
-        <w:t>VLANs</w:t>
-      </w:r>
-      <w:proofErr w:type="spellEnd"/>
+        <w:t>n en otras VLANs</w:t>
+      </w:r>
     </w:p>
     <w:p>
       <w:pPr>
@@ -10719,15 +5700,7 @@
     </w:p>
     <w:p>
       <w:r>
-        <w:t xml:space="preserve">Demostrar que el </w:t>
-      </w:r>
-      <w:proofErr w:type="spellStart"/>
-      <w:r>
-        <w:t>multicast</w:t>
-      </w:r>
-      <w:proofErr w:type="spellEnd"/>
-      <w:r>
-        <w:t xml:space="preserve"> </w:t>
+        <w:t xml:space="preserve">Demostrar que el multicast </w:t>
       </w:r>
       <w:r>
         <w:rPr>
@@ -10762,39 +5735,10 @@
     </w:p>
     <w:p>
       <w:r>
-        <w:t>/</w:t>
-      </w:r>
-      <w:proofErr w:type="spellStart"/>
-      <w:r>
-        <w:t>tool</w:t>
-      </w:r>
-      <w:proofErr w:type="spellEnd"/>
-      <w:r>
-        <w:t xml:space="preserve"> </w:t>
-      </w:r>
-      <w:proofErr w:type="spellStart"/>
-      <w:r>
-        <w:t>sniffer</w:t>
-      </w:r>
-      <w:proofErr w:type="spellEnd"/>
-      <w:r>
-        <w:t xml:space="preserve"> </w:t>
-      </w:r>
-      <w:proofErr w:type="spellStart"/>
-      <w:r>
-        <w:t>quick</w:t>
-      </w:r>
-      <w:proofErr w:type="spellEnd"/>
-      <w:r>
-        <w:t xml:space="preserve"> </w:t>
-      </w:r>
-      <w:proofErr w:type="gramStart"/>
-      <w:r>
-        <w:t>interface</w:t>
-      </w:r>
-      <w:proofErr w:type="gramEnd"/>
-      <w:r>
-        <w:t>=ether6</w:t>
+        <w:t>/tool sniffer quick interface=</w:t>
+      </w:r>
+      <w:r>
+        <w:t>ether1</w:t>
       </w:r>
     </w:p>
     <w:p>
@@ -10867,21 +5811,13 @@
     </w:p>
     <w:p>
       <w:r>
-        <w:t xml:space="preserve">Se verifica la recepción del flujo </w:t>
-      </w:r>
-      <w:proofErr w:type="spellStart"/>
-      <w:r>
-        <w:t>multicast</w:t>
-      </w:r>
-      <w:proofErr w:type="spellEnd"/>
-      <w:r>
-        <w:t xml:space="preserve"> en las redes remotas, confirmando la correcta propagación del tráfico.</w:t>
+        <w:t>Se verifica la recepción del flujo multicast en las redes remotas, confirmando la correcta propagación del tráfico.</w:t>
       </w:r>
     </w:p>
     <w:p>
       <w:r>
         <w:pict w14:anchorId="059F598F">
-          <v:rect id="_x0000_i1293" style="width:0;height:1.5pt" o:hralign="center" o:hrstd="t" o:hr="t" fillcolor="#a0a0a0" stroked="f"/>
+          <v:rect id="_x0000_i1053" style="width:0;height:1.5pt" o:hralign="center" o:hrstd="t" o:hr="t" fillcolor="#a0a0a0" stroked="f"/>
         </w:pict>
       </w:r>
     </w:p>
@@ -10994,13 +5930,8 @@
           <w:numId w:val="33"/>
         </w:numPr>
       </w:pPr>
-      <w:proofErr w:type="spellStart"/>
-      <w:r>
-        <w:t>Partclone</w:t>
-      </w:r>
-      <w:proofErr w:type="spellEnd"/>
-      <w:r>
-        <w:t xml:space="preserve"> </w:t>
+      <w:r>
+        <w:t xml:space="preserve">Partclone </w:t>
       </w:r>
     </w:p>
     <w:p>
@@ -11010,13 +5941,8 @@
           <w:numId w:val="33"/>
         </w:numPr>
       </w:pPr>
-      <w:proofErr w:type="spellStart"/>
-      <w:r>
-        <w:t>udp</w:t>
-      </w:r>
-      <w:proofErr w:type="spellEnd"/>
-      <w:r>
-        <w:t xml:space="preserve">-receiver </w:t>
+      <w:r>
+        <w:t xml:space="preserve">udp-receiver </w:t>
       </w:r>
     </w:p>
     <w:p>
@@ -11055,29 +5981,13 @@
     </w:p>
     <w:p>
       <w:r>
-        <w:t xml:space="preserve">Los clientes reciben la imagen simultáneamente mediante </w:t>
-      </w:r>
-      <w:proofErr w:type="spellStart"/>
-      <w:r>
-        <w:t>udpcast</w:t>
-      </w:r>
-      <w:proofErr w:type="spellEnd"/>
-      <w:r>
-        <w:t xml:space="preserve">, evidenciando la funcionalidad del despliegue </w:t>
-      </w:r>
-      <w:proofErr w:type="spellStart"/>
-      <w:r>
-        <w:t>multicast</w:t>
-      </w:r>
-      <w:proofErr w:type="spellEnd"/>
-      <w:r>
-        <w:t>.</w:t>
+        <w:t>Los clientes reciben la imagen simultáneamente mediante udpcast, evidenciando la funcionalidad del despliegue multicast.</w:t>
       </w:r>
     </w:p>
     <w:p>
       <w:r>
         <w:pict w14:anchorId="4D3B827D">
-          <v:rect id="_x0000_i1294" style="width:0;height:1.5pt" o:hralign="center" o:hrstd="t" o:hr="t" fillcolor="#a0a0a0" stroked="f"/>
+          <v:rect id="_x0000_i1054" style="width:0;height:1.5pt" o:hralign="center" o:hrstd="t" o:hr="t" fillcolor="#a0a0a0" stroked="f"/>
         </w:pict>
       </w:r>
     </w:p>
@@ -11124,33 +6034,8 @@
           <w:b/>
           <w:bCs/>
         </w:rPr>
-        <w:t xml:space="preserve"> 6. Comparativa </w:t>
-      </w:r>
-      <w:proofErr w:type="spellStart"/>
-      <w:r>
-        <w:rPr>
-          <w:b/>
-          <w:bCs/>
-        </w:rPr>
-        <w:t>Unicast</w:t>
-      </w:r>
-      <w:proofErr w:type="spellEnd"/>
-      <w:r>
-        <w:rPr>
-          <w:b/>
-          <w:bCs/>
-        </w:rPr>
-        <w:t xml:space="preserve"> vs </w:t>
-      </w:r>
-      <w:proofErr w:type="spellStart"/>
-      <w:r>
-        <w:rPr>
-          <w:b/>
-          <w:bCs/>
-        </w:rPr>
-        <w:t>Multicast</w:t>
-      </w:r>
-      <w:proofErr w:type="spellEnd"/>
+        <w:t xml:space="preserve"> 6. Comparativa Unicast vs Multicast</w:t>
+      </w:r>
     </w:p>
     <w:p>
       <w:pPr>
@@ -11211,15 +6096,7 @@
         </w:numPr>
       </w:pPr>
       <w:r>
-        <w:t xml:space="preserve">Tiempo despliegue </w:t>
-      </w:r>
-      <w:proofErr w:type="spellStart"/>
-      <w:r>
-        <w:t>unicast</w:t>
-      </w:r>
-      <w:proofErr w:type="spellEnd"/>
-      <w:r>
-        <w:t xml:space="preserve"> </w:t>
+        <w:t xml:space="preserve">Tiempo despliegue unicast </w:t>
       </w:r>
     </w:p>
     <w:p>
@@ -11230,15 +6107,7 @@
         </w:numPr>
       </w:pPr>
       <w:r>
-        <w:t xml:space="preserve">Tiempo </w:t>
-      </w:r>
-      <w:proofErr w:type="spellStart"/>
-      <w:r>
-        <w:t>multicast</w:t>
-      </w:r>
-      <w:proofErr w:type="spellEnd"/>
-      <w:r>
-        <w:t xml:space="preserve"> </w:t>
+        <w:t xml:space="preserve">Tiempo multicast </w:t>
       </w:r>
     </w:p>
     <w:p>
@@ -11266,29 +6135,13 @@
     </w:p>
     <w:p>
       <w:r>
-        <w:t xml:space="preserve">El uso de </w:t>
-      </w:r>
-      <w:proofErr w:type="spellStart"/>
-      <w:r>
-        <w:t>multicast</w:t>
-      </w:r>
-      <w:proofErr w:type="spellEnd"/>
-      <w:r>
-        <w:t xml:space="preserve"> reduce significativamente el tráfico total, evitando la duplicación de datos característica del </w:t>
-      </w:r>
-      <w:proofErr w:type="spellStart"/>
-      <w:r>
-        <w:t>unicast</w:t>
-      </w:r>
-      <w:proofErr w:type="spellEnd"/>
-      <w:r>
-        <w:t>.</w:t>
+        <w:t>El uso de multicast reduce significativamente el tráfico total, evitando la duplicación de datos característica del unicast.</w:t>
       </w:r>
     </w:p>
     <w:p>
       <w:r>
         <w:pict w14:anchorId="7F09D072">
-          <v:rect id="_x0000_i1295" style="width:0;height:1.5pt" o:hralign="center" o:hrstd="t" o:hr="t" fillcolor="#a0a0a0" stroked="f"/>
+          <v:rect id="_x0000_i1055" style="width:0;height:1.5pt" o:hralign="center" o:hrstd="t" o:hr="t" fillcolor="#a0a0a0" stroked="f"/>
         </w:pict>
       </w:r>
     </w:p>
@@ -11339,13 +6192,8 @@
       </w:r>
     </w:p>
     <w:p>
-      <w:proofErr w:type="spellStart"/>
-      <w:r>
-        <w:t>Sniffer</w:t>
-      </w:r>
-      <w:proofErr w:type="spellEnd"/>
-      <w:r>
-        <w:t xml:space="preserve"> mostrando:</w:t>
+      <w:r>
+        <w:t>Sniffer mostrando:</w:t>
       </w:r>
     </w:p>
     <w:p>
@@ -11357,15 +6205,7 @@
       </w:pPr>
       <w:r>
         <w:lastRenderedPageBreak/>
-        <w:t xml:space="preserve">1 flujo </w:t>
-      </w:r>
-      <w:proofErr w:type="spellStart"/>
-      <w:r>
-        <w:t>multicast</w:t>
-      </w:r>
-      <w:proofErr w:type="spellEnd"/>
-      <w:r>
-        <w:t xml:space="preserve"> </w:t>
+        <w:t xml:space="preserve">1 flujo multicast </w:t>
       </w:r>
     </w:p>
     <w:p>
@@ -11376,21 +6216,13 @@
         </w:numPr>
       </w:pPr>
       <w:r>
-        <w:t xml:space="preserve">vs múltiples flujos </w:t>
-      </w:r>
-      <w:proofErr w:type="spellStart"/>
-      <w:r>
-        <w:t>unicast</w:t>
-      </w:r>
-      <w:proofErr w:type="spellEnd"/>
-      <w:r>
-        <w:t xml:space="preserve"> </w:t>
+        <w:t xml:space="preserve">vs múltiples flujos unicast </w:t>
       </w:r>
     </w:p>
     <w:p>
       <w:r>
         <w:pict w14:anchorId="368E99DB">
-          <v:rect id="_x0000_i1296" style="width:0;height:1.5pt" o:hralign="center" o:hrstd="t" o:hr="t" fillcolor="#a0a0a0" stroked="f"/>
+          <v:rect id="_x0000_i1056" style="width:0;height:1.5pt" o:hralign="center" o:hrstd="t" o:hr="t" fillcolor="#a0a0a0" stroked="f"/>
         </w:pict>
       </w:r>
     </w:p>
@@ -11431,7 +6263,7 @@
     <w:p>
       <w:r>
         <w:pict w14:anchorId="17B12487">
-          <v:rect id="_x0000_i1297" style="width:0;height:1.5pt" o:hralign="center" o:hrstd="t" o:hr="t" fillcolor="#a0a0a0" stroked="f"/>
+          <v:rect id="_x0000_i1057" style="width:0;height:1.5pt" o:hralign="center" o:hrstd="t" o:hr="t" fillcolor="#a0a0a0" stroked="f"/>
         </w:pict>
       </w:r>
     </w:p>
@@ -11491,15 +6323,7 @@
         </w:numPr>
       </w:pPr>
       <w:r>
-        <w:t xml:space="preserve">Generación de tráfico </w:t>
-      </w:r>
-      <w:proofErr w:type="spellStart"/>
-      <w:r>
-        <w:t>multicast</w:t>
-      </w:r>
-      <w:proofErr w:type="spellEnd"/>
-      <w:r>
-        <w:t xml:space="preserve"> </w:t>
+        <w:t xml:space="preserve">Generación de tráfico multicast </w:t>
       </w:r>
     </w:p>
     <w:p>
@@ -11560,7 +6384,7 @@
     <w:p>
       <w:r>
         <w:pict w14:anchorId="01D30AD7">
-          <v:rect id="_x0000_i1298" style="width:0;height:1.5pt" o:hralign="center" o:hrstd="t" o:hr="t" fillcolor="#a0a0a0" stroked="f"/>
+          <v:rect id="_x0000_i1058" style="width:0;height:1.5pt" o:hralign="center" o:hrstd="t" o:hr="t" fillcolor="#a0a0a0" stroked="f"/>
         </w:pict>
       </w:r>
     </w:p>
@@ -11589,25 +6413,57 @@
     </w:p>
     <w:p>
       <w:r>
-        <w:t xml:space="preserve">“La validación del sistema se ha realizado a distintos niveles (generación, control, reenvío y recepción), garantizando el correcto funcionamiento extremo a extremo del tráfico </w:t>
-      </w:r>
-      <w:proofErr w:type="spellStart"/>
-      <w:r>
-        <w:t>multicast</w:t>
-      </w:r>
-      <w:proofErr w:type="spellEnd"/>
-      <w:r>
-        <w:t>.”</w:t>
+        <w:t>“La validación del sistema se ha realizado a distintos niveles (generación, control, reenvío y recepción), garantizando el correcto funcionamiento extremo a extremo del tráfico multicast.”</w:t>
       </w:r>
     </w:p>
     <w:p>
       <w:r>
         <w:pict w14:anchorId="18538BA3">
-          <v:rect id="_x0000_i1299" style="width:0;height:1.5pt" o:hralign="center" o:hrstd="t" o:hr="t" fillcolor="#a0a0a0" stroked="f"/>
+          <v:rect id="_x0000_i1059" style="width:0;height:1.5pt" o:hralign="center" o:hrstd="t" o:hr="t" fillcolor="#a0a0a0" stroked="f"/>
         </w:pict>
       </w:r>
     </w:p>
-    <w:p/>
+    <w:p>
+      <w:pPr>
+        <w:sectPr>
+          <w:pgSz w:w="12240" w:h="15840"/>
+          <w:pgMar w:top="1440" w:right="1440" w:bottom="1440" w:left="1440" w:header="708" w:footer="708" w:gutter="0"/>
+          <w:cols w:space="708"/>
+          <w:docGrid w:linePitch="360"/>
+        </w:sectPr>
+      </w:pPr>
+    </w:p>
+    <w:p>
+      <w:r>
+        <w:lastRenderedPageBreak/>
+        <w:t>RENOMBRAR INTERFACES EN MIKROTIK:</w:t>
+      </w:r>
+    </w:p>
+    <w:p>
+      <w:r>
+        <w:t xml:space="preserve">To change a MikroTik interface name, use WinBox by opening the </w:t>
+      </w:r>
+      <w:r>
+        <w:rPr>
+          <w:b/>
+          <w:bCs/>
+        </w:rPr>
+        <w:t>Interfaces</w:t>
+      </w:r>
+      <w:r>
+        <w:t xml:space="preserve"> tab, double-clicking the desired interface, and entering a new name in the </w:t>
+      </w:r>
+      <w:r>
+        <w:rPr>
+          <w:b/>
+          <w:bCs/>
+        </w:rPr>
+        <w:t>Name</w:t>
+      </w:r>
+      <w:r>
+        <w:t xml:space="preserve"> field. Alternatively, use the CLI command: /interface set [find name=oldName] name=newName. This automatically updates references in most configurations.</w:t>
+      </w:r>
+    </w:p>
     <w:sectPr>
       <w:pgSz w:w="12240" w:h="15840"/>
       <w:pgMar w:top="1440" w:right="1440" w:bottom="1440" w:left="1440" w:header="708" w:footer="708" w:gutter="0"/>

--- a/Documentacion/01_Configuración Router Mikrotik - Multicast.docx
+++ b/Documentacion/01_Configuración Router Mikrotik - Multicast.docx
@@ -182,6 +182,9 @@
         <w:t>4 R lo      loopback       65536  00:00:00:00:00:00</w:t>
       </w:r>
       <w:r>
+        <w:rPr>
+          <w:noProof/>
+        </w:rPr>
         <w:drawing>
           <wp:inline distT="0" distB="0" distL="0" distR="0" wp14:anchorId="5A5987E1" wp14:editId="37BEB84D">
             <wp:extent cx="4753638" cy="1981477"/>
@@ -291,6 +294,9 @@
     </w:p>
     <w:p>
       <w:r>
+        <w:rPr>
+          <w:noProof/>
+        </w:rPr>
         <w:drawing>
           <wp:inline distT="0" distB="0" distL="0" distR="0" wp14:anchorId="30A74086" wp14:editId="1B631558">
             <wp:extent cx="5839640" cy="1438476"/>
@@ -643,6 +649,9 @@
     </w:p>
     <w:p>
       <w:r>
+        <w:rPr>
+          <w:noProof/>
+        </w:rPr>
         <w:lastRenderedPageBreak/>
         <w:drawing>
           <wp:inline distT="0" distB="0" distL="0" distR="0" wp14:anchorId="72241192" wp14:editId="2BF19ECF">
@@ -693,6 +702,9 @@
     </w:p>
     <w:p>
       <w:r>
+        <w:rPr>
+          <w:noProof/>
+        </w:rPr>
         <w:drawing>
           <wp:inline distT="0" distB="0" distL="0" distR="0" wp14:anchorId="50F97888" wp14:editId="0D91D75F">
             <wp:extent cx="5001323" cy="1905266"/>
@@ -801,6 +813,9 @@
     </w:p>
     <w:p>
       <w:r>
+        <w:rPr>
+          <w:noProof/>
+        </w:rPr>
         <w:drawing>
           <wp:inline distT="0" distB="0" distL="0" distR="0" wp14:anchorId="1980C344" wp14:editId="015E593D">
             <wp:extent cx="8229600" cy="3314700"/>
@@ -1358,6 +1373,9 @@
     </w:p>
     <w:p>
       <w:r>
+        <w:rPr>
+          <w:noProof/>
+        </w:rPr>
         <w:drawing>
           <wp:inline distT="0" distB="0" distL="0" distR="0" wp14:anchorId="050955F6" wp14:editId="5BE168AE">
             <wp:extent cx="5943600" cy="1357630"/>
@@ -1452,6 +1470,9 @@
     </w:p>
     <w:p>
       <w:r>
+        <w:rPr>
+          <w:noProof/>
+        </w:rPr>
         <w:drawing>
           <wp:inline distT="0" distB="0" distL="0" distR="0" wp14:anchorId="3D7E515D" wp14:editId="32043E45">
             <wp:extent cx="4429743" cy="695422"/>
@@ -1501,6 +1522,9 @@
     </w:p>
     <w:p>
       <w:r>
+        <w:rPr>
+          <w:noProof/>
+        </w:rPr>
         <w:drawing>
           <wp:inline distT="0" distB="0" distL="0" distR="0" wp14:anchorId="0EC3B706" wp14:editId="05512C90">
             <wp:extent cx="4991797" cy="1933845"/>
@@ -2148,6 +2172,49 @@
         <w:t>ether3</w:t>
       </w:r>
     </w:p>
+    <w:p>
+      <w:r>
+        <w:t>/tool sniffer quick interface=</w:t>
+      </w:r>
+      <w:r>
+        <w:t>ether</w:t>
+      </w:r>
+      <w:r>
+        <w:t>1</w:t>
+      </w:r>
+      <w:r>
+        <w:t xml:space="preserve"> ip-protocol=udp</w:t>
+      </w:r>
+    </w:p>
+    <w:p>
+      <w:r>
+        <w:t>/tool sniffer quick interface=</w:t>
+      </w:r>
+      <w:r>
+        <w:t>ether</w:t>
+      </w:r>
+      <w:r>
+        <w:t>2</w:t>
+      </w:r>
+      <w:r>
+        <w:t xml:space="preserve"> ip-protocol=udp</w:t>
+      </w:r>
+    </w:p>
+    <w:p>
+      <w:r>
+        <w:t>/tool sniffer quick interface=</w:t>
+      </w:r>
+      <w:r>
+        <w:t>ether</w:t>
+      </w:r>
+      <w:r>
+        <w:t>3</w:t>
+      </w:r>
+      <w:r>
+        <w:t xml:space="preserve"> ip-protocol=udp</w:t>
+      </w:r>
+    </w:p>
+    <w:p/>
     <w:p>
       <w:r>
         <w:rPr>
@@ -12159,6 +12226,7 @@
   <w:style w:type="paragraph" w:default="1" w:styleId="Normal">
     <w:name w:val="Normal"/>
     <w:qFormat/>
+    <w:rsid w:val="00026AB9"/>
     <w:rPr>
       <w:lang w:val="es-ES"/>
     </w:rPr>
@@ -12365,6 +12433,7 @@
   <w:style w:type="character" w:default="1" w:styleId="Fuentedeprrafopredeter">
     <w:name w:val="Default Paragraph Font"/>
     <w:uiPriority w:val="1"/>
+    <w:semiHidden/>
     <w:unhideWhenUsed/>
   </w:style>
   <w:style w:type="table" w:default="1" w:styleId="Tablanormal">
